--- a/doku/IT-Lehre Handlungskompetenen Doku.docx
+++ b/doku/IT-Lehre Handlungskompetenen Doku.docx
@@ -592,6 +592,7 @@
         <w:pStyle w:val="berschrift2"/>
       </w:pPr>
       <w:r>
+        <w:lastRenderedPageBreak/>
         <w:t>Lernjournal – Session 16 (16. April 2026)</w:t>
       </w:r>
     </w:p>
@@ -652,11 +653,254 @@
     <w:p>
       <w:r>
         <w:t>• PDF-Kartenhöhe: BOX_H = 40 + max(48mm, Anzahl_Bereiche × 5.8mm) – wächst automatisch mit der Anzahl sichtbarer Bereiche.</w:t>
+      </w:r>
+    </w:p>
+    <w:p>
+      <w:pPr>
+        <w:spacing w:after="200" w:line="276" w:lineRule="auto"/>
+      </w:pPr>
+      <w:r>
+        <w:br w:type="page"/>
+      </w:r>
+    </w:p>
+    <w:p>
+      <w:pPr>
+        <w:pStyle w:val="berschrift1"/>
+      </w:pPr>
+      <w:r>
+        <w:t>Session 17 – 17. April 2026: FHNW Corporate-Identity-Redesign</w:t>
+      </w:r>
+    </w:p>
+    <w:p>
+      <w:r>
+        <w:t>In dieser Session wurde die Benutzeroberfläche des Handlungskompetenz-Trackers vollständig an das Corporate Identity der FHNW Nordwestschweiz angepasst. Ziel war eine professionelle, konsistente Gestaltung im FHNW-Design mit gelber Primärfarbe, Logo-Integration und einem responsiven Layout für Desktop und Mobile.</w:t>
+      </w:r>
+    </w:p>
+    <w:p/>
+    <w:p>
+      <w:pPr>
+        <w:pStyle w:val="berschrift2"/>
+      </w:pPr>
+      <w:r>
+        <w:t>Umgesetzte Design-Anpassungen</w:t>
+      </w:r>
+    </w:p>
+    <w:p>
+      <w:r>
+        <w:t>• FHNW-Gelb (#FDE70E) als Primärfarbe für Header und Sidebar</w:t>
+      </w:r>
+    </w:p>
+    <w:p>
+      <w:r>
+        <w:t>• FHNW Logo (FHNW_Logo.webp) links im Header-Bereich integriert</w:t>
+      </w:r>
+    </w:p>
+    <w:p>
+      <w:r>
+        <w:t>• Grauer Accordion-Block (#efefef) mit «+»/«×»-Icon für auf-/zugeklappte Kompetenz-Bereiche</w:t>
+      </w:r>
+    </w:p>
+    <w:p>
+      <w:r>
+        <w:t>• Geöffnete Accordions in hellem FHNW-Gelb (#FFF48D) hervorgehoben</w:t>
+      </w:r>
+    </w:p>
+    <w:p>
+      <w:r>
+        <w:t>• Weisser Seitenhintergrund (#ffffff) statt grauem Hintergrund</w:t>
+      </w:r>
+    </w:p>
+    <w:p>
+      <w:r>
+        <w:t>• PDF-Export-Button mit eigenem FHNW-Icon (IconPDF.png)</w:t>
+      </w:r>
+    </w:p>
+    <w:p>
+      <w:r>
+        <w:t>• Buchsymbol (IconBuch.png) als Icon für den Übersicht-Navigationseintrag</w:t>
+      </w:r>
+    </w:p>
+    <w:p>
+      <w:r>
+        <w:t>• Alle Accordions starten geschlossen – Nutzer sieht zuerst die Gesamtübersicht</w:t>
+      </w:r>
+    </w:p>
+    <w:p>
+      <w:r>
+        <w:t>• Responsives Layout: Hamburger-Menü auf mobilen Geräten, Sidebar als Overlay</w:t>
+      </w:r>
+    </w:p>
+    <w:p/>
+    <w:p>
+      <w:pPr>
+        <w:pStyle w:val="berschrift2"/>
+      </w:pPr>
+      <w:r>
+        <w:t>Screenshot: Übersichtsansicht (Desktop)</w:t>
+      </w:r>
+    </w:p>
+    <w:p>
+      <w:r>
+        <w:t>Die Übersichtsseite zeigt den Lehrzeit-Fortschritt, die Bereichskarten und das Gesamt-Tortendiagramm im FHNW-Design mit gelbem Header und gelber Sidebar.</w:t>
+      </w:r>
+    </w:p>
+    <w:p>
+      <w:r>
+        <w:rPr>
+          <w:noProof/>
+        </w:rPr>
+        <w:drawing>
+          <wp:inline distT="0" distB="0" distL="0" distR="0" wp14:anchorId="51C4CFFB" wp14:editId="3A9AFB20">
+            <wp:extent cx="5040000" cy="3009997"/>
+            <wp:effectExtent l="0" t="0" r="8255" b="0"/>
+            <wp:docPr id="1269599319" name="Grafik 1"/>
+            <wp:cNvGraphicFramePr/>
+            <a:graphic xmlns:a="http://schemas.openxmlformats.org/drawingml/2006/main">
+              <a:graphicData uri="http://schemas.openxmlformats.org/drawingml/2006/picture">
+                <pic:pic xmlns:pic="http://schemas.openxmlformats.org/drawingml/2006/picture">
+                  <pic:nvPicPr>
+                    <pic:cNvPr id="1269599319" name=""/>
+                    <pic:cNvPicPr/>
+                  </pic:nvPicPr>
+                  <pic:blipFill>
+                    <a:blip r:embed="rId12" cstate="print">
+                      <a:extLst>
+                        <a:ext uri="{28A0092B-C50C-407E-A947-70E740481C1C}">
+                          <a14:useLocalDpi xmlns:a14="http://schemas.microsoft.com/office/drawing/2010/main" val="0"/>
+                        </a:ext>
+                      </a:extLst>
+                    </a:blip>
+                    <a:stretch>
+                      <a:fillRect/>
+                    </a:stretch>
+                  </pic:blipFill>
+                  <pic:spPr>
+                    <a:xfrm>
+                      <a:off x="0" y="0"/>
+                      <a:ext cx="5040000" cy="3009997"/>
+                    </a:xfrm>
+                    <a:prstGeom prst="rect">
+                      <a:avLst/>
+                    </a:prstGeom>
+                  </pic:spPr>
+                </pic:pic>
+              </a:graphicData>
+            </a:graphic>
+          </wp:inline>
+        </w:drawing>
+      </w:r>
+    </w:p>
+    <w:p/>
+    <w:p>
+      <w:pPr>
+        <w:pStyle w:val="berschrift2"/>
+      </w:pPr>
+      <w:r>
+        <w:t>Screenshot: Bereichsansicht mit Accordion</w:t>
+      </w:r>
+    </w:p>
+    <w:p>
+      <w:r>
+        <w:t>Die Bereichsansicht zeigt die Handlungskompetenzen als aufklappbare Accordion-Blöcke. Geöffnete Bereiche erscheinen in hellem Gelb (#FFF48D) mit einem «×»-Icon, geschlossene Bereiche in Grau (#efefef) mit «+»-Icon. Jedes Leistungsziel enthält die Bloom-Bewertungsknöpfe (K0–K5) und ein Kommentarfeld.</w:t>
+      </w:r>
+    </w:p>
+    <w:p>
+      <w:r>
+        <w:rPr>
+          <w:noProof/>
+        </w:rPr>
+        <w:drawing>
+          <wp:inline distT="0" distB="0" distL="0" distR="0" wp14:anchorId="67B54F66" wp14:editId="128CB225">
+            <wp:extent cx="5040000" cy="3009997"/>
+            <wp:effectExtent l="0" t="0" r="8255" b="0"/>
+            <wp:docPr id="1915599821" name="Grafik 2"/>
+            <wp:cNvGraphicFramePr/>
+            <a:graphic xmlns:a="http://schemas.openxmlformats.org/drawingml/2006/main">
+              <a:graphicData uri="http://schemas.openxmlformats.org/drawingml/2006/picture">
+                <pic:pic xmlns:pic="http://schemas.openxmlformats.org/drawingml/2006/picture">
+                  <pic:nvPicPr>
+                    <pic:cNvPr id="1915599821" name=""/>
+                    <pic:cNvPicPr/>
+                  </pic:nvPicPr>
+                  <pic:blipFill>
+                    <a:blip r:embed="rId13" cstate="print">
+                      <a:extLst>
+                        <a:ext uri="{28A0092B-C50C-407E-A947-70E740481C1C}">
+                          <a14:useLocalDpi xmlns:a14="http://schemas.microsoft.com/office/drawing/2010/main" val="0"/>
+                        </a:ext>
+                      </a:extLst>
+                    </a:blip>
+                    <a:stretch>
+                      <a:fillRect/>
+                    </a:stretch>
+                  </pic:blipFill>
+                  <pic:spPr>
+                    <a:xfrm>
+                      <a:off x="0" y="0"/>
+                      <a:ext cx="5040000" cy="3009997"/>
+                    </a:xfrm>
+                    <a:prstGeom prst="rect">
+                      <a:avLst/>
+                    </a:prstGeom>
+                  </pic:spPr>
+                </pic:pic>
+              </a:graphicData>
+            </a:graphic>
+          </wp:inline>
+        </w:drawing>
+      </w:r>
+    </w:p>
+    <w:p/>
+    <w:p>
+      <w:pPr>
+        <w:pStyle w:val="berschrift2"/>
+      </w:pPr>
+      <w:r>
+        <w:t>Technische Umsetzung</w:t>
+      </w:r>
+    </w:p>
+    <w:p>
+      <w:r>
+        <w:t>• CSS Custom Properties (CSS-Variablen) für konsistente FHNW-Farbgebung im gesamten Stylesheet</w:t>
+      </w:r>
+    </w:p>
+    <w:p>
+      <w:r>
+        <w:t>• Accordion-Icon (+/×) via CSS ::before Pseudo-Element – kein zusätzliches JavaScript nötig</w:t>
+      </w:r>
+    </w:p>
+    <w:p>
+      <w:r>
+        <w:t>• Responsives Sidebar-Layout mit CSS transform: translateX() und JavaScript-Toggle-Funktion</w:t>
+      </w:r>
+    </w:p>
+    <w:p>
+      <w:r>
+        <w:t>• Hamburger-Menü auf Mobilgeräten öffnet die Sidebar als Overlay mit halbtransparentem Hintergrund</w:t>
+      </w:r>
+    </w:p>
+    <w:p>
+      <w:r>
+        <w:t>• FHNW-Logo und Icons als separate Bilddateien (FHNW_Logo.webp, IconPDF.png, IconBuch.png)</w:t>
+      </w:r>
+    </w:p>
+    <w:p/>
+    <w:p>
+      <w:pPr>
+        <w:pStyle w:val="berschrift2"/>
+      </w:pPr>
+      <w:r>
+        <w:t>Reflexion</w:t>
+      </w:r>
+    </w:p>
+    <w:p>
+      <w:r>
+        <w:t>Das FHNW-Redesign zeigt, wie professionelles Corporate Identity durch gezielte CSS-Anpassungen und saubere Komponentenstruktur umgesetzt werden kann. Besonders wertvoll war die Erkenntnis, dass CSS Custom Properties (Variablen) die spätere Anpassung und Wartung des Designs erheblich vereinfachen. Die automatisierte Screenshot-Erstellung mit dem Headless-Browser-Modus von Microsoft Edge erwies sich als zuverlässige Methode zur Dokumentation von UI-Zuständen.</w:t>
       </w:r>
     </w:p>
     <w:p/>
     <w:sectPr>
-      <w:headerReference w:type="first" r:id="rId12"/>
+      <w:headerReference w:type="first" r:id="rId14"/>
       <w:pgSz w:w="11906" w:h="16838" w:code="9"/>
       <w:pgMar w:top="1417" w:right="1417" w:bottom="1417" w:left="1417" w:header="709" w:footer="454" w:gutter="0"/>
       <w:cols w:space="708"/>
@@ -4528,21 +4772,6 @@
 </file>
 
 <file path=customXml/item2.xml><?xml version="1.0" encoding="utf-8"?>
-<p:properties xmlns:p="http://schemas.microsoft.com/office/2006/metadata/properties" xmlns:xsi="http://www.w3.org/2001/XMLSchema-instance" xmlns:pc="http://schemas.microsoft.com/office/infopath/2007/PartnerControls">
-  <documentManagement/>
-</p:properties>
-</file>
-
-<file path=customXml/item3.xml><?xml version="1.0" encoding="utf-8"?>
-<?mso-contentType ?>
-<FormTemplates xmlns="http://schemas.microsoft.com/sharepoint/v3/contenttype/forms">
-  <Display>DocumentLibraryForm</Display>
-  <Edit>DocumentLibraryForm</Edit>
-  <New>DocumentLibraryForm</New>
-</FormTemplates>
-</file>
-
-<file path=customXml/item4.xml><?xml version="1.0" encoding="utf-8"?>
 <ct:contentTypeSchema xmlns:ct="http://schemas.microsoft.com/office/2006/metadata/contentType" xmlns:ma="http://schemas.microsoft.com/office/2006/metadata/properties/metaAttributes" ct:_="" ma:_="" ma:contentTypeName="Dokument" ma:contentTypeID="0x0101007903E6EB9CF02E4A9D445768F33CE8A0" ma:contentTypeVersion="10" ma:contentTypeDescription="Ein neues Dokument erstellen." ma:contentTypeScope="" ma:versionID="6ae922be011154ab15be9f8e392bd017">
   <xsd:schema xmlns:xsd="http://www.w3.org/2001/XMLSchema" xmlns:xs="http://www.w3.org/2001/XMLSchema" xmlns:p="http://schemas.microsoft.com/office/2006/metadata/properties" xmlns:ns2="9c9658b7-70b6-4a85-98d8-6fbbaa45c305" xmlns:ns3="469fef08-e3b5-4743-af2d-0bc6e31c71c1" targetNamespace="http://schemas.microsoft.com/office/2006/metadata/properties" ma:root="true" ma:fieldsID="d06d8b5c4036d08665a49476e2e0a1f7" ns2:_="" ns3:_="">
     <xsd:import namespace="9c9658b7-70b6-4a85-98d8-6fbbaa45c305"/>
@@ -4747,6 +4976,21 @@
 </ct:contentTypeSchema>
 </file>
 
+<file path=customXml/item3.xml><?xml version="1.0" encoding="utf-8"?>
+<?mso-contentType ?>
+<FormTemplates xmlns="http://schemas.microsoft.com/sharepoint/v3/contenttype/forms">
+  <Display>DocumentLibraryForm</Display>
+  <Edit>DocumentLibraryForm</Edit>
+  <New>DocumentLibraryForm</New>
+</FormTemplates>
+</file>
+
+<file path=customXml/item4.xml><?xml version="1.0" encoding="utf-8"?>
+<p:properties xmlns:p="http://schemas.microsoft.com/office/2006/metadata/properties" xmlns:xsi="http://www.w3.org/2001/XMLSchema-instance" xmlns:pc="http://schemas.microsoft.com/office/infopath/2007/PartnerControls">
+  <documentManagement/>
+</p:properties>
+</file>
+
 <file path=customXml/item5.xml><?xml version="1.0" encoding="utf-8"?>
 <b:Sources xmlns:b="http://schemas.openxmlformats.org/officeDocument/2006/bibliography" xmlns="http://schemas.openxmlformats.org/officeDocument/2006/bibliography" SelectedStyle="\APA.XSL" StyleName="APA"/>
 </file>
@@ -4760,23 +5004,6 @@
 </file>
 
 <file path=customXml/itemProps2.xml><?xml version="1.0" encoding="utf-8"?>
-<ds:datastoreItem xmlns:ds="http://schemas.openxmlformats.org/officeDocument/2006/customXml" ds:itemID="{49D8654D-D35F-45A1-916C-E770D409409A}">
-  <ds:schemaRefs>
-    <ds:schemaRef ds:uri="http://schemas.microsoft.com/office/2006/metadata/properties"/>
-    <ds:schemaRef ds:uri="http://schemas.microsoft.com/office/infopath/2007/PartnerControls"/>
-  </ds:schemaRefs>
-</ds:datastoreItem>
-</file>
-
-<file path=customXml/itemProps3.xml><?xml version="1.0" encoding="utf-8"?>
-<ds:datastoreItem xmlns:ds="http://schemas.openxmlformats.org/officeDocument/2006/customXml" ds:itemID="{D2CF7831-0288-43C5-9AFD-4D67A1E58A9C}">
-  <ds:schemaRefs>
-    <ds:schemaRef ds:uri="http://schemas.microsoft.com/sharepoint/v3/contenttype/forms"/>
-  </ds:schemaRefs>
-</ds:datastoreItem>
-</file>
-
-<file path=customXml/itemProps4.xml><?xml version="1.0" encoding="utf-8"?>
 <ds:datastoreItem xmlns:ds="http://schemas.openxmlformats.org/officeDocument/2006/customXml" ds:itemID="{6FA82E95-11C5-463A-AADD-8A833425D8D2}">
   <ds:schemaRefs>
     <ds:schemaRef ds:uri="http://schemas.microsoft.com/office/2006/metadata/contentType"/>
@@ -4795,6 +5022,23 @@
 </ds:datastoreItem>
 </file>
 
+<file path=customXml/itemProps3.xml><?xml version="1.0" encoding="utf-8"?>
+<ds:datastoreItem xmlns:ds="http://schemas.openxmlformats.org/officeDocument/2006/customXml" ds:itemID="{D2CF7831-0288-43C5-9AFD-4D67A1E58A9C}">
+  <ds:schemaRefs>
+    <ds:schemaRef ds:uri="http://schemas.microsoft.com/sharepoint/v3/contenttype/forms"/>
+  </ds:schemaRefs>
+</ds:datastoreItem>
+</file>
+
+<file path=customXml/itemProps4.xml><?xml version="1.0" encoding="utf-8"?>
+<ds:datastoreItem xmlns:ds="http://schemas.openxmlformats.org/officeDocument/2006/customXml" ds:itemID="{49D8654D-D35F-45A1-916C-E770D409409A}">
+  <ds:schemaRefs>
+    <ds:schemaRef ds:uri="http://schemas.microsoft.com/office/2006/metadata/properties"/>
+    <ds:schemaRef ds:uri="http://schemas.microsoft.com/office/infopath/2007/PartnerControls"/>
+  </ds:schemaRefs>
+</ds:datastoreItem>
+</file>
+
 <file path=customXml/itemProps5.xml><?xml version="1.0" encoding="utf-8"?>
 <ds:datastoreItem xmlns:ds="http://schemas.openxmlformats.org/officeDocument/2006/customXml" ds:itemID="{59CD317E-5156-4C3B-90E9-8DED7CA2EC5E}">
   <ds:schemaRefs>

--- a/doku/IT-Lehre Handlungskompetenen Doku.docx
+++ b/doku/IT-Lehre Handlungskompetenen Doku.docx
@@ -7,7 +7,13 @@
         <w:pStyle w:val="berschrift1"/>
       </w:pPr>
       <w:r>
-        <w:t>Projektuebersicht</w:t>
+        <w:t>Projekt</w:t>
+      </w:r>
+      <w:r>
+        <w:t>ü</w:t>
+      </w:r>
+      <w:r>
+        <w:t>bersicht</w:t>
       </w:r>
     </w:p>
     <w:p>
@@ -20,7 +26,19 @@
     </w:p>
     <w:p>
       <w:r>
-        <w:t>Dieses Dokument begleitet die Lernreise von Iwo Kuhn im Rahmen der Vorbereitung auf den CAS Kuenstliche Intelligenz fuer Softwareentwicklung (AI-SE) an der FHNW. Es dokumentiert alle umgesetzten Projekte, technischen Entscheide und Lernfortschritte.</w:t>
+        <w:t>Dieses Dokument begleitet die Lernreise von Iwo Kuhn im Rahmen der Vorbereitung auf den CAS K</w:t>
+      </w:r>
+      <w:r>
+        <w:t>ü</w:t>
+      </w:r>
+      <w:r>
+        <w:t>nstliche Intelligenz f</w:t>
+      </w:r>
+      <w:r>
+        <w:t>ü</w:t>
+      </w:r>
+      <w:r>
+        <w:t>r Softwareentwicklung (AI-SE) an der FHNW. Es dokumentiert alle umgesetzten Projekte, technischen Entscheide und Lernfortschritte.</w:t>
       </w:r>
     </w:p>
     <w:p>
@@ -48,7 +66,13 @@
     </w:p>
     <w:p>
       <w:r>
-        <w:t>4. Weitere KI-gestuetzte Werkzeuge im Rahmen des CAS AI-SE (geplant)</w:t>
+        <w:t>4. Weitere KI-gest</w:t>
+      </w:r>
+      <w:r>
+        <w:t>ü</w:t>
+      </w:r>
+      <w:r>
+        <w:t>tzte Werkzeuge im Rahmen des CAS AI-SE (geplant)</w:t>
       </w:r>
     </w:p>
     <w:p>
@@ -61,7 +85,13 @@
     </w:p>
     <w:p>
       <w:r>
-        <w:t>Frontend:   HTML / CSS / JavaScript - spaeter React oder Vue</w:t>
+        <w:t>Frontend:   HTML / CSS / JavaScript - sp</w:t>
+      </w:r>
+      <w:r>
+        <w:t>a</w:t>
+      </w:r>
+      <w:r>
+        <w:t>ter React oder Vue</w:t>
       </w:r>
     </w:p>
     <w:p>
@@ -80,8 +110,28 @@
       </w:r>
     </w:p>
     <w:p>
-      <w:r>
-        <w:t>Spaeter:    Azure DevOps REST API, KI-Komponenten (CAS AI-SE)</w:t>
+      <w:pPr>
+        <w:rPr>
+          <w:lang w:val="fr-CH"/>
+        </w:rPr>
+      </w:pPr>
+      <w:r>
+        <w:rPr>
+          <w:lang w:val="fr-CH"/>
+        </w:rPr>
+        <w:t>Sp</w:t>
+      </w:r>
+      <w:r>
+        <w:rPr>
+          <w:lang w:val="fr-CH"/>
+        </w:rPr>
+        <w:t>a</w:t>
+      </w:r>
+      <w:r>
+        <w:rPr>
+          <w:lang w:val="fr-CH"/>
+        </w:rPr>
+        <w:t>ter:    Azure DevOps REST API, KI-Komponenten (CAS AI-SE)</w:t>
       </w:r>
     </w:p>
     <w:p>
@@ -102,7 +152,13 @@
     </w:p>
     <w:p>
       <w:r>
-        <w:t>Web-Applikation zur Erfassung und Verfolgung von Handlungskompetenzen fuer Informatiklernende EFZ (Bildungsplan 88611). Bewertung von Leistungszielen nach Bloom-Taxonomie (K0-K6), Fortschrittsanzeige und PDF-Export.</w:t>
+        <w:t>Web-Applikation zur Erfassung und Verfolgung von Handlungskompetenzen f</w:t>
+      </w:r>
+      <w:r>
+        <w:t>ü</w:t>
+      </w:r>
+      <w:r>
+        <w:t>r Informatiklernende EFZ (Bildungsplan 88611). Bewertung von Leistungszielen nach Bloom-Taxonomie (K0-K6), Fortschrittsanzeige und PDF-Export.</w:t>
       </w:r>
     </w:p>
     <w:p>
@@ -123,7 +179,19 @@
     </w:p>
     <w:p>
       <w:r>
-        <w:t>Einzelne Datei kompetenz-tracker.html ohne externen Server. Datenspeicherung in kompetenzen.json auf einem gemeinsamen Netzlaufwerk via File System Access API des Browsers. Fallback auf localStorage fuer andere Browser. PDF-Export via jsPDF 2.5.1 und autotable 3.8.2 (CDN, benoetigt Internet).</w:t>
+        <w:t>Einzelne Datei kompetenz-tracker.html ohne externen Server. Datenspeicherung in kompetenzen.json auf einem gemeinsamen Netzlaufwerk via File System Access API des Browsers. Fallback auf localStorage f</w:t>
+      </w:r>
+      <w:r>
+        <w:t>ü</w:t>
+      </w:r>
+      <w:r>
+        <w:t>r andere Browser. PDF-Export via jsPDF 2.5.1 und autotable 3.8.2 (CDN, ben</w:t>
+      </w:r>
+      <w:r>
+        <w:t>ö</w:t>
+      </w:r>
+      <w:r>
+        <w:t>tigt Internet).</w:t>
       </w:r>
     </w:p>
     <w:p>
@@ -136,7 +204,13 @@
     </w:p>
     <w:p>
       <w:r>
-        <w:t>- Personenverwaltung: Erfassen, Bearbeiten, Loeschen (Name, Fachrichtung, Lehrbeginn)</w:t>
+        <w:t>- Personenverwaltung: Erfassen, Bearbeiten, L</w:t>
+      </w:r>
+      <w:r>
+        <w:t>ö</w:t>
+      </w:r>
+      <w:r>
+        <w:t>schen (Name, Fachrichtung, Lehrbeginn)</w:t>
       </w:r>
     </w:p>
     <w:p>
@@ -146,27 +220,75 @@
     </w:p>
     <w:p>
       <w:r>
-        <w:t>- Kompetenzbewertung: Bloom-Stufen K0-K6 pro Leistungsziel mit Kommentarfeld und Aenderungsdatum</w:t>
-      </w:r>
-    </w:p>
-    <w:p>
-      <w:r>
-        <w:t>- Fortschrittsanzeige: Pro Bereich, Sub-Kompetenz und Gesamtuebersicht</w:t>
-      </w:r>
-    </w:p>
-    <w:p>
-      <w:r>
-        <w:t>- Erfuellungslogik: Leistungsziel gilt als erfuellt wenn Ist-Level &gt;= Ziel-Level (goal.max)</w:t>
-      </w:r>
-    </w:p>
-    <w:p>
-      <w:r>
-        <w:t>- PDF-Bericht: Farbkodierte Zielerreichung (Rot-Gelb-Gruen), Seitenzahlen, Legende</w:t>
-      </w:r>
-    </w:p>
-    <w:p>
-      <w:r>
-        <w:t>- JSON-Export und Datei-Dialog beim Oeffnen (File System Access API)</w:t>
+        <w:t xml:space="preserve">- Kompetenzbewertung: Bloom-Stufen K0-K6 pro Leistungsziel mit Kommentarfeld und </w:t>
+      </w:r>
+      <w:r>
+        <w:t>A</w:t>
+      </w:r>
+      <w:r>
+        <w:t>nderungsdatum</w:t>
+      </w:r>
+    </w:p>
+    <w:p>
+      <w:r>
+        <w:t>- Fortschrittsanzeige: Pro Bereich, Sub-Kompetenz und Gesamt</w:t>
+      </w:r>
+      <w:r>
+        <w:t>ü</w:t>
+      </w:r>
+      <w:r>
+        <w:t>bersicht</w:t>
+      </w:r>
+    </w:p>
+    <w:p>
+      <w:r>
+        <w:t>- Erf</w:t>
+      </w:r>
+      <w:r>
+        <w:t>ü</w:t>
+      </w:r>
+      <w:r>
+        <w:t xml:space="preserve">llungslogik: Leistungsziel gilt als </w:t>
+      </w:r>
+      <w:r>
+        <w:t>e</w:t>
+      </w:r>
+      <w:r>
+        <w:t>rf</w:t>
+      </w:r>
+      <w:r>
+        <w:t>ü</w:t>
+      </w:r>
+      <w:r>
+        <w:t>llt</w:t>
+      </w:r>
+      <w:r>
+        <w:t>,</w:t>
+      </w:r>
+      <w:r>
+        <w:t xml:space="preserve"> wenn Ist-Level &gt;= Ziel-Level (goal.max)</w:t>
+      </w:r>
+    </w:p>
+    <w:p>
+      <w:r>
+        <w:t>- PDF-Bericht: Farbkodierte Zielerreichung (Rot-Gelb-Gr</w:t>
+      </w:r>
+      <w:r>
+        <w:t>ü</w:t>
+      </w:r>
+      <w:r>
+        <w:t>n), Seitenzahlen, Legende</w:t>
+      </w:r>
+    </w:p>
+    <w:p>
+      <w:r>
+        <w:t xml:space="preserve">- JSON-Export und Datei-Dialog beim </w:t>
+      </w:r>
+      <w:r>
+        <w:t>Ö</w:t>
+      </w:r>
+      <w:r>
+        <w:t>ffnen (File System Access API)</w:t>
       </w:r>
     </w:p>
     <w:p>
@@ -180,17 +302,41 @@
     </w:p>
     <w:p>
       <w:r>
-        <w:t>GitHub-Integration: Evaluiert und entfernt. Zu komplex fuer Lernende (Token-Verwaltung). Ersetzt durch einfaches File-Handling auf dem Netzlaufwerk.</w:t>
-      </w:r>
-    </w:p>
-    <w:p>
-      <w:r>
-        <w:t>Fortschrittsberechnung: Leistungsziel gilt erst als erreicht wenn level &gt;= goal.max. Vorher war level &gt; 0 als erfuellt gezaehlt worden (falsch).</w:t>
-      </w:r>
-    </w:p>
-    <w:p>
-      <w:r>
-        <w:t>PDF-Bibliothek jsPDF: Unterstuetzt nur Latin-1, kein Unicode (z.B. &gt;= statt kleiner-gleich-Zeichen verwenden).</w:t>
+        <w:t>GitHub-Integration: Evaluiert und entfernt. Zu komplex f</w:t>
+      </w:r>
+      <w:r>
+        <w:t>ü</w:t>
+      </w:r>
+      <w:r>
+        <w:t>r Lernende (Token-Verwaltung). Ersetzt durch einfaches File-Handling auf dem Netzlaufwerk.</w:t>
+      </w:r>
+    </w:p>
+    <w:p>
+      <w:r>
+        <w:t>Fortschrittsberechnung: Leistungsziel gilt erst als erreicht wenn level &gt;= goal.max. Vorher war level &gt; 0 als erf</w:t>
+      </w:r>
+      <w:r>
+        <w:t>ü</w:t>
+      </w:r>
+      <w:r>
+        <w:t>llt gez</w:t>
+      </w:r>
+      <w:r>
+        <w:t>a</w:t>
+      </w:r>
+      <w:r>
+        <w:t>hlt worden (falsch).</w:t>
+      </w:r>
+    </w:p>
+    <w:p>
+      <w:r>
+        <w:t>PDF-Bibliothek jsPDF: Unterst</w:t>
+      </w:r>
+      <w:r>
+        <w:t>ü</w:t>
+      </w:r>
+      <w:r>
+        <w:t>tzt nur Latin-1, kein Unicode (z.B. &gt;= statt kleiner-gleich-Zeichen verwenden).</w:t>
       </w:r>
     </w:p>
     <w:p>
@@ -211,7 +357,19 @@
     </w:p>
     <w:p>
       <w:r>
-        <w:t>Der Umbau dient als Lernprojekt fuer Frontend/Backend-Entwicklung mit Synergie zum CAS AI-SE (Python als Lernsprache fuer KI).</w:t>
+        <w:t>Der Umbau dient als Lernprojekt f</w:t>
+      </w:r>
+      <w:r>
+        <w:t>ü</w:t>
+      </w:r>
+      <w:r>
+        <w:t>r Frontend/Backend-Entwicklung mit Synergie zum CAS AI-SE (Python als Lernsprache f</w:t>
+      </w:r>
+      <w:r>
+        <w:t>ü</w:t>
+      </w:r>
+      <w:r>
+        <w:t>r KI).</w:t>
       </w:r>
     </w:p>
     <w:p>
@@ -229,7 +387,13 @@
     </w:p>
     <w:p>
       <w:r>
-        <w:t xml:space="preserve">  frontend/              HTML-App (bestehend, spaeter modernisieren)</w:t>
+        <w:t xml:space="preserve">  frontend/              HTML-App (bestehend, sp</w:t>
+      </w:r>
+      <w:r>
+        <w:t>a</w:t>
+      </w:r>
+      <w:r>
+        <w:t>ter modernisieren)</w:t>
       </w:r>
     </w:p>
     <w:p>
@@ -276,13 +440,27 @@
       </w:r>
     </w:p>
     <w:p>
-      <w:r>
+      <w:pPr>
+        <w:rPr>
+          <w:lang w:val="en-US"/>
+        </w:rPr>
+      </w:pPr>
+      <w:r>
+        <w:rPr>
+          <w:lang w:val="en-US"/>
+        </w:rPr>
         <w:t>Tabelle Users: Id UNIQUEIDENTIFIER PK, Name NVARCHAR(100), Specialty (platform/app), StartDate DATE, CreatedAt DATETIME2</w:t>
       </w:r>
     </w:p>
     <w:p>
       <w:r>
-        <w:t>Tabelle GoalEntries: Id PK, UserId FK-&gt;Users (CASCADE DELETE), GoalId NVARCHAR(20) z.B. a1.1, Level TINYINT 0-6, Comment NVARCHAR(MAX), UpdatedAt DATETIME2. UNIQUE Constraint auf (UserId, GoalId).</w:t>
+        <w:rPr>
+          <w:lang w:val="en-US"/>
+        </w:rPr>
+        <w:t xml:space="preserve">Tabelle GoalEntries: Id PK, UserId FK-&gt;Users (CASCADE DELETE), GoalId NVARCHAR(20) z.B. a1.1, Level TINYINT 0-6, Comment NVARCHAR(MAX), UpdatedAt DATETIME2. </w:t>
+      </w:r>
+      <w:r>
+        <w:t>UNIQUE Constraint auf (UserId, GoalId).</w:t>
       </w:r>
     </w:p>
     <w:p>
@@ -290,7 +468,13 @@
         <w:pStyle w:val="berschrift3"/>
       </w:pPr>
       <w:r>
-        <w:t>Naechste Schritte</w:t>
+        <w:t>N</w:t>
+      </w:r>
+      <w:r>
+        <w:t>a</w:t>
+      </w:r>
+      <w:r>
+        <w:t>chste Schritte</w:t>
       </w:r>
     </w:p>
     <w:p>
@@ -299,13 +483,27 @@
       </w:r>
     </w:p>
     <w:p>
-      <w:r>
+      <w:pPr>
+        <w:rPr>
+          <w:lang w:val="en-US"/>
+        </w:rPr>
+      </w:pPr>
+      <w:r>
+        <w:rPr>
+          <w:lang w:val="en-US"/>
+        </w:rPr>
         <w:t>- Pakete: pip install fastapi uvicorn sqlalchemy pyodbc</w:t>
       </w:r>
     </w:p>
     <w:p>
       <w:r>
-        <w:t>- REST-Endpunkte implementieren: CRUD fuer Users und GoalEntries</w:t>
+        <w:t>- REST-Endpunkte implementieren: CRUD f</w:t>
+      </w:r>
+      <w:r>
+        <w:t>ü</w:t>
+      </w:r>
+      <w:r>
+        <w:t>r Users und GoalEntries</w:t>
       </w:r>
     </w:p>
     <w:p>
@@ -331,28 +529,94 @@
     </w:p>
     <w:p>
       <w:r>
-        <w:t>- Startup vereinfacht: Ein einziger Button Erlauben und Datei oeffnen. Hintergrund: Browser-Sicherheitsregel erfordert User-Geste vor File Picker.</w:t>
-      </w:r>
-    </w:p>
-    <w:p>
-      <w:r>
-        <w:t>- GitHub-Integration vollstaendig entfernt (war zu komplex fuer den Anwendungsfall, Token-Verwaltung fuer Lernende unpraktisch).</w:t>
-      </w:r>
-    </w:p>
-    <w:p>
-      <w:r>
-        <w:t>- Person wechseln: Bearbeiten und Loeschen direkt auf Personenkarten ergaenzt, mit Bestaetigung vor dem Loeschen.</w:t>
-      </w:r>
-    </w:p>
-    <w:p>
-      <w:r>
-        <w:t>- PDF-Export implementiert: jsPDF mit autotable, farbkodierte Zielerreichung Rot-Gelb-Gruen basierend auf Ist/Ziel-Verhaeltnis.</w:t>
+        <w:t xml:space="preserve">- Startup vereinfacht: Ein einziger Button Erlauben und Datei </w:t>
+      </w:r>
+      <w:r>
+        <w:t>ö</w:t>
+      </w:r>
+      <w:r>
+        <w:t>ffnen. Hintergrund: Browser-Sicherheitsregel erfordert User-Geste vor File Picker.</w:t>
+      </w:r>
+    </w:p>
+    <w:p>
+      <w:r>
+        <w:t>- GitHub-Integration vollst</w:t>
+      </w:r>
+      <w:r>
+        <w:t>a</w:t>
+      </w:r>
+      <w:r>
+        <w:t>ndig entfernt (war zu komplex f</w:t>
+      </w:r>
+      <w:r>
+        <w:t>ü</w:t>
+      </w:r>
+      <w:r>
+        <w:t>r den Anwendungsfall, Token-Verwaltung f</w:t>
+      </w:r>
+      <w:r>
+        <w:t>ü</w:t>
+      </w:r>
+      <w:r>
+        <w:t>r Lernende unpraktisch).</w:t>
+      </w:r>
+    </w:p>
+    <w:p>
+      <w:r>
+        <w:t>- Person wechseln: Bearbeiten und L</w:t>
+      </w:r>
+      <w:r>
+        <w:t>ö</w:t>
+      </w:r>
+      <w:r>
+        <w:t>schen direkt auf Personenkarten erg</w:t>
+      </w:r>
+      <w:r>
+        <w:t>a</w:t>
+      </w:r>
+      <w:r>
+        <w:t>nzt, mit Best</w:t>
+      </w:r>
+      <w:r>
+        <w:t>a</w:t>
+      </w:r>
+      <w:r>
+        <w:t>tigung vor dem L</w:t>
+      </w:r>
+      <w:r>
+        <w:t>ö</w:t>
+      </w:r>
+      <w:r>
+        <w:t>schen.</w:t>
+      </w:r>
+    </w:p>
+    <w:p>
+      <w:r>
+        <w:t>- PDF-Export implementiert: jsPDF mit autotable, farbkodierte Zielerreichung Rot-Gelb-Gr</w:t>
+      </w:r>
+      <w:r>
+        <w:t>ü</w:t>
+      </w:r>
+      <w:r>
+        <w:t>n basierend auf Ist/Ziel-Verh</w:t>
+      </w:r>
+      <w:r>
+        <w:t>a</w:t>
+      </w:r>
+      <w:r>
+        <w:t>ltnis.</w:t>
       </w:r>
     </w:p>
     <w:p>
       <w:r>
         <w:lastRenderedPageBreak/>
-        <w:t>- Fortschrittsberechnung korrigiert: level &gt;= goal.max statt level &gt; 0. Betrifft getAreaProgress(), getUserProgress() und Sub-Kompetenz-Zaehler.</w:t>
+        <w:t>- Fortschrittsberechnung korrigiert: level &gt;= goal.max statt level &gt; 0. Betrifft getAreaProgress(), getUserProgress() und Sub-Kompetenz-Z</w:t>
+      </w:r>
+      <w:r>
+        <w:t>a</w:t>
+      </w:r>
+      <w:r>
+        <w:t>hler.</w:t>
       </w:r>
     </w:p>
     <w:p>
@@ -365,7 +629,13 @@
     </w:p>
     <w:p>
       <w:r>
-        <w:t>- SQL Server 2022 Express installiert. Wichtig: Sprachversion muss mit Windows-Sprache uebereinstimmen (deutsch).</w:t>
+        <w:t xml:space="preserve">- SQL Server 2022 Express installiert. Wichtig: Sprachversion muss mit Windows-Sprache </w:t>
+      </w:r>
+      <w:r>
+        <w:t>ü</w:t>
+      </w:r>
+      <w:r>
+        <w:t>bereinstimmen (deutsch).</w:t>
       </w:r>
     </w:p>
     <w:p>
@@ -375,7 +645,19 @@
     </w:p>
     <w:p>
       <w:r>
-        <w:t>- Berechtigungsproblem geloest: SQL Server im Einzelbenutzermodus gestartet (net start MSSQL$SQLEXPRESS /m), eigenen User via sp_addsrvrolemember als sysadmin hinzugefuegt.</w:t>
+        <w:t>- Berechtigungsproblem gel</w:t>
+      </w:r>
+      <w:r>
+        <w:t>ö</w:t>
+      </w:r>
+      <w:r>
+        <w:t>st: SQL Server im Einzelbenutzermodus gestartet (net start MSSQL$SQLEXPRESS /m), eigenen User via sp_addsrvrolemember als sysadmin hinzugef</w:t>
+      </w:r>
+      <w:r>
+        <w:t>ü</w:t>
+      </w:r>
+      <w:r>
+        <w:t>gt.</w:t>
       </w:r>
     </w:p>
     <w:p>
@@ -395,7 +677,13 @@
     </w:p>
     <w:p>
       <w:r>
-        <w:t>- FHNW-Dokumentationstemplate aufgesetzt und mit bisherigen Inhalten befuellt.</w:t>
+        <w:t>- FHNW-Dokumentationstemplate aufgesetzt und mit bisherigen Inhalten bef</w:t>
+      </w:r>
+      <w:r>
+        <w:t>ü</w:t>
+      </w:r>
+      <w:r>
+        <w:t>llt.</w:t>
       </w:r>
     </w:p>
     <w:p>
@@ -435,7 +723,13 @@
     </w:p>
     <w:p>
       <w:r>
-        <w:t>Kurssprache: Deutsch. Durchfuehrungsort: FHNW, Brugg-Windisch (und remote).</w:t>
+        <w:t>Kurssprache: Deutsch. Durchf</w:t>
+      </w:r>
+      <w:r>
+        <w:t>ü</w:t>
+      </w:r>
+      <w:r>
+        <w:t>hrungsort: FHNW, Brugg-Windisch (und remote).</w:t>
       </w:r>
     </w:p>
     <w:p>
@@ -448,17 +742,41 @@
     </w:p>
     <w:p>
       <w:r>
-        <w:t>Das zentrale Leistungselement des CAS ist ein Hands-On Projekt, das ab dem ersten Kurstag gestartet wird. Es dient als Praxisnachweis und wird waehrend des gesamten Kursverlaufs weiterentwickelt.</w:t>
-      </w:r>
-    </w:p>
-    <w:p>
-      <w:r>
-        <w:t>Geplantes Projekt fuer den CAS-Leistungsnachweis: Kompetenz-Tracker mit KI-Erweiterung.</w:t>
-      </w:r>
-    </w:p>
-    <w:p>
-      <w:r>
-        <w:t>Idee: Den bestehenden Handlungskompetenz-Tracker (aktuell HTML + JSON + FastAPI/MSSQL) um KI-gestuetzte Funktionen erweitern – z.B. automatische Kompetenzstufen-Empfehlung, Lernfortschritt-Analyse oder natuerlichsprachige Auswertungen.</w:t>
+        <w:t>Das zentrale Leistungselement des CAS ist ein Hands-On Projekt, das ab dem ersten Kurstag gestartet wird. Es dient als Praxisnachweis und wird w</w:t>
+      </w:r>
+      <w:r>
+        <w:t>a</w:t>
+      </w:r>
+      <w:r>
+        <w:t>hrend des gesamten Kursverlaufs weiterentwickelt.</w:t>
+      </w:r>
+    </w:p>
+    <w:p>
+      <w:r>
+        <w:t>Geplantes Projekt f</w:t>
+      </w:r>
+      <w:r>
+        <w:t>ü</w:t>
+      </w:r>
+      <w:r>
+        <w:t>r den CAS-Leistungsnachweis: Kompetenz-Tracker mit KI-Erweiterung.</w:t>
+      </w:r>
+    </w:p>
+    <w:p>
+      <w:r>
+        <w:t>Idee: Den bestehenden Handlungskompetenz-Tracker (aktuell HTML + JSON + FastAPI/MSSQL) um KI-gest</w:t>
+      </w:r>
+      <w:r>
+        <w:t>ü</w:t>
+      </w:r>
+      <w:r>
+        <w:t>tzte Funktionen erweitern – z.B. automatische Kompetenzstufen-Empfehlung, Lernfortschritt-Analyse oder nat</w:t>
+      </w:r>
+      <w:r>
+        <w:t>ü</w:t>
+      </w:r>
+      <w:r>
+        <w:t>rlichsprachige Auswertungen.</w:t>
       </w:r>
     </w:p>
     <w:p>
@@ -466,7 +784,13 @@
         <w:pStyle w:val="berschrift2"/>
       </w:pPr>
       <w:r>
-        <w:t>Verbindung zum aktuellen Projekt</w:t>
+        <w:t>Verbindung zum akt</w:t>
+      </w:r>
+      <w:r>
+        <w:t>ü</w:t>
+      </w:r>
+      <w:r>
+        <w:t>llen Projekt</w:t>
       </w:r>
     </w:p>
     <w:p>
@@ -476,12 +800,47 @@
     </w:p>
     <w:p>
       <w:r>
-        <w:t xml:space="preserve">  1. Uebungsumgebung fuer Frontend/Backend-Erfahrung (Phase 2: FastAPI + MSSQL)</w:t>
-      </w:r>
-    </w:p>
-    <w:p>
-      <w:r>
-        <w:t xml:space="preserve">  2. Basis fuer das CAS Hands-On Projekt (Phase 3: KI-Integration)</w:t>
+        <w:t xml:space="preserve">  1. </w:t>
+      </w:r>
+      <w:r>
+        <w:t>Ü</w:t>
+      </w:r>
+      <w:r>
+        <w:t>bungsumgebung f</w:t>
+      </w:r>
+      <w:r>
+        <w:t>ü</w:t>
+      </w:r>
+      <w:r>
+        <w:t>r Frontend/Backend-Erfahrung (Phase 2: FastAPI + MSSQL)</w:t>
+      </w:r>
+    </w:p>
+    <w:p>
+      <w:pPr>
+        <w:rPr>
+          <w:lang w:val="en-US"/>
+        </w:rPr>
+      </w:pPr>
+      <w:r>
+        <w:t xml:space="preserve">  </w:t>
+      </w:r>
+      <w:r>
+        <w:rPr>
+          <w:lang w:val="en-US"/>
+        </w:rPr>
+        <w:t>2. Basis f</w:t>
+      </w:r>
+      <w:r>
+        <w:rPr>
+          <w:lang w:val="en-US"/>
+        </w:rPr>
+        <w:t>ü</w:t>
+      </w:r>
+      <w:r>
+        <w:rPr>
+          <w:lang w:val="en-US"/>
+        </w:rPr>
+        <w:t>r das CAS Hands-On Projekt (Phase 3: KI-Integration)</w:t>
       </w:r>
     </w:p>
     <w:p>
@@ -666,14 +1025,21 @@
     <w:p>
       <w:pPr>
         <w:pStyle w:val="berschrift1"/>
-      </w:pPr>
-      <w:r>
+        <w:rPr>
+          <w:lang w:val="en-US"/>
+        </w:rPr>
+      </w:pPr>
+      <w:r>
+        <w:rPr>
+          <w:lang w:val="en-US"/>
+        </w:rPr>
+        <w:lastRenderedPageBreak/>
         <w:t>Session 17 – 17. April 2026: FHNW Corporate-Identity-Redesign</w:t>
       </w:r>
     </w:p>
     <w:p>
       <w:r>
-        <w:t>In dieser Session wurde die Benutzeroberfläche des Handlungskompetenz-Trackers vollständig an das Corporate Identity der FHNW Nordwestschweiz angepasst. Ziel war eine professionelle, konsistente Gestaltung im FHNW-Design mit gelber Primärfarbe, Logo-Integration und einem responsiven Layout für Desktop und Mobile.</w:t>
+        <w:t>In dieser Session wurde die Benutzeroberfläche des Handlungskompetenz-Trackers vollständig an das Corporate Identity der FHNW angepasst. Ziel war eine professionelle, konsistente Gestaltung im FHNW-Design mit gelber Primärfarbe, Logo-Integration und einem responsiven Layout für Desktop und Mobile.</w:t>
       </w:r>
     </w:p>
     <w:p/>
@@ -744,13 +1110,14 @@
         <w:t>Die Übersichtsseite zeigt den Lehrzeit-Fortschritt, die Bereichskarten und das Gesamt-Tortendiagramm im FHNW-Design mit gelbem Header und gelber Sidebar.</w:t>
       </w:r>
     </w:p>
+    <w:p/>
     <w:p>
       <w:r>
         <w:rPr>
           <w:noProof/>
         </w:rPr>
         <w:drawing>
-          <wp:inline distT="0" distB="0" distL="0" distR="0" wp14:anchorId="51C4CFFB" wp14:editId="3A9AFB20">
+          <wp:inline distT="0" distB="0" distL="0" distR="0" wp14:anchorId="51C4CFFB" wp14:editId="4A062B07">
             <wp:extent cx="5040000" cy="3009997"/>
             <wp:effectExtent l="0" t="0" r="8255" b="0"/>
             <wp:docPr id="1269599319" name="Grafik 1"/>
@@ -809,8 +1176,9 @@
         <w:rPr>
           <w:noProof/>
         </w:rPr>
+        <w:lastRenderedPageBreak/>
         <w:drawing>
-          <wp:inline distT="0" distB="0" distL="0" distR="0" wp14:anchorId="67B54F66" wp14:editId="128CB225">
+          <wp:inline distT="0" distB="0" distL="0" distR="0" wp14:anchorId="67B54F66" wp14:editId="6689A830">
             <wp:extent cx="5040000" cy="3009997"/>
             <wp:effectExtent l="0" t="0" r="8255" b="0"/>
             <wp:docPr id="1915599821" name="Grafik 2"/>
@@ -896,6 +1264,362 @@
     <w:p>
       <w:r>
         <w:t>Das FHNW-Redesign zeigt, wie professionelles Corporate Identity durch gezielte CSS-Anpassungen und saubere Komponentenstruktur umgesetzt werden kann. Besonders wertvoll war die Erkenntnis, dass CSS Custom Properties (Variablen) die spätere Anpassung und Wartung des Designs erheblich vereinfachen. Die automatisierte Screenshot-Erstellung mit dem Headless-Browser-Modus von Microsoft Edge erwies sich als zuverlässige Methode zur Dokumentation von UI-Zuständen.</w:t>
+      </w:r>
+    </w:p>
+    <w:p>
+      <w:pPr>
+        <w:spacing w:after="200" w:line="276" w:lineRule="auto"/>
+      </w:pPr>
+      <w:r>
+        <w:br w:type="page"/>
+      </w:r>
+    </w:p>
+    <w:p>
+      <w:pPr>
+        <w:pStyle w:val="berschrift1"/>
+      </w:pPr>
+      <w:r>
+        <w:lastRenderedPageBreak/>
+        <w:t>Betrieb der Applikation – Startbefehle</w:t>
+      </w:r>
+    </w:p>
+    <w:p>
+      <w:r>
+        <w:t>Diese Übersicht listet alle Befehle auf, die als App-Owner zum Starten von Backend und Frontend benötigt werden.</w:t>
+      </w:r>
+    </w:p>
+    <w:p/>
+    <w:p>
+      <w:pPr>
+        <w:pStyle w:val="berschrift2"/>
+      </w:pPr>
+      <w:r>
+        <w:t>1. Backend starten (FastAPI)</w:t>
+      </w:r>
+    </w:p>
+    <w:p>
+      <w:r>
+        <w:t>Das Backend ist eine FastAPI-Anwendung (Python) und läuft lokal auf Port 8000. Es stellt die REST-API für Benutzerverwaltung, Zielspeicherung und Kompetenz-JSONs bereit.</w:t>
+      </w:r>
+    </w:p>
+    <w:p/>
+    <w:p>
+      <w:r>
+        <w:t>Arbeitsverzeichnis wechseln:</w:t>
+      </w:r>
+    </w:p>
+    <w:p>
+      <w:r>
+        <w:t>cd C:\Projekte\IT-Lehre Handlungskompetenzen\backend</w:t>
+      </w:r>
+    </w:p>
+    <w:p>
+      <w:r>
+        <w:t>Server starten:</w:t>
+      </w:r>
+    </w:p>
+    <w:p>
+      <w:r>
+        <w:t>uvicorn main:app --reload --host 127.0.0.1 --port 8000</w:t>
+      </w:r>
+    </w:p>
+    <w:p/>
+    <w:p>
+      <w:r>
+        <w:t>Voraussetzungen: Python installiert, Pakete installiert (einmalig):</w:t>
+      </w:r>
+    </w:p>
+    <w:p>
+      <w:r>
+        <w:t>pip install fastapi uvicorn sqlalchemy pyodbc</w:t>
+      </w:r>
+    </w:p>
+    <w:p/>
+    <w:p>
+      <w:r>
+        <w:t>API läuft danach unter: http://127.0.0.1:8000</w:t>
+      </w:r>
+    </w:p>
+    <w:p>
+      <w:r>
+        <w:t>Interaktive API-Dokumentation: http://127.0.0.1:8000/docs</w:t>
+      </w:r>
+    </w:p>
+    <w:p/>
+    <w:p>
+      <w:pPr>
+        <w:pStyle w:val="berschrift2"/>
+      </w:pPr>
+      <w:r>
+        <w:t>2. Frontend öffnen</w:t>
+      </w:r>
+    </w:p>
+    <w:p>
+      <w:r>
+        <w:t>Das Frontend ist eine einzelne HTML-Datei und kann direkt im Browser geöffnet werden – kein Webserver nötig:</w:t>
+      </w:r>
+    </w:p>
+    <w:p/>
+    <w:p>
+      <w:r>
+        <w:t>C:\Projekte\IT-Lehre Handlungskompetenzen\kompetenz-tracker.html</w:t>
+      </w:r>
+    </w:p>
+    <w:p/>
+    <w:p>
+      <w:r>
+        <w:t>Empfehlung: Datei im Windows Explorer doppelklicken oder per Rechtsklick &gt; Öffnen mit &gt; Microsoft Edge.</w:t>
+      </w:r>
+    </w:p>
+    <w:p/>
+    <w:p>
+      <w:pPr>
+        <w:pStyle w:val="berschrift2"/>
+      </w:pPr>
+      <w:r>
+        <w:t>3. Reihenfolge beim Start</w:t>
+      </w:r>
+    </w:p>
+    <w:p>
+      <w:r>
+        <w:t>1. Backend starten (uvicorn-Befehl im Terminal)</w:t>
+      </w:r>
+    </w:p>
+    <w:p>
+      <w:r>
+        <w:t>2. Warten bis im Terminal «Application startup complete» erscheint</w:t>
+      </w:r>
+    </w:p>
+    <w:p>
+      <w:r>
+        <w:t>3. kompetenz-tracker.html im Browser öffnen</w:t>
+      </w:r>
+    </w:p>
+    <w:p/>
+    <w:p>
+      <w:pPr>
+        <w:pStyle w:val="berschrift2"/>
+      </w:pPr>
+      <w:r>
+        <w:t>4. Hinweise</w:t>
+      </w:r>
+    </w:p>
+    <w:p>
+      <w:r>
+        <w:t>• SQL Server Express muss laufen (Instanz: localhost\SQLEXPRESS, Datenbank: KompetenzTracker)</w:t>
+      </w:r>
+    </w:p>
+    <w:p>
+      <w:r>
+        <w:t>• Windows-Authentifizierung wird verwendet – kein Passwort nötig</w:t>
+      </w:r>
+    </w:p>
+    <w:p>
+      <w:r>
+        <w:t>• Das Backend muss nicht neu gestartet werden, wenn nur das Frontend oder die JSON-Dateien geändert wurden</w:t>
+      </w:r>
+    </w:p>
+    <w:p>
+      <w:r>
+        <w:t>• Mit --reload startet uvicorn den Server automatisch neu bei Code-Änderungen im backend-Ordner</w:t>
+      </w:r>
+    </w:p>
+    <w:p>
+      <w:pPr>
+        <w:spacing w:after="200" w:line="276" w:lineRule="auto"/>
+      </w:pPr>
+      <w:r>
+        <w:br w:type="page"/>
+      </w:r>
+    </w:p>
+    <w:p>
+      <w:pPr>
+        <w:pStyle w:val="berschrift1"/>
+      </w:pPr>
+      <w:r>
+        <w:t>Betrieb der Applikation – Startbefehle</w:t>
+      </w:r>
+    </w:p>
+    <w:p>
+      <w:r>
+        <w:t>Diese Übersicht listet alle Befehle auf, die als App-Owner zum Starten von Backend und Frontend benötigt werden.</w:t>
+      </w:r>
+    </w:p>
+    <w:p/>
+    <w:p>
+      <w:pPr>
+        <w:pStyle w:val="berschrift2"/>
+      </w:pPr>
+      <w:r>
+        <w:t>1. Backend starten (FastAPI / uvicorn)</w:t>
+      </w:r>
+    </w:p>
+    <w:p>
+      <w:r>
+        <w:t>Das Backend ist eine Python-FastAPI-Anwendung und läuft lokal auf Port 8000. Es stellt die REST-API für Benutzer, Ziele und Kompetenz-JSONs bereit. SQL Server Express muss laufen (Instanz: localhost\SQLEXPRESS, DB: KompetenzTracker).</w:t>
+      </w:r>
+    </w:p>
+    <w:p/>
+    <w:p>
+      <w:r>
+        <w:t>Terminal öffnen und Verzeichnis wechseln:</w:t>
+      </w:r>
+    </w:p>
+    <w:p>
+      <w:pPr>
+        <w:spacing w:before="80" w:after="80"/>
+        <w:rPr>
+          <w:rFonts w:ascii="Courier New" w:hAnsi="Courier New" w:cs="Courier New"/>
+          <w:sz w:val="18"/>
+        </w:rPr>
+      </w:pPr>
+      <w:r>
+        <w:rPr>
+          <w:rFonts w:ascii="Courier New" w:hAnsi="Courier New" w:cs="Courier New"/>
+          <w:sz w:val="18"/>
+        </w:rPr>
+        <w:t>cd C:\Projekte\IT-Lehre Handlungskompetenzen\backend</w:t>
+      </w:r>
+    </w:p>
+    <w:p>
+      <w:r>
+        <w:t>Server starten:</w:t>
+      </w:r>
+    </w:p>
+    <w:p>
+      <w:pPr>
+        <w:spacing w:before="80" w:after="80"/>
+        <w:rPr>
+          <w:rFonts w:ascii="Courier New" w:hAnsi="Courier New" w:cs="Courier New"/>
+          <w:sz w:val="18"/>
+        </w:rPr>
+      </w:pPr>
+      <w:r>
+        <w:rPr>
+          <w:rFonts w:ascii="Courier New" w:hAnsi="Courier New" w:cs="Courier New"/>
+          <w:sz w:val="18"/>
+        </w:rPr>
+        <w:t>uvicorn main:app --reload --host 127.0.0.1 --port 8000</w:t>
+      </w:r>
+    </w:p>
+    <w:p>
+      <w:r>
+        <w:t>Einmalig – Pakete installieren (falls noch nicht geschehen):</w:t>
+      </w:r>
+    </w:p>
+    <w:p>
+      <w:pPr>
+        <w:spacing w:before="80" w:after="80"/>
+        <w:rPr>
+          <w:rFonts w:ascii="Courier New" w:hAnsi="Courier New" w:cs="Courier New"/>
+          <w:sz w:val="18"/>
+        </w:rPr>
+      </w:pPr>
+      <w:r>
+        <w:rPr>
+          <w:rFonts w:ascii="Courier New" w:hAnsi="Courier New" w:cs="Courier New"/>
+          <w:sz w:val="18"/>
+        </w:rPr>
+        <w:t>pip install fastapi uvicorn sqlalchemy pyodbc</w:t>
+      </w:r>
+    </w:p>
+    <w:p/>
+    <w:p>
+      <w:r>
+        <w:t>API läuft danach unter:  http://127.0.0.1:8000</w:t>
+      </w:r>
+    </w:p>
+    <w:p>
+      <w:r>
+        <w:t>Interaktive Doku (Swagger):  http://127.0.0.1:8000/docs</w:t>
+      </w:r>
+    </w:p>
+    <w:p/>
+    <w:p>
+      <w:pPr>
+        <w:pStyle w:val="berschrift2"/>
+      </w:pPr>
+      <w:r>
+        <w:t>2. Frontend öffnen</w:t>
+      </w:r>
+    </w:p>
+    <w:p>
+      <w:r>
+        <w:t>Das Frontend ist eine einzelne HTML-Datei – kein Webserver nötig. Einfach im Windows Explorer doppelklicken oder per Rechtsklick &gt; Öffnen mit &gt; Microsoft Edge:</w:t>
+      </w:r>
+    </w:p>
+    <w:p>
+      <w:pPr>
+        <w:spacing w:before="80" w:after="80"/>
+        <w:rPr>
+          <w:rFonts w:ascii="Courier New" w:hAnsi="Courier New" w:cs="Courier New"/>
+          <w:sz w:val="18"/>
+        </w:rPr>
+      </w:pPr>
+      <w:r>
+        <w:rPr>
+          <w:rFonts w:ascii="Courier New" w:hAnsi="Courier New" w:cs="Courier New"/>
+          <w:sz w:val="18"/>
+        </w:rPr>
+        <w:t>C:\Projekte\IT-Lehre Handlungskompetenzen\kompetenz-tracker.html</w:t>
+      </w:r>
+    </w:p>
+    <w:p/>
+    <w:p>
+      <w:pPr>
+        <w:pStyle w:val="berschrift2"/>
+      </w:pPr>
+      <w:r>
+        <w:t>3. Startreihenfolge</w:t>
+      </w:r>
+    </w:p>
+    <w:p>
+      <w:r>
+        <w:t>1.  SQL Server Express ist aktiv (Dienst läuft im Hintergrund)</w:t>
+      </w:r>
+    </w:p>
+    <w:p>
+      <w:r>
+        <w:t>2.  Backend starten: uvicorn-Befehl im Terminal ausführen</w:t>
+      </w:r>
+    </w:p>
+    <w:p>
+      <w:r>
+        <w:t>3.  Warten bis im Terminal «Application startup complete» erscheint</w:t>
+      </w:r>
+    </w:p>
+    <w:p>
+      <w:r>
+        <w:t>4.  kompetenz-tracker.html im Browser öffnen</w:t>
+      </w:r>
+    </w:p>
+    <w:p/>
+    <w:p>
+      <w:pPr>
+        <w:pStyle w:val="berschrift2"/>
+      </w:pPr>
+      <w:r>
+        <w:t>4. Hinweise</w:t>
+      </w:r>
+    </w:p>
+    <w:p>
+      <w:r>
+        <w:t>• Windows-Authentifizierung: kein Passwort nötig, der angemeldete Windows-User muss DB-Zugriff haben</w:t>
+      </w:r>
+    </w:p>
+    <w:p>
+      <w:r>
+        <w:t>• Das Backend muss nicht neu gestartet werden, wenn nur HTML oder JSON-Dateien geändert wurden</w:t>
+      </w:r>
+    </w:p>
+    <w:p>
+      <w:r>
+        <w:t>• Mit dem Flag --reload startet uvicorn automatisch neu bei Änderungen im backend-Ordner</w:t>
+      </w:r>
+    </w:p>
+    <w:p>
+      <w:r>
+        <w:t>• Die Datenbankverbindung ist in backend\database.py konfiguriert</w:t>
       </w:r>
     </w:p>
     <w:p/>
@@ -4740,7 +5464,7 @@
 
 <file path=word/webextensions/taskpanes.xml><?xml version="1.0" encoding="utf-8"?>
 <wetp:taskpanes xmlns:wetp="http://schemas.microsoft.com/office/webextensions/taskpanes/2010/11">
-  <wetp:taskpane dockstate="right" visibility="1" width="350" row="0">
+  <wetp:taskpane dockstate="right" visibility="1" width="350" row="2">
     <wetp:webextensionref xmlns:r="http://schemas.openxmlformats.org/officeDocument/2006/relationships" r:id="rId1"/>
   </wetp:taskpane>
 </wetp:taskpanes>
@@ -4772,6 +5496,15 @@
 </file>
 
 <file path=customXml/item2.xml><?xml version="1.0" encoding="utf-8"?>
+<?mso-contentType ?>
+<FormTemplates xmlns="http://schemas.microsoft.com/sharepoint/v3/contenttype/forms">
+  <Display>DocumentLibraryForm</Display>
+  <Edit>DocumentLibraryForm</Edit>
+  <New>DocumentLibraryForm</New>
+</FormTemplates>
+</file>
+
+<file path=customXml/item3.xml><?xml version="1.0" encoding="utf-8"?>
 <ct:contentTypeSchema xmlns:ct="http://schemas.microsoft.com/office/2006/metadata/contentType" xmlns:ma="http://schemas.microsoft.com/office/2006/metadata/properties/metaAttributes" ct:_="" ma:_="" ma:contentTypeName="Dokument" ma:contentTypeID="0x0101007903E6EB9CF02E4A9D445768F33CE8A0" ma:contentTypeVersion="10" ma:contentTypeDescription="Ein neues Dokument erstellen." ma:contentTypeScope="" ma:versionID="6ae922be011154ab15be9f8e392bd017">
   <xsd:schema xmlns:xsd="http://www.w3.org/2001/XMLSchema" xmlns:xs="http://www.w3.org/2001/XMLSchema" xmlns:p="http://schemas.microsoft.com/office/2006/metadata/properties" xmlns:ns2="9c9658b7-70b6-4a85-98d8-6fbbaa45c305" xmlns:ns3="469fef08-e3b5-4743-af2d-0bc6e31c71c1" targetNamespace="http://schemas.microsoft.com/office/2006/metadata/properties" ma:root="true" ma:fieldsID="d06d8b5c4036d08665a49476e2e0a1f7" ns2:_="" ns3:_="">
     <xsd:import namespace="9c9658b7-70b6-4a85-98d8-6fbbaa45c305"/>
@@ -4976,23 +5709,14 @@
 </ct:contentTypeSchema>
 </file>
 
-<file path=customXml/item3.xml><?xml version="1.0" encoding="utf-8"?>
-<?mso-contentType ?>
-<FormTemplates xmlns="http://schemas.microsoft.com/sharepoint/v3/contenttype/forms">
-  <Display>DocumentLibraryForm</Display>
-  <Edit>DocumentLibraryForm</Edit>
-  <New>DocumentLibraryForm</New>
-</FormTemplates>
+<file path=customXml/item4.xml><?xml version="1.0" encoding="utf-8"?>
+<b:Sources xmlns:b="http://schemas.openxmlformats.org/officeDocument/2006/bibliography" xmlns="http://schemas.openxmlformats.org/officeDocument/2006/bibliography" SelectedStyle="\APA.XSL" StyleName="APA"/>
 </file>
 
-<file path=customXml/item4.xml><?xml version="1.0" encoding="utf-8"?>
+<file path=customXml/item5.xml><?xml version="1.0" encoding="utf-8"?>
 <p:properties xmlns:p="http://schemas.microsoft.com/office/2006/metadata/properties" xmlns:xsi="http://www.w3.org/2001/XMLSchema-instance" xmlns:pc="http://schemas.microsoft.com/office/infopath/2007/PartnerControls">
   <documentManagement/>
 </p:properties>
-</file>
-
-<file path=customXml/item5.xml><?xml version="1.0" encoding="utf-8"?>
-<b:Sources xmlns:b="http://schemas.openxmlformats.org/officeDocument/2006/bibliography" xmlns="http://schemas.openxmlformats.org/officeDocument/2006/bibliography" SelectedStyle="\APA.XSL" StyleName="APA"/>
 </file>
 
 <file path=customXml/itemProps1.xml><?xml version="1.0" encoding="utf-8"?>
@@ -5004,6 +5728,14 @@
 </file>
 
 <file path=customXml/itemProps2.xml><?xml version="1.0" encoding="utf-8"?>
+<ds:datastoreItem xmlns:ds="http://schemas.openxmlformats.org/officeDocument/2006/customXml" ds:itemID="{D2CF7831-0288-43C5-9AFD-4D67A1E58A9C}">
+  <ds:schemaRefs>
+    <ds:schemaRef ds:uri="http://schemas.microsoft.com/sharepoint/v3/contenttype/forms"/>
+  </ds:schemaRefs>
+</ds:datastoreItem>
+</file>
+
+<file path=customXml/itemProps3.xml><?xml version="1.0" encoding="utf-8"?>
 <ds:datastoreItem xmlns:ds="http://schemas.openxmlformats.org/officeDocument/2006/customXml" ds:itemID="{6FA82E95-11C5-463A-AADD-8A833425D8D2}">
   <ds:schemaRefs>
     <ds:schemaRef ds:uri="http://schemas.microsoft.com/office/2006/metadata/contentType"/>
@@ -5022,27 +5754,19 @@
 </ds:datastoreItem>
 </file>
 
-<file path=customXml/itemProps3.xml><?xml version="1.0" encoding="utf-8"?>
-<ds:datastoreItem xmlns:ds="http://schemas.openxmlformats.org/officeDocument/2006/customXml" ds:itemID="{D2CF7831-0288-43C5-9AFD-4D67A1E58A9C}">
+<file path=customXml/itemProps4.xml><?xml version="1.0" encoding="utf-8"?>
+<ds:datastoreItem xmlns:ds="http://schemas.openxmlformats.org/officeDocument/2006/customXml" ds:itemID="{59CD317E-5156-4C3B-90E9-8DED7CA2EC5E}">
   <ds:schemaRefs>
-    <ds:schemaRef ds:uri="http://schemas.microsoft.com/sharepoint/v3/contenttype/forms"/>
+    <ds:schemaRef ds:uri="http://schemas.openxmlformats.org/officeDocument/2006/bibliography"/>
   </ds:schemaRefs>
 </ds:datastoreItem>
 </file>
 
-<file path=customXml/itemProps4.xml><?xml version="1.0" encoding="utf-8"?>
+<file path=customXml/itemProps5.xml><?xml version="1.0" encoding="utf-8"?>
 <ds:datastoreItem xmlns:ds="http://schemas.openxmlformats.org/officeDocument/2006/customXml" ds:itemID="{49D8654D-D35F-45A1-916C-E770D409409A}">
   <ds:schemaRefs>
     <ds:schemaRef ds:uri="http://schemas.microsoft.com/office/2006/metadata/properties"/>
     <ds:schemaRef ds:uri="http://schemas.microsoft.com/office/infopath/2007/PartnerControls"/>
   </ds:schemaRefs>
 </ds:datastoreItem>
-</file>
-
-<file path=customXml/itemProps5.xml><?xml version="1.0" encoding="utf-8"?>
-<ds:datastoreItem xmlns:ds="http://schemas.openxmlformats.org/officeDocument/2006/customXml" ds:itemID="{59CD317E-5156-4C3B-90E9-8DED7CA2EC5E}">
-  <ds:schemaRefs>
-    <ds:schemaRef ds:uri="http://schemas.openxmlformats.org/officeDocument/2006/bibliography"/>
-  </ds:schemaRefs>
-</ds:datastoreItem>
 </file>
--- a/doku/IT-Lehre Handlungskompetenen Doku.docx
+++ b/doku/IT-Lehre Handlungskompetenen Doku.docx
@@ -1117,7 +1117,7 @@
           <w:noProof/>
         </w:rPr>
         <w:drawing>
-          <wp:inline distT="0" distB="0" distL="0" distR="0" wp14:anchorId="51C4CFFB" wp14:editId="4A062B07">
+          <wp:inline distT="0" distB="0" distL="0" distR="0" wp14:anchorId="51C4CFFB" wp14:editId="1B6141C6">
             <wp:extent cx="5040000" cy="3009997"/>
             <wp:effectExtent l="0" t="0" r="8255" b="0"/>
             <wp:docPr id="1269599319" name="Grafik 1"/>
@@ -1178,7 +1178,7 @@
         </w:rPr>
         <w:lastRenderedPageBreak/>
         <w:drawing>
-          <wp:inline distT="0" distB="0" distL="0" distR="0" wp14:anchorId="67B54F66" wp14:editId="6689A830">
+          <wp:inline distT="0" distB="0" distL="0" distR="0" wp14:anchorId="67B54F66" wp14:editId="4DF71804">
             <wp:extent cx="5040000" cy="3009997"/>
             <wp:effectExtent l="0" t="0" r="8255" b="0"/>
             <wp:docPr id="1915599821" name="Grafik 2"/>
@@ -1437,6 +1437,7 @@
         <w:pStyle w:val="berschrift1"/>
       </w:pPr>
       <w:r>
+        <w:lastRenderedPageBreak/>
         <w:t>Betrieb der Applikation – Startbefehle</w:t>
       </w:r>
     </w:p>
@@ -1622,7 +1623,863 @@
         <w:t>• Die Datenbankverbindung ist in backend\database.py konfiguriert</w:t>
       </w:r>
     </w:p>
-    <w:p/>
+    <w:p>
+      <w:pPr>
+        <w:spacing w:after="200" w:line="276" w:lineRule="auto"/>
+      </w:pPr>
+      <w:r>
+        <w:br w:type="page"/>
+      </w:r>
+    </w:p>
+    <w:p>
+      <w:pPr>
+        <w:pStyle w:val="berschrift1"/>
+      </w:pPr>
+      <w:r>
+        <w:lastRenderedPageBreak/>
+        <w:t>React-Frontend – Architektur (Session 18)</w:t>
+      </w:r>
+    </w:p>
+    <w:p>
+      <w:r>
+        <w:t>In Session 18 wurde der HTML/JS-Prototyp in ein React-Frontend (Vite + react-router-dom) migriert. Die Migration dient als Lernprojekt für die Architekturprinzipien moderner Single-Page-Applications. Das FHNW Corporate Identity Design (gelber Header, gelbe Sidebar, Logo) wurde 1:1 übernommen. Das Backend (FastAPI + SQL Server) bleibt unverändert.</w:t>
+      </w:r>
+    </w:p>
+    <w:p>
+      <w:pPr>
+        <w:pStyle w:val="berschrift2"/>
+      </w:pPr>
+      <w:r>
+        <w:t>Projektstruktur</w:t>
+      </w:r>
+    </w:p>
+    <w:p>
+      <w:pPr>
+        <w:shd w:val="clear" w:color="auto" w:fill="E6E6E6"/>
+        <w:rPr>
+          <w:rFonts w:ascii="Courier New" w:hAnsi="Courier New" w:cs="Courier New"/>
+          <w:sz w:val="16"/>
+        </w:rPr>
+      </w:pPr>
+      <w:r>
+        <w:rPr>
+          <w:rFonts w:ascii="Courier New" w:hAnsi="Courier New" w:cs="Courier New"/>
+          <w:sz w:val="16"/>
+        </w:rPr>
+        <w:t>frontend/</w:t>
+      </w:r>
+    </w:p>
+    <w:p>
+      <w:pPr>
+        <w:shd w:val="clear" w:color="auto" w:fill="E6E6E6"/>
+        <w:rPr>
+          <w:rFonts w:ascii="Courier New" w:hAnsi="Courier New" w:cs="Courier New"/>
+          <w:sz w:val="16"/>
+        </w:rPr>
+      </w:pPr>
+      <w:r>
+        <w:rPr>
+          <w:rFonts w:ascii="Courier New" w:hAnsi="Courier New" w:cs="Courier New"/>
+          <w:sz w:val="16"/>
+        </w:rPr>
+        <w:t xml:space="preserve">  public/          – Statische Assets (FHNW_Logo.webp, IconBuch.png, IconPDF.png)</w:t>
+      </w:r>
+    </w:p>
+    <w:p>
+      <w:pPr>
+        <w:shd w:val="clear" w:color="auto" w:fill="E6E6E6"/>
+        <w:rPr>
+          <w:rFonts w:ascii="Courier New" w:hAnsi="Courier New" w:cs="Courier New"/>
+          <w:sz w:val="16"/>
+        </w:rPr>
+      </w:pPr>
+      <w:r>
+        <w:rPr>
+          <w:rFonts w:ascii="Courier New" w:hAnsi="Courier New" w:cs="Courier New"/>
+          <w:sz w:val="16"/>
+        </w:rPr>
+        <w:t xml:space="preserve">  src/</w:t>
+      </w:r>
+    </w:p>
+    <w:p>
+      <w:pPr>
+        <w:shd w:val="clear" w:color="auto" w:fill="E6E6E6"/>
+        <w:rPr>
+          <w:rFonts w:ascii="Courier New" w:hAnsi="Courier New" w:cs="Courier New"/>
+          <w:sz w:val="16"/>
+        </w:rPr>
+      </w:pPr>
+      <w:r>
+        <w:rPr>
+          <w:rFonts w:ascii="Courier New" w:hAnsi="Courier New" w:cs="Courier New"/>
+          <w:sz w:val="16"/>
+        </w:rPr>
+        <w:t xml:space="preserve">    main.jsx        – Einstiegspunkt: rendert &lt;App /&gt; in #root</w:t>
+      </w:r>
+    </w:p>
+    <w:p>
+      <w:pPr>
+        <w:shd w:val="clear" w:color="auto" w:fill="E6E6E6"/>
+        <w:rPr>
+          <w:rFonts w:ascii="Courier New" w:hAnsi="Courier New" w:cs="Courier New"/>
+          <w:sz w:val="16"/>
+        </w:rPr>
+      </w:pPr>
+      <w:r>
+        <w:rPr>
+          <w:rFonts w:ascii="Courier New" w:hAnsi="Courier New" w:cs="Courier New"/>
+          <w:sz w:val="16"/>
+        </w:rPr>
+        <w:t xml:space="preserve">    App.jsx         – Router-Setup, App-Shell (Header + Sidebar + Routes)</w:t>
+      </w:r>
+    </w:p>
+    <w:p>
+      <w:pPr>
+        <w:shd w:val="clear" w:color="auto" w:fill="E6E6E6"/>
+        <w:rPr>
+          <w:rFonts w:ascii="Courier New" w:hAnsi="Courier New" w:cs="Courier New"/>
+          <w:sz w:val="16"/>
+        </w:rPr>
+      </w:pPr>
+      <w:r>
+        <w:rPr>
+          <w:rFonts w:ascii="Courier New" w:hAnsi="Courier New" w:cs="Courier New"/>
+          <w:sz w:val="16"/>
+        </w:rPr>
+        <w:t xml:space="preserve">    index.css       – Globales CSS (FHNW CI, alle Komponenten-Klassen)</w:t>
+      </w:r>
+    </w:p>
+    <w:p>
+      <w:pPr>
+        <w:shd w:val="clear" w:color="auto" w:fill="E6E6E6"/>
+        <w:rPr>
+          <w:rFonts w:ascii="Courier New" w:hAnsi="Courier New" w:cs="Courier New"/>
+          <w:sz w:val="16"/>
+        </w:rPr>
+      </w:pPr>
+      <w:r>
+        <w:rPr>
+          <w:rFonts w:ascii="Courier New" w:hAnsi="Courier New" w:cs="Courier New"/>
+          <w:sz w:val="16"/>
+        </w:rPr>
+        <w:t xml:space="preserve">    App.css         – Leer (bewusst)</w:t>
+      </w:r>
+    </w:p>
+    <w:p>
+      <w:pPr>
+        <w:shd w:val="clear" w:color="auto" w:fill="E6E6E6"/>
+        <w:rPr>
+          <w:rFonts w:ascii="Courier New" w:hAnsi="Courier New" w:cs="Courier New"/>
+          <w:sz w:val="16"/>
+        </w:rPr>
+      </w:pPr>
+      <w:r>
+        <w:rPr>
+          <w:rFonts w:ascii="Courier New" w:hAnsi="Courier New" w:cs="Courier New"/>
+          <w:sz w:val="16"/>
+        </w:rPr>
+        <w:t xml:space="preserve">    api/</w:t>
+      </w:r>
+    </w:p>
+    <w:p>
+      <w:pPr>
+        <w:shd w:val="clear" w:color="auto" w:fill="E6E6E6"/>
+        <w:rPr>
+          <w:rFonts w:ascii="Courier New" w:hAnsi="Courier New" w:cs="Courier New"/>
+          <w:sz w:val="16"/>
+        </w:rPr>
+      </w:pPr>
+      <w:r>
+        <w:rPr>
+          <w:rFonts w:ascii="Courier New" w:hAnsi="Courier New" w:cs="Courier New"/>
+          <w:sz w:val="16"/>
+        </w:rPr>
+        <w:t xml:space="preserve">      client.js     – Fetch-Wrapper für alle Backend-Endpunkte</w:t>
+      </w:r>
+    </w:p>
+    <w:p>
+      <w:pPr>
+        <w:shd w:val="clear" w:color="auto" w:fill="E6E6E6"/>
+        <w:rPr>
+          <w:rFonts w:ascii="Courier New" w:hAnsi="Courier New" w:cs="Courier New"/>
+          <w:sz w:val="16"/>
+        </w:rPr>
+      </w:pPr>
+      <w:r>
+        <w:rPr>
+          <w:rFonts w:ascii="Courier New" w:hAnsi="Courier New" w:cs="Courier New"/>
+          <w:sz w:val="16"/>
+        </w:rPr>
+        <w:t xml:space="preserve">    context/</w:t>
+      </w:r>
+    </w:p>
+    <w:p>
+      <w:pPr>
+        <w:shd w:val="clear" w:color="auto" w:fill="E6E6E6"/>
+        <w:rPr>
+          <w:rFonts w:ascii="Courier New" w:hAnsi="Courier New" w:cs="Courier New"/>
+          <w:sz w:val="16"/>
+        </w:rPr>
+      </w:pPr>
+      <w:r>
+        <w:rPr>
+          <w:rFonts w:ascii="Courier New" w:hAnsi="Courier New" w:cs="Courier New"/>
+          <w:sz w:val="16"/>
+        </w:rPr>
+        <w:t xml:space="preserve">      AppContext.jsx – Globaler State (React Context API)</w:t>
+      </w:r>
+    </w:p>
+    <w:p>
+      <w:pPr>
+        <w:shd w:val="clear" w:color="auto" w:fill="E6E6E6"/>
+        <w:rPr>
+          <w:rFonts w:ascii="Courier New" w:hAnsi="Courier New" w:cs="Courier New"/>
+          <w:sz w:val="16"/>
+        </w:rPr>
+      </w:pPr>
+      <w:r>
+        <w:rPr>
+          <w:rFonts w:ascii="Courier New" w:hAnsi="Courier New" w:cs="Courier New"/>
+          <w:sz w:val="16"/>
+        </w:rPr>
+        <w:t xml:space="preserve">    components/</w:t>
+      </w:r>
+    </w:p>
+    <w:p>
+      <w:pPr>
+        <w:shd w:val="clear" w:color="auto" w:fill="E6E6E6"/>
+        <w:rPr>
+          <w:rFonts w:ascii="Courier New" w:hAnsi="Courier New" w:cs="Courier New"/>
+          <w:sz w:val="16"/>
+        </w:rPr>
+      </w:pPr>
+      <w:r>
+        <w:rPr>
+          <w:rFonts w:ascii="Courier New" w:hAnsi="Courier New" w:cs="Courier New"/>
+          <w:sz w:val="16"/>
+        </w:rPr>
+        <w:t xml:space="preserve">      Header.jsx    – Gelber Header, User-Info, Wechseln-Dropdown</w:t>
+      </w:r>
+    </w:p>
+    <w:p>
+      <w:pPr>
+        <w:shd w:val="clear" w:color="auto" w:fill="E6E6E6"/>
+        <w:rPr>
+          <w:rFonts w:ascii="Courier New" w:hAnsi="Courier New" w:cs="Courier New"/>
+          <w:sz w:val="16"/>
+        </w:rPr>
+      </w:pPr>
+      <w:r>
+        <w:rPr>
+          <w:rFonts w:ascii="Courier New" w:hAnsi="Courier New" w:cs="Courier New"/>
+          <w:sz w:val="16"/>
+        </w:rPr>
+        <w:t xml:space="preserve">      Sidebar.jsx   – Gelbe Sidebar, Navigation, Bereichsliste</w:t>
+      </w:r>
+    </w:p>
+    <w:p>
+      <w:pPr>
+        <w:shd w:val="clear" w:color="auto" w:fill="E6E6E6"/>
+        <w:rPr>
+          <w:rFonts w:ascii="Courier New" w:hAnsi="Courier New" w:cs="Courier New"/>
+          <w:sz w:val="16"/>
+        </w:rPr>
+      </w:pPr>
+      <w:r>
+        <w:rPr>
+          <w:rFonts w:ascii="Courier New" w:hAnsi="Courier New" w:cs="Courier New"/>
+          <w:sz w:val="16"/>
+        </w:rPr>
+        <w:t xml:space="preserve">      UserModal.jsx – Modal: Lernende erfassen / bearbeiten</w:t>
+      </w:r>
+    </w:p>
+    <w:p>
+      <w:pPr>
+        <w:shd w:val="clear" w:color="auto" w:fill="E6E6E6"/>
+        <w:rPr>
+          <w:rFonts w:ascii="Courier New" w:hAnsi="Courier New" w:cs="Courier New"/>
+          <w:sz w:val="16"/>
+        </w:rPr>
+      </w:pPr>
+      <w:r>
+        <w:rPr>
+          <w:rFonts w:ascii="Courier New" w:hAnsi="Courier New" w:cs="Courier New"/>
+          <w:sz w:val="16"/>
+        </w:rPr>
+        <w:t xml:space="preserve">      GoalRow.jsx   – Einzelne Zeile eines Leistungsziels</w:t>
+      </w:r>
+    </w:p>
+    <w:p>
+      <w:pPr>
+        <w:shd w:val="clear" w:color="auto" w:fill="E6E6E6"/>
+        <w:rPr>
+          <w:rFonts w:ascii="Courier New" w:hAnsi="Courier New" w:cs="Courier New"/>
+          <w:sz w:val="16"/>
+        </w:rPr>
+      </w:pPr>
+      <w:r>
+        <w:rPr>
+          <w:rFonts w:ascii="Courier New" w:hAnsi="Courier New" w:cs="Courier New"/>
+          <w:sz w:val="16"/>
+        </w:rPr>
+        <w:t xml:space="preserve">      DonutChart.jsx – SVG-Donut-Diagramm für Gesamtfortschritt</w:t>
+      </w:r>
+    </w:p>
+    <w:p>
+      <w:pPr>
+        <w:shd w:val="clear" w:color="auto" w:fill="E6E6E6"/>
+        <w:rPr>
+          <w:rFonts w:ascii="Courier New" w:hAnsi="Courier New" w:cs="Courier New"/>
+          <w:sz w:val="16"/>
+        </w:rPr>
+      </w:pPr>
+      <w:r>
+        <w:rPr>
+          <w:rFonts w:ascii="Courier New" w:hAnsi="Courier New" w:cs="Courier New"/>
+          <w:sz w:val="16"/>
+        </w:rPr>
+        <w:t xml:space="preserve">      TopBar.jsx    – (veraltet, nicht mehr genutzt)</w:t>
+      </w:r>
+    </w:p>
+    <w:p>
+      <w:pPr>
+        <w:shd w:val="clear" w:color="auto" w:fill="E6E6E6"/>
+        <w:rPr>
+          <w:rFonts w:ascii="Courier New" w:hAnsi="Courier New" w:cs="Courier New"/>
+          <w:sz w:val="16"/>
+        </w:rPr>
+      </w:pPr>
+      <w:r>
+        <w:rPr>
+          <w:rFonts w:ascii="Courier New" w:hAnsi="Courier New" w:cs="Courier New"/>
+          <w:sz w:val="16"/>
+        </w:rPr>
+        <w:t xml:space="preserve">    pages/</w:t>
+      </w:r>
+    </w:p>
+    <w:p>
+      <w:pPr>
+        <w:shd w:val="clear" w:color="auto" w:fill="E6E6E6"/>
+        <w:rPr>
+          <w:rFonts w:ascii="Courier New" w:hAnsi="Courier New" w:cs="Courier New"/>
+          <w:sz w:val="16"/>
+        </w:rPr>
+      </w:pPr>
+      <w:r>
+        <w:rPr>
+          <w:rFonts w:ascii="Courier New" w:hAnsi="Courier New" w:cs="Courier New"/>
+          <w:sz w:val="16"/>
+        </w:rPr>
+        <w:t xml:space="preserve">      Overview.jsx  – Übersichtsseite (Lehrzeit, Kacheln, Pie-Chart)</w:t>
+      </w:r>
+    </w:p>
+    <w:p>
+      <w:pPr>
+        <w:shd w:val="clear" w:color="auto" w:fill="E6E6E6"/>
+        <w:rPr>
+          <w:rFonts w:ascii="Courier New" w:hAnsi="Courier New" w:cs="Courier New"/>
+          <w:sz w:val="16"/>
+        </w:rPr>
+      </w:pPr>
+      <w:r>
+        <w:rPr>
+          <w:rFonts w:ascii="Courier New" w:hAnsi="Courier New" w:cs="Courier New"/>
+          <w:sz w:val="16"/>
+        </w:rPr>
+        <w:t xml:space="preserve">      AreaView.jsx  – Bereichsdetail (Akkordeons, GoalRows)</w:t>
+      </w:r>
+    </w:p>
+    <w:p>
+      <w:pPr>
+        <w:shd w:val="clear" w:color="auto" w:fill="E6E6E6"/>
+        <w:rPr>
+          <w:rFonts w:ascii="Courier New" w:hAnsi="Courier New" w:cs="Courier New"/>
+          <w:sz w:val="16"/>
+        </w:rPr>
+      </w:pPr>
+      <w:r>
+        <w:rPr>
+          <w:rFonts w:ascii="Courier New" w:hAnsi="Courier New" w:cs="Courier New"/>
+          <w:sz w:val="16"/>
+        </w:rPr>
+        <w:t xml:space="preserve">    utils.js        – Gemeinsame Hilfsfunktionen und Konstanten</w:t>
+      </w:r>
+    </w:p>
+    <w:p>
+      <w:pPr>
+        <w:pStyle w:val="berschrift2"/>
+      </w:pPr>
+      <w:r>
+        <w:t>Datenfluss und Komponentenhierarchie</w:t>
+      </w:r>
+    </w:p>
+    <w:p>
+      <w:r>
+        <w:t>Beim Start lädt AppContext.jsx alle Daten vom Backend (beide Kompetenz-JSONs + alle User mit Goals) und stellt sie über den useApp()-Hook allen Komponenten zur Verfügung. Kein Prop-Drilling nötig.</w:t>
+      </w:r>
+    </w:p>
+    <w:p>
+      <w:pPr>
+        <w:shd w:val="clear" w:color="auto" w:fill="E6E6E6"/>
+        <w:rPr>
+          <w:rFonts w:ascii="Courier New" w:hAnsi="Courier New" w:cs="Courier New"/>
+          <w:sz w:val="16"/>
+        </w:rPr>
+      </w:pPr>
+      <w:r>
+        <w:rPr>
+          <w:rFonts w:ascii="Courier New" w:hAnsi="Courier New" w:cs="Courier New"/>
+          <w:sz w:val="16"/>
+        </w:rPr>
+        <w:t>main.jsx</w:t>
+      </w:r>
+    </w:p>
+    <w:p>
+      <w:pPr>
+        <w:shd w:val="clear" w:color="auto" w:fill="E6E6E6"/>
+        <w:rPr>
+          <w:rFonts w:ascii="Courier New" w:hAnsi="Courier New" w:cs="Courier New"/>
+          <w:sz w:val="16"/>
+        </w:rPr>
+      </w:pPr>
+      <w:r>
+        <w:rPr>
+          <w:rFonts w:ascii="Courier New" w:hAnsi="Courier New" w:cs="Courier New"/>
+          <w:sz w:val="16"/>
+        </w:rPr>
+        <w:t xml:space="preserve">  └── App.jsx  [AppProvider + BrowserRouter]</w:t>
+      </w:r>
+    </w:p>
+    <w:p>
+      <w:pPr>
+        <w:shd w:val="clear" w:color="auto" w:fill="E6E6E6"/>
+        <w:rPr>
+          <w:rFonts w:ascii="Courier New" w:hAnsi="Courier New" w:cs="Courier New"/>
+          <w:sz w:val="16"/>
+        </w:rPr>
+      </w:pPr>
+      <w:r>
+        <w:rPr>
+          <w:rFonts w:ascii="Courier New" w:hAnsi="Courier New" w:cs="Courier New"/>
+          <w:sz w:val="16"/>
+        </w:rPr>
+        <w:t xml:space="preserve">        ├── Header.jsx          liest: users, currentUser, areas</w:t>
+      </w:r>
+    </w:p>
+    <w:p>
+      <w:pPr>
+        <w:shd w:val="clear" w:color="auto" w:fill="E6E6E6"/>
+        <w:rPr>
+          <w:rFonts w:ascii="Courier New" w:hAnsi="Courier New" w:cs="Courier New"/>
+          <w:sz w:val="16"/>
+        </w:rPr>
+      </w:pPr>
+      <w:r>
+        <w:rPr>
+          <w:rFonts w:ascii="Courier New" w:hAnsi="Courier New" w:cs="Courier New"/>
+          <w:sz w:val="16"/>
+        </w:rPr>
+        <w:t xml:space="preserve">        │     └── UserModal.jsx  schreibt: addUser, editUser, removeUser</w:t>
+      </w:r>
+    </w:p>
+    <w:p>
+      <w:pPr>
+        <w:shd w:val="clear" w:color="auto" w:fill="E6E6E6"/>
+        <w:rPr>
+          <w:rFonts w:ascii="Courier New" w:hAnsi="Courier New" w:cs="Courier New"/>
+          <w:sz w:val="16"/>
+        </w:rPr>
+      </w:pPr>
+      <w:r>
+        <w:rPr>
+          <w:rFonts w:ascii="Courier New" w:hAnsi="Courier New" w:cs="Courier New"/>
+          <w:sz w:val="16"/>
+        </w:rPr>
+        <w:t xml:space="preserve">        ├── Sidebar.jsx         liest: currentUser, areas</w:t>
+      </w:r>
+    </w:p>
+    <w:p>
+      <w:pPr>
+        <w:shd w:val="clear" w:color="auto" w:fill="E6E6E6"/>
+        <w:rPr>
+          <w:rFonts w:ascii="Courier New" w:hAnsi="Courier New" w:cs="Courier New"/>
+          <w:sz w:val="16"/>
+        </w:rPr>
+      </w:pPr>
+      <w:r>
+        <w:rPr>
+          <w:rFonts w:ascii="Courier New" w:hAnsi="Courier New" w:cs="Courier New"/>
+          <w:sz w:val="16"/>
+        </w:rPr>
+        <w:t xml:space="preserve">        └── Routes</w:t>
+      </w:r>
+    </w:p>
+    <w:p>
+      <w:pPr>
+        <w:shd w:val="clear" w:color="auto" w:fill="E6E6E6"/>
+        <w:rPr>
+          <w:rFonts w:ascii="Courier New" w:hAnsi="Courier New" w:cs="Courier New"/>
+          <w:sz w:val="16"/>
+        </w:rPr>
+      </w:pPr>
+      <w:r>
+        <w:rPr>
+          <w:rFonts w:ascii="Courier New" w:hAnsi="Courier New" w:cs="Courier New"/>
+          <w:sz w:val="16"/>
+        </w:rPr>
+        <w:t xml:space="preserve">              ├── Overview.jsx  liest: currentUser, areas, goals</w:t>
+      </w:r>
+    </w:p>
+    <w:p>
+      <w:pPr>
+        <w:shd w:val="clear" w:color="auto" w:fill="E6E6E6"/>
+        <w:rPr>
+          <w:rFonts w:ascii="Courier New" w:hAnsi="Courier New" w:cs="Courier New"/>
+          <w:sz w:val="16"/>
+        </w:rPr>
+      </w:pPr>
+      <w:r>
+        <w:rPr>
+          <w:rFonts w:ascii="Courier New" w:hAnsi="Courier New" w:cs="Courier New"/>
+          <w:sz w:val="16"/>
+        </w:rPr>
+        <w:t xml:space="preserve">              │     └── DonutChart.jsx  (reine Darstellung, keine State)</w:t>
+      </w:r>
+    </w:p>
+    <w:p>
+      <w:pPr>
+        <w:shd w:val="clear" w:color="auto" w:fill="E6E6E6"/>
+        <w:rPr>
+          <w:rFonts w:ascii="Courier New" w:hAnsi="Courier New" w:cs="Courier New"/>
+          <w:sz w:val="16"/>
+        </w:rPr>
+      </w:pPr>
+      <w:r>
+        <w:rPr>
+          <w:rFonts w:ascii="Courier New" w:hAnsi="Courier New" w:cs="Courier New"/>
+          <w:sz w:val="16"/>
+        </w:rPr>
+        <w:t xml:space="preserve">              └── AreaView.jsx  liest: currentUser, areas</w:t>
+      </w:r>
+    </w:p>
+    <w:p>
+      <w:pPr>
+        <w:shd w:val="clear" w:color="auto" w:fill="E6E6E6"/>
+        <w:rPr>
+          <w:rFonts w:ascii="Courier New" w:hAnsi="Courier New" w:cs="Courier New"/>
+          <w:sz w:val="16"/>
+        </w:rPr>
+      </w:pPr>
+      <w:r>
+        <w:rPr>
+          <w:rFonts w:ascii="Courier New" w:hAnsi="Courier New" w:cs="Courier New"/>
+          <w:sz w:val="16"/>
+        </w:rPr>
+        <w:t xml:space="preserve">                    └── GoalRow.jsx  liest+schreibt: goal, updateGoal()</w:t>
+      </w:r>
+    </w:p>
+    <w:p>
+      <w:pPr>
+        <w:pStyle w:val="berschrift2"/>
+      </w:pPr>
+      <w:r>
+        <w:t>Komponenten im Detail</w:t>
+      </w:r>
+    </w:p>
+    <w:p>
+      <w:pPr>
+        <w:pStyle w:val="berschrift3"/>
+      </w:pPr>
+      <w:r>
+        <w:t>api/client.js</w:t>
+      </w:r>
+    </w:p>
+    <w:p>
+      <w:r>
+        <w:t>Dünner Fetch-Wrapper über alle Backend-REST-Endpunkte. Exportiert das api-Objekt mit den Methoden getCompetencies, getUsers, createUser, updateUser, deleteUser, getGoals, saveGoal. Kein State, keine React-Abhängigkeit.</w:t>
+      </w:r>
+    </w:p>
+    <w:p>
+      <w:pPr>
+        <w:pStyle w:val="berschrift3"/>
+      </w:pPr>
+      <w:r>
+        <w:t>context/AppContext.jsx</w:t>
+      </w:r>
+    </w:p>
+    <w:p>
+      <w:r>
+        <w:t>Herzstück der App. Lädt beim Start parallel beide Kompetenz-JSONs (Informatiker EFZ + ICT-Fachmann EFZ) und alle User mit Goals vom Backend. Filtert die sichtbaren Bereiche abhängig von der Fachrichtung des aktuellen Users (Plattform/App = gefiltert, ICT-Fachmann = alle). Stellt über useApp() bereit: users, currentUser, areas, loading, error, selectUser, updateGoal, addUser, editUser, removeUser.</w:t>
+      </w:r>
+    </w:p>
+    <w:p>
+      <w:pPr>
+        <w:pStyle w:val="berschrift3"/>
+      </w:pPr>
+      <w:r>
+        <w:t>utils.js</w:t>
+      </w:r>
+    </w:p>
+    <w:p>
+      <w:r>
+        <w:t>Gemeinsame Hilfsfunktionen ohne UI: getInitials(name), getLehrjahrInfo(user) – berechnet Lehrjahr und Fortschrittsprozente (3 Jahre für ICT-Fachmann, 4 Jahre für Informatiker), getAreaProgress(area, goals), getOverallProgress(areas, goals). Konstanten: BLOOM (K-Level-Labels), SPECIALTY_LABEL.</w:t>
+      </w:r>
+    </w:p>
+    <w:p>
+      <w:pPr>
+        <w:pStyle w:val="berschrift3"/>
+      </w:pPr>
+      <w:r>
+        <w:t>components/Header.jsx</w:t>
+      </w:r>
+    </w:p>
+    <w:p>
+      <w:r>
+        <w:t>Gelber Header über die gesamte Bildschirmbreite. Links: FHNW_Logo.webp im Bereich gleicher Breite wie die Sidebar. Mitte: App-Titel. Rechts: Avatar + Name + Fachrichtung des aktuellen Users, Lehrjahr-Badge (dunkel), Fortschrittsring (SVG), Wechseln-Dropdown (User-Liste mit Edit-Icon, + Lernende erfassen), PDF-Icon. Öffnet UserModal für Neu/Bearbeiten.</w:t>
+      </w:r>
+    </w:p>
+    <w:p>
+      <w:pPr>
+        <w:pStyle w:val="berschrift3"/>
+      </w:pPr>
+      <w:r>
+        <w:t>components/Sidebar.jsx</w:t>
+      </w:r>
+    </w:p>
+    <w:p>
+      <w:r>
+        <w:t>Gelbe Sidebar unterhalb des Headers. Zeigt App-Titel mit aktueller Fachrichtung, Navigation (Übersicht mit IconBuch.png), Bereichsliste (Buchstabe + Name + %-Badge in Dunkel, grün wenn 100%). Aktiver Eintrag weiss hinterlegt. Navigation via react-router-dom useNavigate.</w:t>
+      </w:r>
+    </w:p>
+    <w:p>
+      <w:pPr>
+        <w:pStyle w:val="berschrift3"/>
+      </w:pPr>
+      <w:r>
+        <w:t>components/UserModal.jsx</w:t>
+      </w:r>
+    </w:p>
+    <w:p>
+      <w:r>
+        <w:t>Modal zum Erfassen und Bearbeiten von Lernenden. Felder: Name, Ausbildung (3-Karten-Auswahl: Applikationsentwicklung, Plattformentwicklung, ICT-Fachmann/-frau), Lehrbeginn (Datum). Im Edit-Modus: Löschen-Button mit Bestätigung. Ruft addUser oder editUser aus AppContext auf.</w:t>
+      </w:r>
+    </w:p>
+    <w:p>
+      <w:pPr>
+        <w:pStyle w:val="berschrift3"/>
+      </w:pPr>
+      <w:r>
+        <w:t>components/GoalRow.jsx</w:t>
+      </w:r>
+    </w:p>
+    <w:p>
+      <w:r>
+        <w:t>Stellt ein Leistungsziel dar. Zeigt: Goal-ID (z.B. a1.1), Beschreibungstext, K-Buttons (0 bis max, farbig nach Bloom-Level), Max-Badge, Datum der letzten Speicherung, Kommentar-Textarea. Speichert bei Klick sofort (updateGoal), Kommentar wird nach 600ms debounced gespeichert.</w:t>
+      </w:r>
+    </w:p>
+    <w:p>
+      <w:pPr>
+        <w:pStyle w:val="berschrift3"/>
+      </w:pPr>
+      <w:r>
+        <w:t>components/DonutChart.jsx</w:t>
+      </w:r>
+    </w:p>
+    <w:p>
+      <w:r>
+        <w:t>Reine SVG-Darstellung (keine externe Library). Nimmt segments (Array mit value, color, label, sub) und centerPct. Zeichnet gefüllte Kreisringe via strokeDasharray auf mehreren überlagerten SVG-Circles.</w:t>
+      </w:r>
+    </w:p>
+    <w:p>
+      <w:pPr>
+        <w:pStyle w:val="berschrift3"/>
+      </w:pPr>
+      <w:r>
+        <w:t>pages/Overview.jsx</w:t>
+      </w:r>
+    </w:p>
+    <w:p>
+      <w:r>
+        <w:t>Hauptübersicht wenn ein User ausgewählt ist. Drei Sektionen: (1) Lehrzeit-Fortschritt: Balken pro Lehrjahr (grün=absolviert, blau-Gradient=aktuell, grau=zukünftig). (2) Bereichskacheln: Klickbare Karten mit Fortschrittsbalken in Bereichsfarbe. (3) Gesamtfortschritt: DonutChart links, Legende rechts (ein Eintrag pro Bereich + Noch nicht erreicht).</w:t>
+      </w:r>
+    </w:p>
+    <w:p>
+      <w:pPr>
+        <w:pStyle w:val="berschrift3"/>
+      </w:pPr>
+      <w:r>
+        <w:t>pages/AreaView.jsx</w:t>
+      </w:r>
+    </w:p>
+    <w:p>
+      <w:r>
+        <w:t>Detailansicht eines Handlungskompetenzbereichs. Zeigt Bereichsheader mit Fortschrittsbalken, Bloom-Legende K1–K6 (immer sichtbar), dann FHNW-Akkordeons pro Handlungskompetenz. Akkordeon-Header: grau geschlossen, #FFF48D (helles Gelb) geöffnet, + / × als dominantes Icon. Geöffnet: Tabelle mit GoalRows.</w:t>
+      </w:r>
+    </w:p>
+    <w:p>
+      <w:pPr>
+        <w:pStyle w:val="berschrift2"/>
+      </w:pPr>
+      <w:r>
+        <w:t>Gelernte React-Konzepte (Session 18)</w:t>
+      </w:r>
+    </w:p>
+    <w:p>
+      <w:r>
+        <w:t>• JSX – HTML-ähnliche Syntax direkt in JavaScript/TypeScript</w:t>
+      </w:r>
+    </w:p>
+    <w:p>
+      <w:r>
+        <w:t>• useState – Lokaler Komponentenstate (z.B. offene Akkordeons, Modal-Sichtbarkeit)</w:t>
+      </w:r>
+    </w:p>
+    <w:p>
+      <w:r>
+        <w:t>• useEffect – Seiteneffekte beim Laden (API-Calls in AppContext)</w:t>
+      </w:r>
+    </w:p>
+    <w:p>
+      <w:r>
+        <w:t>• useCallback – Memoized Callbacks (updateGoal, addUser etc.) für Performance</w:t>
+      </w:r>
+    </w:p>
+    <w:p>
+      <w:r>
+        <w:t>• useRef – Timer-Referenz für debounced Kommentar-Speicherung in GoalRow</w:t>
+      </w:r>
+    </w:p>
+    <w:p>
+      <w:r>
+        <w:t>• createContext / useContext – Globaler State ohne Prop-Drilling (useApp()-Hook)</w:t>
+      </w:r>
+    </w:p>
+    <w:p>
+      <w:r>
+        <w:t>• react-router-dom – Client-seitiges Routing: BrowserRouter, Routes, Route, Navigate, useNavigate, useParams, useLocation</w:t>
+      </w:r>
+    </w:p>
+    <w:p>
+      <w:r>
+        <w:t>• Vite – Moderner Build-Tool mit Hot Module Replacement (HMR)</w:t>
+      </w:r>
+    </w:p>
+    <w:p>
+      <w:pPr>
+        <w:pStyle w:val="berschrift2"/>
+      </w:pPr>
+      <w:r>
+        <w:t>Applikation starten</w:t>
+      </w:r>
+    </w:p>
+    <w:p>
+      <w:r>
+        <w:t>Backend (FastAPI, unverändert):</w:t>
+      </w:r>
+    </w:p>
+    <w:p>
+      <w:pPr>
+        <w:shd w:val="clear" w:color="auto" w:fill="E6E6E6"/>
+        <w:rPr>
+          <w:rFonts w:ascii="Courier New" w:hAnsi="Courier New" w:cs="Courier New"/>
+          <w:sz w:val="18"/>
+        </w:rPr>
+      </w:pPr>
+      <w:r>
+        <w:rPr>
+          <w:rFonts w:ascii="Courier New" w:hAnsi="Courier New" w:cs="Courier New"/>
+          <w:sz w:val="18"/>
+        </w:rPr>
+        <w:t>cd backend</w:t>
+      </w:r>
+    </w:p>
+    <w:p>
+      <w:pPr>
+        <w:shd w:val="clear" w:color="auto" w:fill="E6E6E6"/>
+        <w:rPr>
+          <w:rFonts w:ascii="Courier New" w:hAnsi="Courier New" w:cs="Courier New"/>
+          <w:sz w:val="18"/>
+        </w:rPr>
+      </w:pPr>
+      <w:r>
+        <w:rPr>
+          <w:rFonts w:ascii="Courier New" w:hAnsi="Courier New" w:cs="Courier New"/>
+          <w:sz w:val="18"/>
+        </w:rPr>
+        <w:t>uvicorn main:app --reload</w:t>
+      </w:r>
+    </w:p>
+    <w:p>
+      <w:r>
+        <w:t>React-Frontend (Vite Dev-Server):</w:t>
+      </w:r>
+    </w:p>
+    <w:p>
+      <w:pPr>
+        <w:shd w:val="clear" w:color="auto" w:fill="E6E6E6"/>
+        <w:rPr>
+          <w:rFonts w:ascii="Courier New" w:hAnsi="Courier New" w:cs="Courier New"/>
+          <w:sz w:val="18"/>
+        </w:rPr>
+      </w:pPr>
+      <w:r>
+        <w:rPr>
+          <w:rFonts w:ascii="Courier New" w:hAnsi="Courier New" w:cs="Courier New"/>
+          <w:sz w:val="18"/>
+        </w:rPr>
+        <w:t>cd frontend</w:t>
+      </w:r>
+    </w:p>
+    <w:p>
+      <w:pPr>
+        <w:shd w:val="clear" w:color="auto" w:fill="E6E6E6"/>
+        <w:rPr>
+          <w:rFonts w:ascii="Courier New" w:hAnsi="Courier New" w:cs="Courier New"/>
+          <w:sz w:val="18"/>
+        </w:rPr>
+      </w:pPr>
+      <w:r>
+        <w:rPr>
+          <w:rFonts w:ascii="Courier New" w:hAnsi="Courier New" w:cs="Courier New"/>
+          <w:sz w:val="18"/>
+        </w:rPr>
+        <w:t>npm run dev</w:t>
+      </w:r>
+    </w:p>
+    <w:p>
+      <w:pPr>
+        <w:shd w:val="clear" w:color="auto" w:fill="E6E6E6"/>
+        <w:rPr>
+          <w:rFonts w:ascii="Courier New" w:hAnsi="Courier New" w:cs="Courier New"/>
+          <w:sz w:val="18"/>
+        </w:rPr>
+      </w:pPr>
+    </w:p>
+    <w:p>
+      <w:pPr>
+        <w:shd w:val="clear" w:color="auto" w:fill="E6E6E6"/>
+        <w:rPr>
+          <w:rFonts w:ascii="Courier New" w:hAnsi="Courier New" w:cs="Courier New"/>
+          <w:sz w:val="18"/>
+        </w:rPr>
+      </w:pPr>
+      <w:r>
+        <w:rPr>
+          <w:rFonts w:ascii="Courier New" w:hAnsi="Courier New" w:cs="Courier New"/>
+          <w:sz w:val="18"/>
+        </w:rPr>
+        <w:t>Aufruf im Browser: http://localhost:5173</w:t>
+      </w:r>
+    </w:p>
+    <w:p>
+      <w:pPr>
+        <w:shd w:val="clear" w:color="auto" w:fill="E6E6E6"/>
+        <w:rPr>
+          <w:rFonts w:ascii="Courier New" w:hAnsi="Courier New" w:cs="Courier New"/>
+          <w:sz w:val="18"/>
+        </w:rPr>
+      </w:pPr>
+    </w:p>
     <w:sectPr>
       <w:headerReference w:type="first" r:id="rId14"/>
       <w:pgSz w:w="11906" w:h="16838" w:code="9"/>
@@ -5496,15 +6353,6 @@
 </file>
 
 <file path=customXml/item2.xml><?xml version="1.0" encoding="utf-8"?>
-<?mso-contentType ?>
-<FormTemplates xmlns="http://schemas.microsoft.com/sharepoint/v3/contenttype/forms">
-  <Display>DocumentLibraryForm</Display>
-  <Edit>DocumentLibraryForm</Edit>
-  <New>DocumentLibraryForm</New>
-</FormTemplates>
-</file>
-
-<file path=customXml/item3.xml><?xml version="1.0" encoding="utf-8"?>
 <ct:contentTypeSchema xmlns:ct="http://schemas.microsoft.com/office/2006/metadata/contentType" xmlns:ma="http://schemas.microsoft.com/office/2006/metadata/properties/metaAttributes" ct:_="" ma:_="" ma:contentTypeName="Dokument" ma:contentTypeID="0x0101007903E6EB9CF02E4A9D445768F33CE8A0" ma:contentTypeVersion="10" ma:contentTypeDescription="Ein neues Dokument erstellen." ma:contentTypeScope="" ma:versionID="6ae922be011154ab15be9f8e392bd017">
   <xsd:schema xmlns:xsd="http://www.w3.org/2001/XMLSchema" xmlns:xs="http://www.w3.org/2001/XMLSchema" xmlns:p="http://schemas.microsoft.com/office/2006/metadata/properties" xmlns:ns2="9c9658b7-70b6-4a85-98d8-6fbbaa45c305" xmlns:ns3="469fef08-e3b5-4743-af2d-0bc6e31c71c1" targetNamespace="http://schemas.microsoft.com/office/2006/metadata/properties" ma:root="true" ma:fieldsID="d06d8b5c4036d08665a49476e2e0a1f7" ns2:_="" ns3:_="">
     <xsd:import namespace="9c9658b7-70b6-4a85-98d8-6fbbaa45c305"/>
@@ -5709,14 +6557,23 @@
 </ct:contentTypeSchema>
 </file>
 
+<file path=customXml/item3.xml><?xml version="1.0" encoding="utf-8"?>
+<?mso-contentType ?>
+<FormTemplates xmlns="http://schemas.microsoft.com/sharepoint/v3/contenttype/forms">
+  <Display>DocumentLibraryForm</Display>
+  <Edit>DocumentLibraryForm</Edit>
+  <New>DocumentLibraryForm</New>
+</FormTemplates>
+</file>
+
 <file path=customXml/item4.xml><?xml version="1.0" encoding="utf-8"?>
-<b:Sources xmlns:b="http://schemas.openxmlformats.org/officeDocument/2006/bibliography" xmlns="http://schemas.openxmlformats.org/officeDocument/2006/bibliography" SelectedStyle="\APA.XSL" StyleName="APA"/>
+<p:properties xmlns:p="http://schemas.microsoft.com/office/2006/metadata/properties" xmlns:xsi="http://www.w3.org/2001/XMLSchema-instance" xmlns:pc="http://schemas.microsoft.com/office/infopath/2007/PartnerControls">
+  <documentManagement/>
+</p:properties>
 </file>
 
 <file path=customXml/item5.xml><?xml version="1.0" encoding="utf-8"?>
-<p:properties xmlns:p="http://schemas.microsoft.com/office/2006/metadata/properties" xmlns:xsi="http://www.w3.org/2001/XMLSchema-instance" xmlns:pc="http://schemas.microsoft.com/office/infopath/2007/PartnerControls">
-  <documentManagement/>
-</p:properties>
+<b:Sources xmlns:b="http://schemas.openxmlformats.org/officeDocument/2006/bibliography" xmlns="http://schemas.openxmlformats.org/officeDocument/2006/bibliography" SelectedStyle="\APA.XSL" StyleName="APA"/>
 </file>
 
 <file path=customXml/itemProps1.xml><?xml version="1.0" encoding="utf-8"?>
@@ -5728,14 +6585,6 @@
 </file>
 
 <file path=customXml/itemProps2.xml><?xml version="1.0" encoding="utf-8"?>
-<ds:datastoreItem xmlns:ds="http://schemas.openxmlformats.org/officeDocument/2006/customXml" ds:itemID="{D2CF7831-0288-43C5-9AFD-4D67A1E58A9C}">
-  <ds:schemaRefs>
-    <ds:schemaRef ds:uri="http://schemas.microsoft.com/sharepoint/v3/contenttype/forms"/>
-  </ds:schemaRefs>
-</ds:datastoreItem>
-</file>
-
-<file path=customXml/itemProps3.xml><?xml version="1.0" encoding="utf-8"?>
 <ds:datastoreItem xmlns:ds="http://schemas.openxmlformats.org/officeDocument/2006/customXml" ds:itemID="{6FA82E95-11C5-463A-AADD-8A833425D8D2}">
   <ds:schemaRefs>
     <ds:schemaRef ds:uri="http://schemas.microsoft.com/office/2006/metadata/contentType"/>
@@ -5754,19 +6603,27 @@
 </ds:datastoreItem>
 </file>
 
-<file path=customXml/itemProps4.xml><?xml version="1.0" encoding="utf-8"?>
-<ds:datastoreItem xmlns:ds="http://schemas.openxmlformats.org/officeDocument/2006/customXml" ds:itemID="{59CD317E-5156-4C3B-90E9-8DED7CA2EC5E}">
+<file path=customXml/itemProps3.xml><?xml version="1.0" encoding="utf-8"?>
+<ds:datastoreItem xmlns:ds="http://schemas.openxmlformats.org/officeDocument/2006/customXml" ds:itemID="{D2CF7831-0288-43C5-9AFD-4D67A1E58A9C}">
   <ds:schemaRefs>
-    <ds:schemaRef ds:uri="http://schemas.openxmlformats.org/officeDocument/2006/bibliography"/>
+    <ds:schemaRef ds:uri="http://schemas.microsoft.com/sharepoint/v3/contenttype/forms"/>
   </ds:schemaRefs>
 </ds:datastoreItem>
 </file>
 
-<file path=customXml/itemProps5.xml><?xml version="1.0" encoding="utf-8"?>
+<file path=customXml/itemProps4.xml><?xml version="1.0" encoding="utf-8"?>
 <ds:datastoreItem xmlns:ds="http://schemas.openxmlformats.org/officeDocument/2006/customXml" ds:itemID="{49D8654D-D35F-45A1-916C-E770D409409A}">
   <ds:schemaRefs>
     <ds:schemaRef ds:uri="http://schemas.microsoft.com/office/2006/metadata/properties"/>
     <ds:schemaRef ds:uri="http://schemas.microsoft.com/office/infopath/2007/PartnerControls"/>
   </ds:schemaRefs>
 </ds:datastoreItem>
+</file>
+
+<file path=customXml/itemProps5.xml><?xml version="1.0" encoding="utf-8"?>
+<ds:datastoreItem xmlns:ds="http://schemas.openxmlformats.org/officeDocument/2006/customXml" ds:itemID="{59CD317E-5156-4C3B-90E9-8DED7CA2EC5E}">
+  <ds:schemaRefs>
+    <ds:schemaRef ds:uri="http://schemas.openxmlformats.org/officeDocument/2006/bibliography"/>
+  </ds:schemaRefs>
+</ds:datastoreItem>
 </file>
--- a/doku/IT-Lehre Handlungskompetenen Doku.docx
+++ b/doku/IT-Lehre Handlungskompetenen Doku.docx
@@ -56,12 +56,36 @@
     </w:p>
     <w:p>
       <w:r>
-        <w:t>2. Kompetenz-Tracker - Full-Stack Umbau mit Python/FastAPI und MSSQL (Phase 2 laufend)</w:t>
-      </w:r>
-    </w:p>
-    <w:p>
-      <w:r>
-        <w:t>3. LPM Managementtool - OKRs, Portfolio Epics, Azure DevOps Anbindung (geplant)</w:t>
+        <w:t>2. Kompetenz-Tracker - Full-Stack Umbau mit Python/</w:t>
+      </w:r>
+      <w:proofErr w:type="spellStart"/>
+      <w:r>
+        <w:t>FastAPI</w:t>
+      </w:r>
+      <w:proofErr w:type="spellEnd"/>
+      <w:r>
+        <w:t xml:space="preserve"> und MSSQL (Phase 2 laufend)</w:t>
+      </w:r>
+    </w:p>
+    <w:p>
+      <w:r>
+        <w:t xml:space="preserve">3. </w:t>
+      </w:r>
+      <w:proofErr w:type="gramStart"/>
+      <w:r>
+        <w:t>LPM Managementtool</w:t>
+      </w:r>
+      <w:proofErr w:type="gramEnd"/>
+      <w:r>
+        <w:t xml:space="preserve"> - OKRs, Portfolio </w:t>
+      </w:r>
+      <w:proofErr w:type="spellStart"/>
+      <w:r>
+        <w:t>Epics</w:t>
+      </w:r>
+      <w:proofErr w:type="spellEnd"/>
+      <w:r>
+        <w:t>, Azure DevOps Anbindung (geplant)</w:t>
       </w:r>
     </w:p>
     <w:p>
@@ -85,19 +109,40 @@
     </w:p>
     <w:p>
       <w:r>
-        <w:t>Frontend:   HTML / CSS / JavaScript - sp</w:t>
+        <w:t xml:space="preserve">Frontend:   HTML / CSS / JavaScript - </w:t>
+      </w:r>
+      <w:proofErr w:type="spellStart"/>
+      <w:r>
+        <w:t>sp</w:t>
       </w:r>
       <w:r>
         <w:t>a</w:t>
       </w:r>
       <w:r>
-        <w:t>ter React oder Vue</w:t>
-      </w:r>
-    </w:p>
-    <w:p>
-      <w:r>
-        <w:t>Backend:    Python 3.12 + FastAPI + SQLAlchemy</w:t>
-      </w:r>
+        <w:t>ter</w:t>
+      </w:r>
+      <w:proofErr w:type="spellEnd"/>
+      <w:r>
+        <w:t xml:space="preserve"> React oder Vue</w:t>
+      </w:r>
+    </w:p>
+    <w:p>
+      <w:r>
+        <w:t xml:space="preserve">Backend:    Python 3.12 + </w:t>
+      </w:r>
+      <w:proofErr w:type="spellStart"/>
+      <w:r>
+        <w:t>FastAPI</w:t>
+      </w:r>
+      <w:proofErr w:type="spellEnd"/>
+      <w:r>
+        <w:t xml:space="preserve"> + </w:t>
+      </w:r>
+      <w:proofErr w:type="spellStart"/>
+      <w:r>
+        <w:t>SQLAlchemy</w:t>
+      </w:r>
+      <w:proofErr w:type="spellEnd"/>
     </w:p>
     <w:p>
       <w:r>
@@ -105,20 +150,38 @@
       </w:r>
     </w:p>
     <w:p>
-      <w:r>
-        <w:t>Tools:      VS Code, SSMS, Git</w:t>
-      </w:r>
-    </w:p>
-    <w:p>
       <w:pPr>
         <w:rPr>
           <w:lang w:val="fr-CH"/>
         </w:rPr>
       </w:pPr>
+      <w:proofErr w:type="gramStart"/>
       <w:r>
         <w:rPr>
           <w:lang w:val="fr-CH"/>
         </w:rPr>
+        <w:t>Tools:</w:t>
+      </w:r>
+      <w:proofErr w:type="gramEnd"/>
+      <w:r>
+        <w:rPr>
+          <w:lang w:val="fr-CH"/>
+        </w:rPr>
+        <w:t xml:space="preserve">      VS Code, SSMS, Git</w:t>
+      </w:r>
+    </w:p>
+    <w:p>
+      <w:pPr>
+        <w:rPr>
+          <w:lang w:val="fr-CH"/>
+        </w:rPr>
+      </w:pPr>
+      <w:proofErr w:type="spellStart"/>
+      <w:proofErr w:type="gramStart"/>
+      <w:r>
+        <w:rPr>
+          <w:lang w:val="fr-CH"/>
+        </w:rPr>
         <w:t>Sp</w:t>
       </w:r>
       <w:r>
@@ -131,7 +194,35 @@
         <w:rPr>
           <w:lang w:val="fr-CH"/>
         </w:rPr>
-        <w:t>ter:    Azure DevOps REST API, KI-Komponenten (CAS AI-SE)</w:t>
+        <w:t>ter</w:t>
+      </w:r>
+      <w:proofErr w:type="spellEnd"/>
+      <w:r>
+        <w:rPr>
+          <w:lang w:val="fr-CH"/>
+        </w:rPr>
+        <w:t>:</w:t>
+      </w:r>
+      <w:proofErr w:type="gramEnd"/>
+      <w:r>
+        <w:rPr>
+          <w:lang w:val="fr-CH"/>
+        </w:rPr>
+        <w:t xml:space="preserve">    Azure DevOps REST API, KI-</w:t>
+      </w:r>
+      <w:proofErr w:type="spellStart"/>
+      <w:r>
+        <w:rPr>
+          <w:lang w:val="fr-CH"/>
+        </w:rPr>
+        <w:t>Komponenten</w:t>
+      </w:r>
+      <w:proofErr w:type="spellEnd"/>
+      <w:r>
+        <w:rPr>
+          <w:lang w:val="fr-CH"/>
+        </w:rPr>
+        <w:t xml:space="preserve"> (CAS AI-SE)</w:t>
       </w:r>
     </w:p>
     <w:p>
@@ -179,13 +270,55 @@
     </w:p>
     <w:p>
       <w:r>
-        <w:t>Einzelne Datei kompetenz-tracker.html ohne externen Server. Datenspeicherung in kompetenzen.json auf einem gemeinsamen Netzlaufwerk via File System Access API des Browsers. Fallback auf localStorage f</w:t>
+        <w:t xml:space="preserve">Einzelne Datei kompetenz-tracker.html ohne externen Server. Datenspeicherung in </w:t>
+      </w:r>
+      <w:proofErr w:type="spellStart"/>
+      <w:proofErr w:type="gramStart"/>
+      <w:r>
+        <w:t>kompetenzen.json</w:t>
+      </w:r>
+      <w:proofErr w:type="spellEnd"/>
+      <w:proofErr w:type="gramEnd"/>
+      <w:r>
+        <w:t xml:space="preserve"> auf einem gemeinsamen Netzlaufwerk via File System Access API des Browsers. </w:t>
+      </w:r>
+      <w:proofErr w:type="spellStart"/>
+      <w:r>
+        <w:t>Fallback</w:t>
+      </w:r>
+      <w:proofErr w:type="spellEnd"/>
+      <w:r>
+        <w:t xml:space="preserve"> auf </w:t>
+      </w:r>
+      <w:proofErr w:type="spellStart"/>
+      <w:r>
+        <w:t>localStorage</w:t>
+      </w:r>
+      <w:proofErr w:type="spellEnd"/>
+      <w:r>
+        <w:t xml:space="preserve"> f</w:t>
       </w:r>
       <w:r>
         <w:t>ü</w:t>
       </w:r>
       <w:r>
-        <w:t>r andere Browser. PDF-Export via jsPDF 2.5.1 und autotable 3.8.2 (CDN, ben</w:t>
+        <w:t xml:space="preserve">r andere Browser. PDF-Export via </w:t>
+      </w:r>
+      <w:proofErr w:type="spellStart"/>
+      <w:r>
+        <w:t>jsPDF</w:t>
+      </w:r>
+      <w:proofErr w:type="spellEnd"/>
+      <w:r>
+        <w:t xml:space="preserve"> 2.5.1 und </w:t>
+      </w:r>
+      <w:proofErr w:type="spellStart"/>
+      <w:r>
+        <w:t>autotable</w:t>
+      </w:r>
+      <w:proofErr w:type="spellEnd"/>
+      <w:r>
+        <w:t xml:space="preserve"> 3.8.2 (CDN, ben</w:t>
       </w:r>
       <w:r>
         <w:t>ö</w:t>
@@ -222,12 +355,14 @@
       <w:r>
         <w:t xml:space="preserve">- Kompetenzbewertung: Bloom-Stufen K0-K6 pro Leistungsziel mit Kommentarfeld und </w:t>
       </w:r>
+      <w:proofErr w:type="spellStart"/>
       <w:r>
         <w:t>A</w:t>
       </w:r>
       <w:r>
         <w:t>nderungsdatum</w:t>
       </w:r>
+      <w:proofErr w:type="spellEnd"/>
     </w:p>
     <w:p>
       <w:r>
@@ -266,7 +401,15 @@
         <w:t>,</w:t>
       </w:r>
       <w:r>
-        <w:t xml:space="preserve"> wenn Ist-Level &gt;= Ziel-Level (goal.max)</w:t>
+        <w:t xml:space="preserve"> wenn Ist-Level &gt;= Ziel-Level (</w:t>
+      </w:r>
+      <w:proofErr w:type="spellStart"/>
+      <w:r>
+        <w:t>goal.max</w:t>
+      </w:r>
+      <w:proofErr w:type="spellEnd"/>
+      <w:r>
+        <w:t>)</w:t>
       </w:r>
     </w:p>
     <w:p>
@@ -313,7 +456,39 @@
     </w:p>
     <w:p>
       <w:r>
-        <w:t>Fortschrittsberechnung: Leistungsziel gilt erst als erreicht wenn level &gt;= goal.max. Vorher war level &gt; 0 als erf</w:t>
+        <w:t xml:space="preserve">Fortschrittsberechnung: Leistungsziel gilt erst als </w:t>
+      </w:r>
+      <w:proofErr w:type="gramStart"/>
+      <w:r>
+        <w:t>erreicht</w:t>
+      </w:r>
+      <w:proofErr w:type="gramEnd"/>
+      <w:r>
+        <w:t xml:space="preserve"> wenn </w:t>
+      </w:r>
+      <w:proofErr w:type="spellStart"/>
+      <w:r>
+        <w:t>level</w:t>
+      </w:r>
+      <w:proofErr w:type="spellEnd"/>
+      <w:r>
+        <w:t xml:space="preserve"> &gt;= </w:t>
+      </w:r>
+      <w:proofErr w:type="spellStart"/>
+      <w:r>
+        <w:t>goal.max</w:t>
+      </w:r>
+      <w:proofErr w:type="spellEnd"/>
+      <w:r>
+        <w:t xml:space="preserve">. Vorher war </w:t>
+      </w:r>
+      <w:proofErr w:type="spellStart"/>
+      <w:r>
+        <w:t>level</w:t>
+      </w:r>
+      <w:proofErr w:type="spellEnd"/>
+      <w:r>
+        <w:t xml:space="preserve"> &gt; 0 als erf</w:t>
       </w:r>
       <w:r>
         <w:t>ü</w:t>
@@ -330,7 +505,15 @@
     </w:p>
     <w:p>
       <w:r>
-        <w:t>PDF-Bibliothek jsPDF: Unterst</w:t>
+        <w:t xml:space="preserve">PDF-Bibliothek </w:t>
+      </w:r>
+      <w:proofErr w:type="spellStart"/>
+      <w:r>
+        <w:t>jsPDF</w:t>
+      </w:r>
+      <w:proofErr w:type="spellEnd"/>
+      <w:r>
+        <w:t>: Unterst</w:t>
       </w:r>
       <w:r>
         <w:t>ü</w:t>
@@ -387,18 +570,34 @@
     </w:p>
     <w:p>
       <w:r>
-        <w:t xml:space="preserve">  frontend/              HTML-App (bestehend, sp</w:t>
+        <w:t xml:space="preserve">  frontend/              HTML-App (bestehend, </w:t>
+      </w:r>
+      <w:proofErr w:type="spellStart"/>
+      <w:r>
+        <w:t>sp</w:t>
       </w:r>
       <w:r>
         <w:t>a</w:t>
       </w:r>
       <w:r>
-        <w:t>ter modernisieren)</w:t>
-      </w:r>
-    </w:p>
-    <w:p>
-      <w:r>
-        <w:t xml:space="preserve">  backend/               Python FastAPI (in Aufbau)</w:t>
+        <w:t>ter</w:t>
+      </w:r>
+      <w:proofErr w:type="spellEnd"/>
+      <w:r>
+        <w:t xml:space="preserve"> modernisieren)</w:t>
+      </w:r>
+    </w:p>
+    <w:p>
+      <w:r>
+        <w:t xml:space="preserve">  backend/               Python </w:t>
+      </w:r>
+      <w:proofErr w:type="spellStart"/>
+      <w:r>
+        <w:t>FastAPI</w:t>
+      </w:r>
+      <w:proofErr w:type="spellEnd"/>
+      <w:r>
+        <w:t xml:space="preserve"> (in Aufbau)</w:t>
       </w:r>
     </w:p>
     <w:p>
@@ -408,7 +607,15 @@
     </w:p>
     <w:p>
       <w:r>
-        <w:t xml:space="preserve">    models.py            Datenbankmodelle (SQLAlchemy)</w:t>
+        <w:t xml:space="preserve">    models.py            Datenbankmodelle (</w:t>
+      </w:r>
+      <w:proofErr w:type="spellStart"/>
+      <w:r>
+        <w:t>SQLAlchemy</w:t>
+      </w:r>
+      <w:proofErr w:type="spellEnd"/>
+      <w:r>
+        <w:t>)</w:t>
       </w:r>
     </w:p>
     <w:p>
@@ -418,12 +625,36 @@
     </w:p>
     <w:p>
       <w:r>
-        <w:t xml:space="preserve">  db/</w:t>
-      </w:r>
-    </w:p>
-    <w:p>
-      <w:r>
-        <w:t xml:space="preserve">    schema.sql           Datenbankschema (versioniert in Git)</w:t>
+        <w:t xml:space="preserve">  </w:t>
+      </w:r>
+      <w:proofErr w:type="spellStart"/>
+      <w:r>
+        <w:t>db</w:t>
+      </w:r>
+      <w:proofErr w:type="spellEnd"/>
+      <w:r>
+        <w:t>/</w:t>
+      </w:r>
+    </w:p>
+    <w:p>
+      <w:r>
+        <w:t xml:space="preserve">    </w:t>
+      </w:r>
+      <w:proofErr w:type="spellStart"/>
+      <w:r>
+        <w:t>schema.sql</w:t>
+      </w:r>
+      <w:proofErr w:type="spellEnd"/>
+      <w:r>
+        <w:t xml:space="preserve">           Datenbankschema (versioniert in </w:t>
+      </w:r>
+      <w:proofErr w:type="spellStart"/>
+      <w:r>
+        <w:t>Git</w:t>
+      </w:r>
+      <w:proofErr w:type="spellEnd"/>
+      <w:r>
+        <w:t>)</w:t>
       </w:r>
     </w:p>
     <w:p>
@@ -436,37 +667,198 @@
     </w:p>
     <w:p>
       <w:r>
-        <w:t>Datenbank: KompetenzTracker auf localhost\SQLEXPRESS (Windows-Authentifizierung)</w:t>
-      </w:r>
-    </w:p>
-    <w:p>
-      <w:pPr>
-        <w:rPr>
-          <w:lang w:val="en-US"/>
-        </w:rPr>
-      </w:pPr>
-      <w:r>
-        <w:rPr>
-          <w:lang w:val="en-US"/>
-        </w:rPr>
-        <w:t>Tabelle Users: Id UNIQUEIDENTIFIER PK, Name NVARCHAR(100), Specialty (platform/app), StartDate DATE, CreatedAt DATETIME2</w:t>
-      </w:r>
-    </w:p>
-    <w:p>
-      <w:r>
-        <w:rPr>
-          <w:lang w:val="en-US"/>
-        </w:rPr>
-        <w:t xml:space="preserve">Tabelle GoalEntries: Id PK, UserId FK-&gt;Users (CASCADE DELETE), GoalId NVARCHAR(20) z.B. a1.1, Level TINYINT 0-6, Comment NVARCHAR(MAX), UpdatedAt DATETIME2. </w:t>
-      </w:r>
-      <w:r>
-        <w:t>UNIQUE Constraint auf (UserId, GoalId).</w:t>
+        <w:t xml:space="preserve">Datenbank: </w:t>
+      </w:r>
+      <w:proofErr w:type="spellStart"/>
+      <w:r>
+        <w:t>KompetenzTracker</w:t>
+      </w:r>
+      <w:proofErr w:type="spellEnd"/>
+      <w:r>
+        <w:t xml:space="preserve"> auf </w:t>
+      </w:r>
+      <w:proofErr w:type="spellStart"/>
+      <w:r>
+        <w:t>localhost</w:t>
+      </w:r>
+      <w:proofErr w:type="spellEnd"/>
+      <w:r>
+        <w:t>\SQLEXPRESS (Windows-Authentifizierung)</w:t>
+      </w:r>
+    </w:p>
+    <w:p>
+      <w:pPr>
+        <w:rPr>
+          <w:lang w:val="en-US"/>
+        </w:rPr>
+      </w:pPr>
+      <w:proofErr w:type="spellStart"/>
+      <w:r>
+        <w:rPr>
+          <w:lang w:val="en-US"/>
+        </w:rPr>
+        <w:t>Tabelle</w:t>
+      </w:r>
+      <w:proofErr w:type="spellEnd"/>
+      <w:r>
+        <w:rPr>
+          <w:lang w:val="en-US"/>
+        </w:rPr>
+        <w:t xml:space="preserve"> Users: Id UNIQUEIDENTIFIER PK, Name </w:t>
+      </w:r>
+      <w:proofErr w:type="gramStart"/>
+      <w:r>
+        <w:rPr>
+          <w:lang w:val="en-US"/>
+        </w:rPr>
+        <w:t>NVARCHAR(</w:t>
+      </w:r>
+      <w:proofErr w:type="gramEnd"/>
+      <w:r>
+        <w:rPr>
+          <w:lang w:val="en-US"/>
+        </w:rPr>
+        <w:t xml:space="preserve">100), Specialty (platform/app), StartDate DATE, </w:t>
+      </w:r>
+      <w:proofErr w:type="spellStart"/>
+      <w:r>
+        <w:rPr>
+          <w:lang w:val="en-US"/>
+        </w:rPr>
+        <w:t>CreatedAt</w:t>
+      </w:r>
+      <w:proofErr w:type="spellEnd"/>
+      <w:r>
+        <w:rPr>
+          <w:lang w:val="en-US"/>
+        </w:rPr>
+        <w:t xml:space="preserve"> DATETIME2</w:t>
+      </w:r>
+    </w:p>
+    <w:p>
+      <w:proofErr w:type="spellStart"/>
+      <w:r>
+        <w:rPr>
+          <w:lang w:val="en-US"/>
+        </w:rPr>
+        <w:t>Tabelle</w:t>
+      </w:r>
+      <w:proofErr w:type="spellEnd"/>
+      <w:r>
+        <w:rPr>
+          <w:lang w:val="en-US"/>
+        </w:rPr>
+        <w:t xml:space="preserve"> </w:t>
+      </w:r>
+      <w:proofErr w:type="spellStart"/>
+      <w:r>
+        <w:rPr>
+          <w:lang w:val="en-US"/>
+        </w:rPr>
+        <w:t>GoalEntries</w:t>
+      </w:r>
+      <w:proofErr w:type="spellEnd"/>
+      <w:r>
+        <w:rPr>
+          <w:lang w:val="en-US"/>
+        </w:rPr>
+        <w:t xml:space="preserve">: Id PK, </w:t>
+      </w:r>
+      <w:proofErr w:type="spellStart"/>
+      <w:r>
+        <w:rPr>
+          <w:lang w:val="en-US"/>
+        </w:rPr>
+        <w:t>UserId</w:t>
+      </w:r>
+      <w:proofErr w:type="spellEnd"/>
+      <w:r>
+        <w:rPr>
+          <w:lang w:val="en-US"/>
+        </w:rPr>
+        <w:t xml:space="preserve"> FK-&gt;Users (CASCADE DELETE), </w:t>
+      </w:r>
+      <w:proofErr w:type="spellStart"/>
+      <w:r>
+        <w:rPr>
+          <w:lang w:val="en-US"/>
+        </w:rPr>
+        <w:t>GoalId</w:t>
+      </w:r>
+      <w:proofErr w:type="spellEnd"/>
+      <w:r>
+        <w:rPr>
+          <w:lang w:val="en-US"/>
+        </w:rPr>
+        <w:t xml:space="preserve"> </w:t>
+      </w:r>
+      <w:proofErr w:type="gramStart"/>
+      <w:r>
+        <w:rPr>
+          <w:lang w:val="en-US"/>
+        </w:rPr>
+        <w:t>NVARCHAR(</w:t>
+      </w:r>
+      <w:proofErr w:type="gramEnd"/>
+      <w:r>
+        <w:rPr>
+          <w:lang w:val="en-US"/>
+        </w:rPr>
+        <w:t xml:space="preserve">20) </w:t>
+      </w:r>
+      <w:proofErr w:type="spellStart"/>
+      <w:r>
+        <w:rPr>
+          <w:lang w:val="en-US"/>
+        </w:rPr>
+        <w:t>z.B.</w:t>
+      </w:r>
+      <w:proofErr w:type="spellEnd"/>
+      <w:r>
+        <w:rPr>
+          <w:lang w:val="en-US"/>
+        </w:rPr>
+        <w:t xml:space="preserve"> a1.1, Level TINYINT 0-6, Comment NVARCHAR(MAX), </w:t>
+      </w:r>
+      <w:proofErr w:type="spellStart"/>
+      <w:r>
+        <w:rPr>
+          <w:lang w:val="en-US"/>
+        </w:rPr>
+        <w:t>UpdatedAt</w:t>
+      </w:r>
+      <w:proofErr w:type="spellEnd"/>
+      <w:r>
+        <w:rPr>
+          <w:lang w:val="en-US"/>
+        </w:rPr>
+        <w:t xml:space="preserve"> DATETIME2. </w:t>
+      </w:r>
+      <w:r>
+        <w:t>UNIQUE Constraint auf (</w:t>
+      </w:r>
+      <w:proofErr w:type="spellStart"/>
+      <w:r>
+        <w:t>UserId</w:t>
+      </w:r>
+      <w:proofErr w:type="spellEnd"/>
+      <w:r>
+        <w:t xml:space="preserve">, </w:t>
+      </w:r>
+      <w:proofErr w:type="spellStart"/>
+      <w:r>
+        <w:t>GoalId</w:t>
+      </w:r>
+      <w:proofErr w:type="spellEnd"/>
+      <w:r>
+        <w:t>).</w:t>
       </w:r>
     </w:p>
     <w:p>
       <w:pPr>
         <w:pStyle w:val="berschrift3"/>
       </w:pPr>
+      <w:proofErr w:type="spellStart"/>
       <w:r>
         <w:t>N</w:t>
       </w:r>
@@ -474,7 +866,11 @@
         <w:t>a</w:t>
       </w:r>
       <w:r>
-        <w:t>chste Schritte</w:t>
+        <w:t>chste</w:t>
+      </w:r>
+      <w:proofErr w:type="spellEnd"/>
+      <w:r>
+        <w:t xml:space="preserve"> Schritte</w:t>
       </w:r>
     </w:p>
     <w:p>
@@ -492,8 +888,72 @@
         <w:rPr>
           <w:lang w:val="en-US"/>
         </w:rPr>
-        <w:t>- Pakete: pip install fastapi uvicorn sqlalchemy pyodbc</w:t>
-      </w:r>
+        <w:t xml:space="preserve">- </w:t>
+      </w:r>
+      <w:proofErr w:type="spellStart"/>
+      <w:r>
+        <w:rPr>
+          <w:lang w:val="en-US"/>
+        </w:rPr>
+        <w:t>Pakete</w:t>
+      </w:r>
+      <w:proofErr w:type="spellEnd"/>
+      <w:r>
+        <w:rPr>
+          <w:lang w:val="en-US"/>
+        </w:rPr>
+        <w:t xml:space="preserve">: pip install </w:t>
+      </w:r>
+      <w:proofErr w:type="spellStart"/>
+      <w:r>
+        <w:rPr>
+          <w:lang w:val="en-US"/>
+        </w:rPr>
+        <w:t>fastapi</w:t>
+      </w:r>
+      <w:proofErr w:type="spellEnd"/>
+      <w:r>
+        <w:rPr>
+          <w:lang w:val="en-US"/>
+        </w:rPr>
+        <w:t xml:space="preserve"> </w:t>
+      </w:r>
+      <w:proofErr w:type="spellStart"/>
+      <w:r>
+        <w:rPr>
+          <w:lang w:val="en-US"/>
+        </w:rPr>
+        <w:t>uvicorn</w:t>
+      </w:r>
+      <w:proofErr w:type="spellEnd"/>
+      <w:r>
+        <w:rPr>
+          <w:lang w:val="en-US"/>
+        </w:rPr>
+        <w:t xml:space="preserve"> </w:t>
+      </w:r>
+      <w:proofErr w:type="spellStart"/>
+      <w:r>
+        <w:rPr>
+          <w:lang w:val="en-US"/>
+        </w:rPr>
+        <w:t>sqlalchemy</w:t>
+      </w:r>
+      <w:proofErr w:type="spellEnd"/>
+      <w:r>
+        <w:rPr>
+          <w:lang w:val="en-US"/>
+        </w:rPr>
+        <w:t xml:space="preserve"> </w:t>
+      </w:r>
+      <w:proofErr w:type="spellStart"/>
+      <w:r>
+        <w:rPr>
+          <w:lang w:val="en-US"/>
+        </w:rPr>
+        <w:t>pyodbc</w:t>
+      </w:r>
+      <w:proofErr w:type="spellEnd"/>
     </w:p>
     <w:p>
       <w:r>
@@ -503,12 +963,30 @@
         <w:t>ü</w:t>
       </w:r>
       <w:r>
-        <w:t>r Users und GoalEntries</w:t>
-      </w:r>
-    </w:p>
-    <w:p>
-      <w:r>
-        <w:t>- Frontend anpassen: fetch()-Aufrufe statt File System Access API</w:t>
+        <w:t xml:space="preserve">r Users und </w:t>
+      </w:r>
+      <w:proofErr w:type="spellStart"/>
+      <w:r>
+        <w:t>GoalEntries</w:t>
+      </w:r>
+      <w:proofErr w:type="spellEnd"/>
+    </w:p>
+    <w:p>
+      <w:r>
+        <w:t xml:space="preserve">- Frontend anpassen: </w:t>
+      </w:r>
+      <w:proofErr w:type="spellStart"/>
+      <w:proofErr w:type="gramStart"/>
+      <w:r>
+        <w:t>fetch</w:t>
+      </w:r>
+      <w:proofErr w:type="spellEnd"/>
+      <w:r>
+        <w:t>(</w:t>
+      </w:r>
+      <w:proofErr w:type="gramEnd"/>
+      <w:r>
+        <w:t>)-Aufrufe statt File System Access API</w:t>
       </w:r>
     </w:p>
     <w:p>
@@ -540,13 +1018,21 @@
     </w:p>
     <w:p>
       <w:r>
-        <w:t>- GitHub-Integration vollst</w:t>
+        <w:t xml:space="preserve">- GitHub-Integration </w:t>
+      </w:r>
+      <w:proofErr w:type="spellStart"/>
+      <w:r>
+        <w:t>vollst</w:t>
       </w:r>
       <w:r>
         <w:t>a</w:t>
       </w:r>
       <w:r>
-        <w:t>ndig entfernt (war zu komplex f</w:t>
+        <w:t>ndig</w:t>
+      </w:r>
+      <w:proofErr w:type="spellEnd"/>
+      <w:r>
+        <w:t xml:space="preserve"> entfernt (war zu komplex f</w:t>
       </w:r>
       <w:r>
         <w:t>ü</w:t>
@@ -569,19 +1055,35 @@
         <w:t>ö</w:t>
       </w:r>
       <w:r>
-        <w:t>schen direkt auf Personenkarten erg</w:t>
+        <w:t xml:space="preserve">schen direkt auf Personenkarten </w:t>
+      </w:r>
+      <w:proofErr w:type="spellStart"/>
+      <w:r>
+        <w:t>erg</w:t>
       </w:r>
       <w:r>
         <w:t>a</w:t>
       </w:r>
       <w:r>
-        <w:t>nzt, mit Best</w:t>
+        <w:t>nzt</w:t>
+      </w:r>
+      <w:proofErr w:type="spellEnd"/>
+      <w:r>
+        <w:t xml:space="preserve">, mit </w:t>
+      </w:r>
+      <w:proofErr w:type="spellStart"/>
+      <w:r>
+        <w:t>Best</w:t>
       </w:r>
       <w:r>
         <w:t>a</w:t>
       </w:r>
       <w:r>
-        <w:t>tigung vor dem L</w:t>
+        <w:t>tigung</w:t>
+      </w:r>
+      <w:proofErr w:type="spellEnd"/>
+      <w:r>
+        <w:t xml:space="preserve"> vor dem L</w:t>
       </w:r>
       <w:r>
         <w:t>ö</w:t>
@@ -592,25 +1094,99 @@
     </w:p>
     <w:p>
       <w:r>
-        <w:t>- PDF-Export implementiert: jsPDF mit autotable, farbkodierte Zielerreichung Rot-Gelb-Gr</w:t>
+        <w:t xml:space="preserve">- PDF-Export implementiert: </w:t>
+      </w:r>
+      <w:proofErr w:type="spellStart"/>
+      <w:r>
+        <w:t>jsPDF</w:t>
+      </w:r>
+      <w:proofErr w:type="spellEnd"/>
+      <w:r>
+        <w:t xml:space="preserve"> mit </w:t>
+      </w:r>
+      <w:proofErr w:type="spellStart"/>
+      <w:r>
+        <w:t>autotable</w:t>
+      </w:r>
+      <w:proofErr w:type="spellEnd"/>
+      <w:r>
+        <w:t>, farbkodierte Zielerreichung Rot-Gelb-Gr</w:t>
       </w:r>
       <w:r>
         <w:t>ü</w:t>
       </w:r>
       <w:r>
-        <w:t>n basierend auf Ist/Ziel-Verh</w:t>
+        <w:t>n basierend auf Ist/Ziel-</w:t>
+      </w:r>
+      <w:proofErr w:type="spellStart"/>
+      <w:r>
+        <w:t>Verh</w:t>
       </w:r>
       <w:r>
         <w:t>a</w:t>
       </w:r>
       <w:r>
-        <w:t>ltnis.</w:t>
+        <w:t>ltnis</w:t>
+      </w:r>
+      <w:proofErr w:type="spellEnd"/>
+      <w:r>
+        <w:t>.</w:t>
       </w:r>
     </w:p>
     <w:p>
       <w:r>
         <w:lastRenderedPageBreak/>
-        <w:t>- Fortschrittsberechnung korrigiert: level &gt;= goal.max statt level &gt; 0. Betrifft getAreaProgress(), getUserProgress() und Sub-Kompetenz-Z</w:t>
+        <w:t xml:space="preserve">- Fortschrittsberechnung korrigiert: </w:t>
+      </w:r>
+      <w:proofErr w:type="spellStart"/>
+      <w:r>
+        <w:t>level</w:t>
+      </w:r>
+      <w:proofErr w:type="spellEnd"/>
+      <w:r>
+        <w:t xml:space="preserve"> &gt;= </w:t>
+      </w:r>
+      <w:proofErr w:type="spellStart"/>
+      <w:r>
+        <w:t>goal.max</w:t>
+      </w:r>
+      <w:proofErr w:type="spellEnd"/>
+      <w:r>
+        <w:t xml:space="preserve"> statt </w:t>
+      </w:r>
+      <w:proofErr w:type="spellStart"/>
+      <w:r>
+        <w:t>level</w:t>
+      </w:r>
+      <w:proofErr w:type="spellEnd"/>
+      <w:r>
+        <w:t xml:space="preserve"> &gt; 0. Betrifft </w:t>
+      </w:r>
+      <w:proofErr w:type="spellStart"/>
+      <w:proofErr w:type="gramStart"/>
+      <w:r>
+        <w:t>getAreaProgress</w:t>
+      </w:r>
+      <w:proofErr w:type="spellEnd"/>
+      <w:r>
+        <w:t>(</w:t>
+      </w:r>
+      <w:proofErr w:type="gramEnd"/>
+      <w:r>
+        <w:t xml:space="preserve">), </w:t>
+      </w:r>
+      <w:proofErr w:type="spellStart"/>
+      <w:proofErr w:type="gramStart"/>
+      <w:r>
+        <w:t>getUserProgress</w:t>
+      </w:r>
+      <w:proofErr w:type="spellEnd"/>
+      <w:r>
+        <w:t>(</w:t>
+      </w:r>
+      <w:proofErr w:type="gramEnd"/>
+      <w:r>
+        <w:t>) und Sub-Kompetenz-Z</w:t>
       </w:r>
       <w:r>
         <w:t>a</w:t>
@@ -640,7 +1216,23 @@
     </w:p>
     <w:p>
       <w:r>
-        <w:t>- SSMS eingerichtet: Verbindung localhost\SQLEXPRESS, Windows-Authentifizierung, Option TrustServerCertificate aktivieren.</w:t>
+        <w:t xml:space="preserve">- SSMS eingerichtet: Verbindung </w:t>
+      </w:r>
+      <w:proofErr w:type="spellStart"/>
+      <w:r>
+        <w:t>localhost</w:t>
+      </w:r>
+      <w:proofErr w:type="spellEnd"/>
+      <w:r>
+        <w:t xml:space="preserve">\SQLEXPRESS, Windows-Authentifizierung, Option </w:t>
+      </w:r>
+      <w:proofErr w:type="spellStart"/>
+      <w:r>
+        <w:t>TrustServerCertificate</w:t>
+      </w:r>
+      <w:proofErr w:type="spellEnd"/>
+      <w:r>
+        <w:t xml:space="preserve"> aktivieren.</w:t>
       </w:r>
     </w:p>
     <w:p>
@@ -651,7 +1243,47 @@
         <w:t>ö</w:t>
       </w:r>
       <w:r>
-        <w:t>st: SQL Server im Einzelbenutzermodus gestartet (net start MSSQL$SQLEXPRESS /m), eigenen User via sp_addsrvrolemember als sysadmin hinzugef</w:t>
+        <w:t xml:space="preserve">st: </w:t>
+      </w:r>
+      <w:proofErr w:type="gramStart"/>
+      <w:r>
+        <w:t>SQL Server</w:t>
+      </w:r>
+      <w:proofErr w:type="gramEnd"/>
+      <w:r>
+        <w:t xml:space="preserve"> im Einzelbenutzermodus gestartet (</w:t>
+      </w:r>
+      <w:proofErr w:type="spellStart"/>
+      <w:r>
+        <w:t>net</w:t>
+      </w:r>
+      <w:proofErr w:type="spellEnd"/>
+      <w:r>
+        <w:t xml:space="preserve"> </w:t>
+      </w:r>
+      <w:proofErr w:type="spellStart"/>
+      <w:r>
+        <w:t>start</w:t>
+      </w:r>
+      <w:proofErr w:type="spellEnd"/>
+      <w:r>
+        <w:t xml:space="preserve"> MSSQL$SQLEXPRESS /m), eigenen User via </w:t>
+      </w:r>
+      <w:proofErr w:type="spellStart"/>
+      <w:r>
+        <w:t>sp_addsrvrolemember</w:t>
+      </w:r>
+      <w:proofErr w:type="spellEnd"/>
+      <w:r>
+        <w:t xml:space="preserve"> als </w:t>
+      </w:r>
+      <w:proofErr w:type="spellStart"/>
+      <w:r>
+        <w:t>sysadmin</w:t>
+      </w:r>
+      <w:proofErr w:type="spellEnd"/>
+      <w:r>
+        <w:t xml:space="preserve"> hinzugef</w:t>
       </w:r>
       <w:r>
         <w:t>ü</w:t>
@@ -662,17 +1294,65 @@
     </w:p>
     <w:p>
       <w:r>
-        <w:t>- Datenbank KompetenzTracker mit Tabellen Users und GoalEntries erstellt.</w:t>
-      </w:r>
-    </w:p>
-    <w:p>
-      <w:r>
-        <w:t>- Projektstruktur aufgebaut: /db/schema.sql als versioniertes SQL-Skript angelegt.</w:t>
-      </w:r>
-    </w:p>
-    <w:p>
-      <w:r>
-        <w:t>- Technologie-Stack entschieden: Python + FastAPI als Backend wegen Synergie mit CAS AI-SE Kurs.</w:t>
+        <w:t xml:space="preserve">- Datenbank </w:t>
+      </w:r>
+      <w:proofErr w:type="spellStart"/>
+      <w:r>
+        <w:t>KompetenzTracker</w:t>
+      </w:r>
+      <w:proofErr w:type="spellEnd"/>
+      <w:r>
+        <w:t xml:space="preserve"> mit Tabellen Users und </w:t>
+      </w:r>
+      <w:proofErr w:type="spellStart"/>
+      <w:r>
+        <w:t>GoalEntries</w:t>
+      </w:r>
+      <w:proofErr w:type="spellEnd"/>
+      <w:r>
+        <w:t xml:space="preserve"> erstellt.</w:t>
+      </w:r>
+    </w:p>
+    <w:p>
+      <w:r>
+        <w:t>- Projektstruktur aufgebaut: /</w:t>
+      </w:r>
+      <w:proofErr w:type="spellStart"/>
+      <w:r>
+        <w:t>db</w:t>
+      </w:r>
+      <w:proofErr w:type="spellEnd"/>
+      <w:r>
+        <w:t>/</w:t>
+      </w:r>
+      <w:proofErr w:type="spellStart"/>
+      <w:r>
+        <w:t>schema.sql</w:t>
+      </w:r>
+      <w:proofErr w:type="spellEnd"/>
+      <w:r>
+        <w:t xml:space="preserve"> als versioniertes SQL-Skript angelegt.</w:t>
+      </w:r>
+    </w:p>
+    <w:p>
+      <w:r>
+        <w:t xml:space="preserve">- Technologie-Stack entschieden: Python + </w:t>
+      </w:r>
+      <w:proofErr w:type="spellStart"/>
+      <w:r>
+        <w:t>FastAPI</w:t>
+      </w:r>
+      <w:proofErr w:type="spellEnd"/>
+      <w:r>
+        <w:t xml:space="preserve"> als </w:t>
+      </w:r>
+      <w:proofErr w:type="gramStart"/>
+      <w:r>
+        <w:t>Backend</w:t>
+      </w:r>
+      <w:proofErr w:type="gramEnd"/>
+      <w:r>
+        <w:t xml:space="preserve"> wegen Synergie mit CAS AI-SE Kurs.</w:t>
       </w:r>
     </w:p>
     <w:p>
@@ -742,13 +1422,21 @@
     </w:p>
     <w:p>
       <w:r>
-        <w:t>Das zentrale Leistungselement des CAS ist ein Hands-On Projekt, das ab dem ersten Kurstag gestartet wird. Es dient als Praxisnachweis und wird w</w:t>
+        <w:t xml:space="preserve">Das zentrale Leistungselement des CAS ist ein Hands-On Projekt, das ab dem ersten Kurstag gestartet wird. Es dient als Praxisnachweis und wird </w:t>
+      </w:r>
+      <w:proofErr w:type="spellStart"/>
+      <w:r>
+        <w:t>w</w:t>
       </w:r>
       <w:r>
         <w:t>a</w:t>
       </w:r>
       <w:r>
-        <w:t>hrend des gesamten Kursverlaufs weiterentwickelt.</w:t>
+        <w:t>hrend</w:t>
+      </w:r>
+      <w:proofErr w:type="spellEnd"/>
+      <w:r>
+        <w:t xml:space="preserve"> des gesamten Kursverlaufs weiterentwickelt.</w:t>
       </w:r>
     </w:p>
     <w:p>
@@ -764,19 +1452,35 @@
     </w:p>
     <w:p>
       <w:r>
-        <w:t>Idee: Den bestehenden Handlungskompetenz-Tracker (aktuell HTML + JSON + FastAPI/MSSQL) um KI-gest</w:t>
+        <w:t xml:space="preserve">Idee: Den bestehenden Handlungskompetenz-Tracker (aktuell HTML + JSON + </w:t>
+      </w:r>
+      <w:proofErr w:type="spellStart"/>
+      <w:r>
+        <w:t>FastAPI</w:t>
+      </w:r>
+      <w:proofErr w:type="spellEnd"/>
+      <w:r>
+        <w:t>/MSSQL) um KI-gest</w:t>
       </w:r>
       <w:r>
         <w:t>ü</w:t>
       </w:r>
       <w:r>
-        <w:t>tzte Funktionen erweitern – z.B. automatische Kompetenzstufen-Empfehlung, Lernfortschritt-Analyse oder nat</w:t>
+        <w:t xml:space="preserve">tzte Funktionen erweitern – z.B. automatische Kompetenzstufen-Empfehlung, Lernfortschritt-Analyse oder </w:t>
+      </w:r>
+      <w:proofErr w:type="spellStart"/>
+      <w:r>
+        <w:t>nat</w:t>
       </w:r>
       <w:r>
         <w:t>ü</w:t>
       </w:r>
       <w:r>
-        <w:t>rlichsprachige Auswertungen.</w:t>
+        <w:t>rlichsprachige</w:t>
+      </w:r>
+      <w:proofErr w:type="spellEnd"/>
+      <w:r>
+        <w:t xml:space="preserve"> Auswertungen.</w:t>
       </w:r>
     </w:p>
     <w:p>
@@ -784,13 +1488,21 @@
         <w:pStyle w:val="berschrift2"/>
       </w:pPr>
       <w:r>
-        <w:t>Verbindung zum akt</w:t>
+        <w:t xml:space="preserve">Verbindung zum </w:t>
+      </w:r>
+      <w:proofErr w:type="spellStart"/>
+      <w:r>
+        <w:t>akt</w:t>
       </w:r>
       <w:r>
         <w:t>ü</w:t>
       </w:r>
       <w:r>
-        <w:t>llen Projekt</w:t>
+        <w:t>llen</w:t>
+      </w:r>
+      <w:proofErr w:type="spellEnd"/>
+      <w:r>
+        <w:t xml:space="preserve"> Projekt</w:t>
       </w:r>
     </w:p>
     <w:p>
@@ -812,35 +1524,37 @@
         <w:t>ü</w:t>
       </w:r>
       <w:r>
-        <w:t>r Frontend/Backend-Erfahrung (Phase 2: FastAPI + MSSQL)</w:t>
-      </w:r>
-    </w:p>
-    <w:p>
-      <w:pPr>
-        <w:rPr>
-          <w:lang w:val="en-US"/>
-        </w:rPr>
-      </w:pPr>
+        <w:t xml:space="preserve">r Frontend/Backend-Erfahrung (Phase 2: </w:t>
+      </w:r>
+      <w:proofErr w:type="spellStart"/>
+      <w:r>
+        <w:t>FastAPI</w:t>
+      </w:r>
+      <w:proofErr w:type="spellEnd"/>
+      <w:r>
+        <w:t xml:space="preserve"> + MSSQL)</w:t>
+      </w:r>
+    </w:p>
+    <w:p>
       <w:r>
         <w:t xml:space="preserve">  </w:t>
       </w:r>
       <w:r>
-        <w:rPr>
-          <w:lang w:val="en-US"/>
-        </w:rPr>
         <w:t>2. Basis f</w:t>
       </w:r>
       <w:r>
-        <w:rPr>
-          <w:lang w:val="en-US"/>
-        </w:rPr>
         <w:t>ü</w:t>
       </w:r>
       <w:r>
-        <w:rPr>
-          <w:lang w:val="en-US"/>
-        </w:rPr>
-        <w:t>r das CAS Hands-On Projekt (Phase 3: KI-Integration)</w:t>
+        <w:t xml:space="preserve">r das </w:t>
+      </w:r>
+      <w:proofErr w:type="gramStart"/>
+      <w:r>
+        <w:t>CAS Hands</w:t>
+      </w:r>
+      <w:proofErr w:type="gramEnd"/>
+      <w:r>
+        <w:t>-On Projekt (Phase 3: KI-Integration)</w:t>
       </w:r>
     </w:p>
     <w:p>
@@ -874,7 +1588,23 @@
     </w:p>
     <w:p>
       <w:r>
-        <w:t>Fortsetzung der Backend-Entwicklung (FastAPI + SQLAlchemy + MSSQL). Debugging der REST API, Testen via Swagger UI.</w:t>
+        <w:t>Fortsetzung der Backend-Entwicklung (</w:t>
+      </w:r>
+      <w:proofErr w:type="spellStart"/>
+      <w:r>
+        <w:t>FastAPI</w:t>
+      </w:r>
+      <w:proofErr w:type="spellEnd"/>
+      <w:r>
+        <w:t xml:space="preserve"> + </w:t>
+      </w:r>
+      <w:proofErr w:type="spellStart"/>
+      <w:r>
+        <w:t>SQLAlchemy</w:t>
+      </w:r>
+      <w:proofErr w:type="spellEnd"/>
+      <w:r>
+        <w:t xml:space="preserve"> + MSSQL). Debugging der REST API, Testen via Swagger UI.</w:t>
       </w:r>
     </w:p>
     <w:p>
@@ -887,7 +1617,15 @@
     </w:p>
     <w:p>
       <w:r>
-        <w:t>GET /users liefert HTTP 200 mit korrekten Daten aus der MSSQL-Datenbank.</w:t>
+        <w:t>GET /</w:t>
+      </w:r>
+      <w:proofErr w:type="spellStart"/>
+      <w:r>
+        <w:t>users</w:t>
+      </w:r>
+      <w:proofErr w:type="spellEnd"/>
+      <w:r>
+        <w:t xml:space="preserve"> liefert HTTP 200 mit korrekten Daten aus der MSSQL-Datenbank.</w:t>
       </w:r>
     </w:p>
     <w:p>
@@ -897,12 +1635,68 @@
     </w:p>
     <w:p>
       <w:r>
-        <w:t>Bugfix: SQLAlchemy-Modelle mit expliziten DB-Spaltennamen (mapped_column mit zweitem String-Argument).</w:t>
-      </w:r>
-    </w:p>
-    <w:p>
-      <w:r>
-        <w:t>Bugfix: Pydantic-Typfehler bei start_date behoben (date statt str in UserCreate und UserOut).</w:t>
+        <w:t xml:space="preserve">Bugfix: </w:t>
+      </w:r>
+      <w:proofErr w:type="spellStart"/>
+      <w:r>
+        <w:t>SQLAlchemy</w:t>
+      </w:r>
+      <w:proofErr w:type="spellEnd"/>
+      <w:r>
+        <w:t>-Modelle mit expliziten DB-Spaltennamen (</w:t>
+      </w:r>
+      <w:proofErr w:type="spellStart"/>
+      <w:r>
+        <w:t>mapped_column</w:t>
+      </w:r>
+      <w:proofErr w:type="spellEnd"/>
+      <w:r>
+        <w:t xml:space="preserve"> mit zweitem String-Argument).</w:t>
+      </w:r>
+    </w:p>
+    <w:p>
+      <w:r>
+        <w:t xml:space="preserve">Bugfix: </w:t>
+      </w:r>
+      <w:proofErr w:type="spellStart"/>
+      <w:r>
+        <w:t>Pydantic</w:t>
+      </w:r>
+      <w:proofErr w:type="spellEnd"/>
+      <w:r>
+        <w:t xml:space="preserve">-Typfehler bei </w:t>
+      </w:r>
+      <w:proofErr w:type="spellStart"/>
+      <w:r>
+        <w:t>start_date</w:t>
+      </w:r>
+      <w:proofErr w:type="spellEnd"/>
+      <w:r>
+        <w:t xml:space="preserve"> behoben (date statt </w:t>
+      </w:r>
+      <w:proofErr w:type="spellStart"/>
+      <w:r>
+        <w:t>str</w:t>
+      </w:r>
+      <w:proofErr w:type="spellEnd"/>
+      <w:r>
+        <w:t xml:space="preserve"> in </w:t>
+      </w:r>
+      <w:proofErr w:type="spellStart"/>
+      <w:r>
+        <w:t>UserCreate</w:t>
+      </w:r>
+      <w:proofErr w:type="spellEnd"/>
+      <w:r>
+        <w:t xml:space="preserve"> und </w:t>
+      </w:r>
+      <w:proofErr w:type="spellStart"/>
+      <w:r>
+        <w:t>UserOut</w:t>
+      </w:r>
+      <w:proofErr w:type="spellEnd"/>
+      <w:r>
+        <w:t>).</w:t>
       </w:r>
     </w:p>
     <w:p>
@@ -920,22 +1714,80 @@
     </w:p>
     <w:p>
       <w:r>
-        <w:t>Weitere API-Endpunkte testen (POST, PUT, DELETE /users; GET/PUT /users/{id}/goals).</w:t>
-      </w:r>
-    </w:p>
-    <w:p>
-      <w:r>
-        <w:t>Untersuchen warum Sara Beispiel nicht in GET /users erscheint.</w:t>
-      </w:r>
-    </w:p>
-    <w:p>
-      <w:r>
-        <w:t>Frontend (HTML) mit Backend-API verbinden (fetch() statt File System Access API).</w:t>
-      </w:r>
-    </w:p>
-    <w:p>
-      <w:r>
-        <w:t>CAS Hands-On Projekt konkretisieren: Kompetenz-Tracker + KI-Erweiterung.</w:t>
+        <w:t>Weitere API-Endpunkte testen (POST, PUT, DELETE /</w:t>
+      </w:r>
+      <w:proofErr w:type="spellStart"/>
+      <w:r>
+        <w:t>users</w:t>
+      </w:r>
+      <w:proofErr w:type="spellEnd"/>
+      <w:r>
+        <w:t>; GET/PUT /</w:t>
+      </w:r>
+      <w:proofErr w:type="spellStart"/>
+      <w:r>
+        <w:t>users</w:t>
+      </w:r>
+      <w:proofErr w:type="spellEnd"/>
+      <w:r>
+        <w:t>/{</w:t>
+      </w:r>
+      <w:proofErr w:type="spellStart"/>
+      <w:r>
+        <w:t>id</w:t>
+      </w:r>
+      <w:proofErr w:type="spellEnd"/>
+      <w:r>
+        <w:t>}/</w:t>
+      </w:r>
+      <w:proofErr w:type="spellStart"/>
+      <w:r>
+        <w:t>goals</w:t>
+      </w:r>
+      <w:proofErr w:type="spellEnd"/>
+      <w:r>
+        <w:t>).</w:t>
+      </w:r>
+    </w:p>
+    <w:p>
+      <w:r>
+        <w:t>Untersuchen warum Sara Beispiel nicht in GET /</w:t>
+      </w:r>
+      <w:proofErr w:type="spellStart"/>
+      <w:r>
+        <w:t>users</w:t>
+      </w:r>
+      <w:proofErr w:type="spellEnd"/>
+      <w:r>
+        <w:t xml:space="preserve"> erscheint.</w:t>
+      </w:r>
+    </w:p>
+    <w:p>
+      <w:r>
+        <w:t>Frontend (HTML) mit Backend-API verbinden (</w:t>
+      </w:r>
+      <w:proofErr w:type="spellStart"/>
+      <w:proofErr w:type="gramStart"/>
+      <w:r>
+        <w:t>fetch</w:t>
+      </w:r>
+      <w:proofErr w:type="spellEnd"/>
+      <w:r>
+        <w:t>(</w:t>
+      </w:r>
+      <w:proofErr w:type="gramEnd"/>
+      <w:r>
+        <w:t>) statt File System Access API).</w:t>
+      </w:r>
+    </w:p>
+    <w:p>
+      <w:proofErr w:type="gramStart"/>
+      <w:r>
+        <w:t>CAS Hands</w:t>
+      </w:r>
+      <w:proofErr w:type="gramEnd"/>
+      <w:r>
+        <w:t>-On Projekt konkretisieren: Kompetenz-Tracker + KI-Erweiterung.</w:t>
       </w:r>
     </w:p>
     <w:p>
@@ -957,7 +1809,15 @@
     </w:p>
     <w:p>
       <w:r>
-        <w:t>Thema: Pie Chart – Übersichtsscreen und PDF-Export</w:t>
+        <w:t xml:space="preserve">Thema: </w:t>
+      </w:r>
+      <w:proofErr w:type="spellStart"/>
+      <w:r>
+        <w:t>Pie</w:t>
+      </w:r>
+      <w:proofErr w:type="spellEnd"/>
+      <w:r>
+        <w:t xml:space="preserve"> Chart – Übersichtsscreen und PDF-Export</w:t>
       </w:r>
     </w:p>
     <w:p/>
@@ -970,20 +1830,46 @@
       </w:r>
     </w:p>
     <w:p>
-      <w:r>
-        <w:t>Pie Chart auf dem Übersichtsscreen: Als Ergänzung zur bestehenden Bereichs-Kachelansicht wurde ein interaktiver Donut-Chart (SVG, kein externes Framework) implementiert. Jedes Segment entspricht dem Anteil der erreichten Leistungsziele eines Bereichs an allen Leistungszielen. Die Beschriftung im Segment zeigt den bereichsspezifischen Prozentsatz. Ein grauer Restsektor stellt den noch nicht erreichten Anteil dar. Die Mitte des Donuts zeigt den Gesamtfortschritt in Prozent. Eine klickbare Legende rechts neben dem Chart listet alle Bereiche mit Farbe, Name und Fortschrittsstand auf.</w:t>
+      <w:proofErr w:type="spellStart"/>
+      <w:r>
+        <w:t>Pie</w:t>
+      </w:r>
+      <w:proofErr w:type="spellEnd"/>
+      <w:r>
+        <w:t xml:space="preserve"> Chart auf dem Übersichtsscreen: Als Ergänzung zur bestehenden Bereichs-Kachelansicht wurde ein interaktiver Donut-Chart (SVG, kein externes Framework) implementiert. Jedes Segment entspricht dem Anteil der erreichten Leistungsziele eines Bereichs an allen Leistungszielen. Die Beschriftung im Segment zeigt den bereichsspezifischen Prozentsatz. Ein grauer Restsektor stellt den noch nicht erreichten Anteil dar. Die Mitte des Donuts zeigt den Gesamtfortschritt in Prozent. Eine klickbare Legende rechts neben dem Chart listet alle Bereiche mit Farbe, Name und Fortschrittsstand auf.</w:t>
       </w:r>
     </w:p>
     <w:p/>
     <w:p>
-      <w:r>
-        <w:t>Pie Chart im PDF-Export: Der gleiche Donut-Chart wurde in den PDF-Bericht integriert. Da jsPDF keine nativen Bogen-Pfade unterstützt, wird der Chart via HTML5-Canvas gerendert und als Bild (PNG, 4x Auflösung) in das PDF eingebettet.</w:t>
+      <w:proofErr w:type="spellStart"/>
+      <w:r>
+        <w:t>Pie</w:t>
+      </w:r>
+      <w:proofErr w:type="spellEnd"/>
+      <w:r>
+        <w:t xml:space="preserve"> Chart im PDF-Export: Der gleiche Donut-Chart wurde in den PDF-Bericht integriert. Da </w:t>
+      </w:r>
+      <w:proofErr w:type="spellStart"/>
+      <w:r>
+        <w:t>jsPDF</w:t>
+      </w:r>
+      <w:proofErr w:type="spellEnd"/>
+      <w:r>
+        <w:t xml:space="preserve"> keine nativen Bogen-Pfade unterstützt, wird der Chart via HTML5-Canvas gerendert und als Bild (PNG, 4x Auflösung) in das PDF eingebettet.</w:t>
       </w:r>
     </w:p>
     <w:p/>
     <w:p>
       <w:r>
-        <w:t>Überarbeitetes PDF-Layout: Die bisherige Personen-Infobox und der Chart wurden zu einer einzigen Übersichts-Karte zusammengeführt. Aufbau der Karte: Name/Avatar/Fachrichtung oben, Gesamtfortschrittsbalken in der Mitte, horizontale Trennlinie, dann Pie Chart mit Bereichslegende. Die Kartenhöhe wird dynamisch berechnet, damit alle Bereiche Platz finden. Nach der Karte folgt eine klar abgegrenzte Abschnittsleiste «Leistungsstand je Leistungsziel», bevor die Bloom-Farblegende und die einzelnen Bereiche beginnen.</w:t>
+        <w:t xml:space="preserve">Überarbeitetes PDF-Layout: Die bisherige Personen-Infobox und der Chart wurden zu einer einzigen Übersichts-Karte zusammengeführt. Aufbau der Karte: Name/Avatar/Fachrichtung oben, Gesamtfortschrittsbalken in der Mitte, horizontale Trennlinie, dann </w:t>
+      </w:r>
+      <w:proofErr w:type="spellStart"/>
+      <w:r>
+        <w:t>Pie</w:t>
+      </w:r>
+      <w:proofErr w:type="spellEnd"/>
+      <w:r>
+        <w:t xml:space="preserve"> Chart mit Bereichslegende. Die Kartenhöhe wird dynamisch berechnet, damit alle Bereiche Platz finden. Nach der Karte folgt eine klar abgegrenzte Abschnittsleiste «Leistungsstand je Leistungsziel», bevor die Bloom-Farblegende und die einzelnen Bereiche beginnen.</w:t>
       </w:r>
     </w:p>
     <w:p>
@@ -1006,12 +1892,49 @@
     </w:p>
     <w:p>
       <w:r>
-        <w:t>• Inactive-Styling: Bereiche ohne erreichte Leistungsziele werden in der Web-Legende ausgegraut (opacity: 0.45).</w:t>
-      </w:r>
-    </w:p>
-    <w:p>
-      <w:r>
-        <w:t>• PDF-Kartenhöhe: BOX_H = 40 + max(48mm, Anzahl_Bereiche × 5.8mm) – wächst automatisch mit der Anzahl sichtbarer Bereiche.</w:t>
+        <w:t xml:space="preserve">• </w:t>
+      </w:r>
+      <w:proofErr w:type="spellStart"/>
+      <w:r>
+        <w:t>Inactive</w:t>
+      </w:r>
+      <w:proofErr w:type="spellEnd"/>
+      <w:r>
+        <w:t>-Styling: Bereiche ohne erreichte Leistungsziele werden in der Web-Legende ausgegraut (</w:t>
+      </w:r>
+      <w:proofErr w:type="spellStart"/>
+      <w:r>
+        <w:t>opacity</w:t>
+      </w:r>
+      <w:proofErr w:type="spellEnd"/>
+      <w:r>
+        <w:t>: 0.45).</w:t>
+      </w:r>
+    </w:p>
+    <w:p>
+      <w:r>
+        <w:t xml:space="preserve">• PDF-Kartenhöhe: BOX_H = 40 + </w:t>
+      </w:r>
+      <w:proofErr w:type="spellStart"/>
+      <w:proofErr w:type="gramStart"/>
+      <w:r>
+        <w:t>max</w:t>
+      </w:r>
+      <w:proofErr w:type="spellEnd"/>
+      <w:r>
+        <w:t>(</w:t>
+      </w:r>
+      <w:proofErr w:type="gramEnd"/>
+      <w:r>
+        <w:t xml:space="preserve">48mm, </w:t>
+      </w:r>
+      <w:proofErr w:type="spellStart"/>
+      <w:r>
+        <w:t>Anzahl_Bereiche</w:t>
+      </w:r>
+      <w:proofErr w:type="spellEnd"/>
+      <w:r>
+        <w:t xml:space="preserve"> × 5.8mm) – wächst automatisch mit der Anzahl sichtbarer Bereiche.</w:t>
       </w:r>
     </w:p>
     <w:p>
@@ -1058,17 +1981,41 @@
     </w:p>
     <w:p>
       <w:r>
-        <w:t>• FHNW Logo (FHNW_Logo.webp) links im Header-Bereich integriert</w:t>
-      </w:r>
-    </w:p>
-    <w:p>
-      <w:r>
-        <w:t>• Grauer Accordion-Block (#efefef) mit «+»/«×»-Icon für auf-/zugeklappte Kompetenz-Bereiche</w:t>
-      </w:r>
-    </w:p>
-    <w:p>
-      <w:r>
-        <w:t>• Geöffnete Accordions in hellem FHNW-Gelb (#FFF48D) hervorgehoben</w:t>
+        <w:t>• FHNW Logo (</w:t>
+      </w:r>
+      <w:proofErr w:type="spellStart"/>
+      <w:r>
+        <w:t>FHNW_Logo.webp</w:t>
+      </w:r>
+      <w:proofErr w:type="spellEnd"/>
+      <w:r>
+        <w:t>) links im Header-Bereich integriert</w:t>
+      </w:r>
+    </w:p>
+    <w:p>
+      <w:r>
+        <w:t xml:space="preserve">• Grauer </w:t>
+      </w:r>
+      <w:proofErr w:type="spellStart"/>
+      <w:r>
+        <w:t>Accordion</w:t>
+      </w:r>
+      <w:proofErr w:type="spellEnd"/>
+      <w:r>
+        <w:t>-Block (#efefef) mit «+»/«×»-Icon für auf-/zugeklappte Kompetenz-Bereiche</w:t>
+      </w:r>
+    </w:p>
+    <w:p>
+      <w:r>
+        <w:t xml:space="preserve">• Geöffnete </w:t>
+      </w:r>
+      <w:proofErr w:type="spellStart"/>
+      <w:r>
+        <w:t>Accordions</w:t>
+      </w:r>
+      <w:proofErr w:type="spellEnd"/>
+      <w:r>
+        <w:t xml:space="preserve"> in hellem FHNW-Gelb (#FFF48D) hervorgehoben</w:t>
       </w:r>
     </w:p>
     <w:p>
@@ -1088,7 +2035,15 @@
     </w:p>
     <w:p>
       <w:r>
-        <w:t>• Alle Accordions starten geschlossen – Nutzer sieht zuerst die Gesamtübersicht</w:t>
+        <w:t xml:space="preserve">• Alle </w:t>
+      </w:r>
+      <w:proofErr w:type="spellStart"/>
+      <w:r>
+        <w:t>Accordions</w:t>
+      </w:r>
+      <w:proofErr w:type="spellEnd"/>
+      <w:r>
+        <w:t xml:space="preserve"> starten geschlossen – Nutzer sieht zuerst die Gesamtübersicht</w:t>
       </w:r>
     </w:p>
     <w:p>
@@ -1117,7 +2072,7 @@
           <w:noProof/>
         </w:rPr>
         <w:drawing>
-          <wp:inline distT="0" distB="0" distL="0" distR="0" wp14:anchorId="51C4CFFB" wp14:editId="1B6141C6">
+          <wp:inline distT="0" distB="0" distL="0" distR="0" wp14:anchorId="51C4CFFB" wp14:editId="2510033A">
             <wp:extent cx="5040000" cy="3009997"/>
             <wp:effectExtent l="0" t="0" r="8255" b="0"/>
             <wp:docPr id="1269599319" name="Grafik 1"/>
@@ -1163,12 +2118,25 @@
         <w:pStyle w:val="berschrift2"/>
       </w:pPr>
       <w:r>
-        <w:t>Screenshot: Bereichsansicht mit Accordion</w:t>
-      </w:r>
-    </w:p>
-    <w:p>
-      <w:r>
-        <w:t>Die Bereichsansicht zeigt die Handlungskompetenzen als aufklappbare Accordion-Blöcke. Geöffnete Bereiche erscheinen in hellem Gelb (#FFF48D) mit einem «×»-Icon, geschlossene Bereiche in Grau (#efefef) mit «+»-Icon. Jedes Leistungsziel enthält die Bloom-Bewertungsknöpfe (K0–K5) und ein Kommentarfeld.</w:t>
+        <w:t xml:space="preserve">Screenshot: Bereichsansicht mit </w:t>
+      </w:r>
+      <w:proofErr w:type="spellStart"/>
+      <w:r>
+        <w:t>Accordion</w:t>
+      </w:r>
+      <w:proofErr w:type="spellEnd"/>
+    </w:p>
+    <w:p>
+      <w:r>
+        <w:t xml:space="preserve">Die Bereichsansicht zeigt die Handlungskompetenzen als aufklappbare </w:t>
+      </w:r>
+      <w:proofErr w:type="spellStart"/>
+      <w:r>
+        <w:t>Accordion</w:t>
+      </w:r>
+      <w:proofErr w:type="spellEnd"/>
+      <w:r>
+        <w:t>-Blöcke. Geöffnete Bereiche erscheinen in hellem Gelb (#FFF48D) mit einem «×»-Icon, geschlossene Bereiche in Grau (#efefef) mit «+»-Icon. Jedes Leistungsziel enthält die Bloom-Bewertungsknöpfe (K0–K5) und ein Kommentarfeld.</w:t>
       </w:r>
     </w:p>
     <w:p>
@@ -1178,7 +2146,7 @@
         </w:rPr>
         <w:lastRenderedPageBreak/>
         <w:drawing>
-          <wp:inline distT="0" distB="0" distL="0" distR="0" wp14:anchorId="67B54F66" wp14:editId="4DF71804">
+          <wp:inline distT="0" distB="0" distL="0" distR="0" wp14:anchorId="67B54F66" wp14:editId="1D60C91C">
             <wp:extent cx="5040000" cy="3009997"/>
             <wp:effectExtent l="0" t="0" r="8255" b="0"/>
             <wp:docPr id="1915599821" name="Grafik 2"/>
@@ -1234,12 +2202,62 @@
     </w:p>
     <w:p>
       <w:r>
-        <w:t>• Accordion-Icon (+/×) via CSS ::before Pseudo-Element – kein zusätzliches JavaScript nötig</w:t>
-      </w:r>
-    </w:p>
-    <w:p>
-      <w:r>
-        <w:t>• Responsives Sidebar-Layout mit CSS transform: translateX() und JavaScript-Toggle-Funktion</w:t>
+        <w:t xml:space="preserve">• </w:t>
+      </w:r>
+      <w:proofErr w:type="spellStart"/>
+      <w:r>
+        <w:t>Accordion</w:t>
+      </w:r>
+      <w:proofErr w:type="spellEnd"/>
+      <w:r>
+        <w:t xml:space="preserve">-Icon (+/×) via </w:t>
+      </w:r>
+      <w:proofErr w:type="gramStart"/>
+      <w:r>
+        <w:t>CSS ::</w:t>
+      </w:r>
+      <w:proofErr w:type="spellStart"/>
+      <w:r>
+        <w:t>before</w:t>
+      </w:r>
+      <w:proofErr w:type="spellEnd"/>
+      <w:proofErr w:type="gramEnd"/>
+      <w:r>
+        <w:t xml:space="preserve"> Pseudo-Element – kein zusätzliches JavaScript nötig</w:t>
+      </w:r>
+    </w:p>
+    <w:p>
+      <w:r>
+        <w:t xml:space="preserve">• Responsives Sidebar-Layout mit CSS </w:t>
+      </w:r>
+      <w:proofErr w:type="spellStart"/>
+      <w:r>
+        <w:t>transform</w:t>
+      </w:r>
+      <w:proofErr w:type="spellEnd"/>
+      <w:r>
+        <w:t xml:space="preserve">: </w:t>
+      </w:r>
+      <w:proofErr w:type="spellStart"/>
+      <w:proofErr w:type="gramStart"/>
+      <w:r>
+        <w:t>translateX</w:t>
+      </w:r>
+      <w:proofErr w:type="spellEnd"/>
+      <w:r>
+        <w:t>(</w:t>
+      </w:r>
+      <w:proofErr w:type="gramEnd"/>
+      <w:r>
+        <w:t>) und JavaScript-</w:t>
+      </w:r>
+      <w:proofErr w:type="spellStart"/>
+      <w:r>
+        <w:t>Toggle</w:t>
+      </w:r>
+      <w:proofErr w:type="spellEnd"/>
+      <w:r>
+        <w:t>-Funktion</w:t>
       </w:r>
     </w:p>
     <w:p>
@@ -1249,7 +2267,15 @@
     </w:p>
     <w:p>
       <w:r>
-        <w:t>• FHNW-Logo und Icons als separate Bilddateien (FHNW_Logo.webp, IconPDF.png, IconBuch.png)</w:t>
+        <w:t>• FHNW-Logo und Icons als separate Bilddateien (</w:t>
+      </w:r>
+      <w:proofErr w:type="spellStart"/>
+      <w:r>
+        <w:t>FHNW_Logo.webp</w:t>
+      </w:r>
+      <w:proofErr w:type="spellEnd"/>
+      <w:r>
+        <w:t>, IconPDF.png, IconBuch.png)</w:t>
       </w:r>
     </w:p>
     <w:p/>
@@ -1263,7 +2289,23 @@
     </w:p>
     <w:p>
       <w:r>
-        <w:t>Das FHNW-Redesign zeigt, wie professionelles Corporate Identity durch gezielte CSS-Anpassungen und saubere Komponentenstruktur umgesetzt werden kann. Besonders wertvoll war die Erkenntnis, dass CSS Custom Properties (Variablen) die spätere Anpassung und Wartung des Designs erheblich vereinfachen. Die automatisierte Screenshot-Erstellung mit dem Headless-Browser-Modus von Microsoft Edge erwies sich als zuverlässige Methode zur Dokumentation von UI-Zuständen.</w:t>
+        <w:t>Das FHNW-</w:t>
+      </w:r>
+      <w:proofErr w:type="spellStart"/>
+      <w:r>
+        <w:t>Redesign</w:t>
+      </w:r>
+      <w:proofErr w:type="spellEnd"/>
+      <w:r>
+        <w:t xml:space="preserve"> zeigt, wie professionelles Corporate Identity durch gezielte CSS-Anpassungen und saubere Komponentenstruktur umgesetzt werden kann. Besonders wertvoll war die Erkenntnis, dass CSS Custom Properties (Variablen) die spätere Anpassung und Wartung des Designs erheblich vereinfachen. Die automatisierte Screenshot-Erstellung mit dem </w:t>
+      </w:r>
+      <w:proofErr w:type="spellStart"/>
+      <w:r>
+        <w:t>Headless</w:t>
+      </w:r>
+      <w:proofErr w:type="spellEnd"/>
+      <w:r>
+        <w:t>-Browser-Modus von Microsoft Edge erwies sich als zuverlässige Methode zur Dokumentation von UI-Zuständen.</w:t>
       </w:r>
     </w:p>
     <w:p>
@@ -1294,12 +2336,28 @@
         <w:pStyle w:val="berschrift2"/>
       </w:pPr>
       <w:r>
-        <w:t>1. Backend starten (FastAPI)</w:t>
-      </w:r>
-    </w:p>
-    <w:p>
-      <w:r>
-        <w:t>Das Backend ist eine FastAPI-Anwendung (Python) und läuft lokal auf Port 8000. Es stellt die REST-API für Benutzerverwaltung, Zielspeicherung und Kompetenz-JSONs bereit.</w:t>
+        <w:t>1. Backend starten (</w:t>
+      </w:r>
+      <w:proofErr w:type="spellStart"/>
+      <w:r>
+        <w:t>FastAPI</w:t>
+      </w:r>
+      <w:proofErr w:type="spellEnd"/>
+      <w:r>
+        <w:t>)</w:t>
+      </w:r>
+    </w:p>
+    <w:p>
+      <w:r>
+        <w:t xml:space="preserve">Das Backend ist eine </w:t>
+      </w:r>
+      <w:proofErr w:type="spellStart"/>
+      <w:r>
+        <w:t>FastAPI</w:t>
+      </w:r>
+      <w:proofErr w:type="spellEnd"/>
+      <w:r>
+        <w:t>-Anwendung (Python) und läuft lokal auf Port 8000. Es stellt die REST-API für Benutzerverwaltung, Zielspeicherung und Kompetenz-JSONs bereit.</w:t>
       </w:r>
     </w:p>
     <w:p/>
@@ -1314,99 +2372,277 @@
       </w:r>
     </w:p>
     <w:p>
-      <w:r>
-        <w:t>Server starten:</w:t>
-      </w:r>
-    </w:p>
-    <w:p>
-      <w:r>
-        <w:t>uvicorn main:app --reload --host 127.0.0.1 --port 8000</w:t>
+      <w:pPr>
+        <w:rPr>
+          <w:lang w:val="en-US"/>
+        </w:rPr>
+      </w:pPr>
+      <w:r>
+        <w:rPr>
+          <w:lang w:val="en-US"/>
+        </w:rPr>
+        <w:t xml:space="preserve">Server </w:t>
+      </w:r>
+      <w:proofErr w:type="spellStart"/>
+      <w:r>
+        <w:rPr>
+          <w:lang w:val="en-US"/>
+        </w:rPr>
+        <w:t>starten</w:t>
+      </w:r>
+      <w:proofErr w:type="spellEnd"/>
+      <w:r>
+        <w:rPr>
+          <w:lang w:val="en-US"/>
+        </w:rPr>
+        <w:t>:</w:t>
+      </w:r>
+    </w:p>
+    <w:p>
+      <w:pPr>
+        <w:rPr>
+          <w:lang w:val="en-US"/>
+        </w:rPr>
+      </w:pPr>
+      <w:proofErr w:type="spellStart"/>
+      <w:r>
+        <w:rPr>
+          <w:lang w:val="en-US"/>
+        </w:rPr>
+        <w:t>uvicorn</w:t>
+      </w:r>
+      <w:proofErr w:type="spellEnd"/>
+      <w:r>
+        <w:rPr>
+          <w:lang w:val="en-US"/>
+        </w:rPr>
+        <w:t xml:space="preserve"> </w:t>
+      </w:r>
+      <w:proofErr w:type="spellStart"/>
+      <w:r>
+        <w:rPr>
+          <w:lang w:val="en-US"/>
+        </w:rPr>
+        <w:t>main:app</w:t>
+      </w:r>
+      <w:proofErr w:type="spellEnd"/>
+      <w:r>
+        <w:rPr>
+          <w:lang w:val="en-US"/>
+        </w:rPr>
+        <w:t xml:space="preserve"> --reload --host 127.0.0.1 --port 8000</w:t>
+      </w:r>
+    </w:p>
+    <w:p>
+      <w:pPr>
+        <w:rPr>
+          <w:lang w:val="en-US"/>
+        </w:rPr>
+      </w:pPr>
+    </w:p>
+    <w:p>
+      <w:r>
+        <w:t>Voraussetzungen: Python installiert, Pakete installiert (einmalig):</w:t>
+      </w:r>
+    </w:p>
+    <w:p>
+      <w:pPr>
+        <w:rPr>
+          <w:lang w:val="en-US"/>
+        </w:rPr>
+      </w:pPr>
+      <w:proofErr w:type="gramStart"/>
+      <w:r>
+        <w:rPr>
+          <w:lang w:val="en-US"/>
+        </w:rPr>
+        <w:t>pip</w:t>
+      </w:r>
+      <w:proofErr w:type="gramEnd"/>
+      <w:r>
+        <w:rPr>
+          <w:lang w:val="en-US"/>
+        </w:rPr>
+        <w:t xml:space="preserve"> install </w:t>
+      </w:r>
+      <w:proofErr w:type="spellStart"/>
+      <w:r>
+        <w:rPr>
+          <w:lang w:val="en-US"/>
+        </w:rPr>
+        <w:t>fastapi</w:t>
+      </w:r>
+      <w:proofErr w:type="spellEnd"/>
+      <w:r>
+        <w:rPr>
+          <w:lang w:val="en-US"/>
+        </w:rPr>
+        <w:t xml:space="preserve"> </w:t>
+      </w:r>
+      <w:proofErr w:type="spellStart"/>
+      <w:r>
+        <w:rPr>
+          <w:lang w:val="en-US"/>
+        </w:rPr>
+        <w:t>uvicorn</w:t>
+      </w:r>
+      <w:proofErr w:type="spellEnd"/>
+      <w:r>
+        <w:rPr>
+          <w:lang w:val="en-US"/>
+        </w:rPr>
+        <w:t xml:space="preserve"> </w:t>
+      </w:r>
+      <w:proofErr w:type="spellStart"/>
+      <w:r>
+        <w:rPr>
+          <w:lang w:val="en-US"/>
+        </w:rPr>
+        <w:t>sqlalchemy</w:t>
+      </w:r>
+      <w:proofErr w:type="spellEnd"/>
+      <w:r>
+        <w:rPr>
+          <w:lang w:val="en-US"/>
+        </w:rPr>
+        <w:t xml:space="preserve"> </w:t>
+      </w:r>
+      <w:proofErr w:type="spellStart"/>
+      <w:r>
+        <w:rPr>
+          <w:lang w:val="en-US"/>
+        </w:rPr>
+        <w:t>pyodbc</w:t>
+      </w:r>
+      <w:proofErr w:type="spellEnd"/>
+    </w:p>
+    <w:p>
+      <w:pPr>
+        <w:rPr>
+          <w:lang w:val="en-US"/>
+        </w:rPr>
+      </w:pPr>
+    </w:p>
+    <w:p>
+      <w:r>
+        <w:t>API läuft danach unter: http://127.0.0.1:8000</w:t>
+      </w:r>
+    </w:p>
+    <w:p>
+      <w:r>
+        <w:t>Interaktive API-Dokumentation: http://127.0.0.1:8000/docs</w:t>
       </w:r>
     </w:p>
     <w:p/>
     <w:p>
-      <w:r>
-        <w:t>Voraussetzungen: Python installiert, Pakete installiert (einmalig):</w:t>
-      </w:r>
-    </w:p>
-    <w:p>
-      <w:r>
-        <w:t>pip install fastapi uvicorn sqlalchemy pyodbc</w:t>
+      <w:pPr>
+        <w:pStyle w:val="berschrift2"/>
+      </w:pPr>
+      <w:r>
+        <w:t>2. Frontend öffnen</w:t>
+      </w:r>
+    </w:p>
+    <w:p>
+      <w:r>
+        <w:t>Das Frontend ist eine einzelne HTML-Datei und kann direkt im Browser geöffnet werden – kein Webserver nötig:</w:t>
       </w:r>
     </w:p>
     <w:p/>
     <w:p>
       <w:r>
-        <w:t>API läuft danach unter: http://127.0.0.1:8000</w:t>
-      </w:r>
-    </w:p>
-    <w:p>
-      <w:r>
-        <w:t>Interaktive API-Dokumentation: http://127.0.0.1:8000/docs</w:t>
+        <w:t>C:\Projekte\IT-Lehre Handlungskompetenzen\kompetenz-tracker.html</w:t>
       </w:r>
     </w:p>
     <w:p/>
     <w:p>
+      <w:r>
+        <w:t>Empfehlung: Datei im Windows Explorer doppelklicken oder per Rechtsklick &gt; Öffnen mit &gt; Microsoft Edge.</w:t>
+      </w:r>
+    </w:p>
+    <w:p/>
+    <w:p>
       <w:pPr>
         <w:pStyle w:val="berschrift2"/>
       </w:pPr>
       <w:r>
-        <w:t>2. Frontend öffnen</w:t>
-      </w:r>
-    </w:p>
-    <w:p>
-      <w:r>
-        <w:t>Das Frontend ist eine einzelne HTML-Datei und kann direkt im Browser geöffnet werden – kein Webserver nötig:</w:t>
+        <w:t>3. Reihenfolge beim Start</w:t>
+      </w:r>
+    </w:p>
+    <w:p>
+      <w:r>
+        <w:t>1. Backend starten (</w:t>
+      </w:r>
+      <w:proofErr w:type="spellStart"/>
+      <w:r>
+        <w:t>uvicorn</w:t>
+      </w:r>
+      <w:proofErr w:type="spellEnd"/>
+      <w:r>
+        <w:t>-Befehl im Terminal)</w:t>
+      </w:r>
+    </w:p>
+    <w:p>
+      <w:r>
+        <w:t>2. Warten bis im Terminal «</w:t>
+      </w:r>
+      <w:proofErr w:type="spellStart"/>
+      <w:r>
+        <w:t>Application</w:t>
+      </w:r>
+      <w:proofErr w:type="spellEnd"/>
+      <w:r>
+        <w:t xml:space="preserve"> </w:t>
+      </w:r>
+      <w:proofErr w:type="spellStart"/>
+      <w:r>
+        <w:t>startup</w:t>
+      </w:r>
+      <w:proofErr w:type="spellEnd"/>
+      <w:r>
+        <w:t xml:space="preserve"> </w:t>
+      </w:r>
+      <w:proofErr w:type="spellStart"/>
+      <w:r>
+        <w:t>complete</w:t>
+      </w:r>
+      <w:proofErr w:type="spellEnd"/>
+      <w:r>
+        <w:t>» erscheint</w:t>
+      </w:r>
+    </w:p>
+    <w:p>
+      <w:r>
+        <w:t>3. kompetenz-tracker.html im Browser öffnen</w:t>
       </w:r>
     </w:p>
     <w:p/>
     <w:p>
-      <w:r>
-        <w:t>C:\Projekte\IT-Lehre Handlungskompetenzen\kompetenz-tracker.html</w:t>
-      </w:r>
-    </w:p>
-    <w:p/>
-    <w:p>
-      <w:r>
-        <w:t>Empfehlung: Datei im Windows Explorer doppelklicken oder per Rechtsklick &gt; Öffnen mit &gt; Microsoft Edge.</w:t>
-      </w:r>
-    </w:p>
-    <w:p/>
-    <w:p>
       <w:pPr>
         <w:pStyle w:val="berschrift2"/>
       </w:pPr>
       <w:r>
-        <w:t>3. Reihenfolge beim Start</w:t>
-      </w:r>
-    </w:p>
-    <w:p>
-      <w:r>
-        <w:t>1. Backend starten (uvicorn-Befehl im Terminal)</w:t>
-      </w:r>
-    </w:p>
-    <w:p>
-      <w:r>
-        <w:t>2. Warten bis im Terminal «Application startup complete» erscheint</w:t>
-      </w:r>
-    </w:p>
-    <w:p>
-      <w:r>
-        <w:t>3. kompetenz-tracker.html im Browser öffnen</w:t>
-      </w:r>
-    </w:p>
-    <w:p/>
-    <w:p>
-      <w:pPr>
-        <w:pStyle w:val="berschrift2"/>
-      </w:pPr>
-      <w:r>
         <w:t>4. Hinweise</w:t>
       </w:r>
     </w:p>
     <w:p>
       <w:r>
-        <w:t>• SQL Server Express muss laufen (Instanz: localhost\SQLEXPRESS, Datenbank: KompetenzTracker)</w:t>
+        <w:t xml:space="preserve">• SQL Server Express muss laufen (Instanz: </w:t>
+      </w:r>
+      <w:proofErr w:type="spellStart"/>
+      <w:r>
+        <w:t>localhost</w:t>
+      </w:r>
+      <w:proofErr w:type="spellEnd"/>
+      <w:r>
+        <w:t xml:space="preserve">\SQLEXPRESS, Datenbank: </w:t>
+      </w:r>
+      <w:proofErr w:type="spellStart"/>
+      <w:r>
+        <w:t>KompetenzTracker</w:t>
+      </w:r>
+      <w:proofErr w:type="spellEnd"/>
+      <w:r>
+        <w:t>)</w:t>
       </w:r>
     </w:p>
     <w:p>
@@ -1421,7 +2657,23 @@
     </w:p>
     <w:p>
       <w:r>
-        <w:t>• Mit --reload startet uvicorn den Server automatisch neu bei Code-Änderungen im backend-Ordner</w:t>
+        <w:t>• Mit --</w:t>
+      </w:r>
+      <w:proofErr w:type="spellStart"/>
+      <w:r>
+        <w:t>reload</w:t>
+      </w:r>
+      <w:proofErr w:type="spellEnd"/>
+      <w:r>
+        <w:t xml:space="preserve"> startet </w:t>
+      </w:r>
+      <w:proofErr w:type="spellStart"/>
+      <w:r>
+        <w:t>uvicorn</w:t>
+      </w:r>
+      <w:proofErr w:type="spellEnd"/>
+      <w:r>
+        <w:t xml:space="preserve"> den Server automatisch neu bei Code-Änderungen im backend-Ordner</w:t>
       </w:r>
     </w:p>
     <w:p>
@@ -1452,12 +2704,52 @@
         <w:pStyle w:val="berschrift2"/>
       </w:pPr>
       <w:r>
-        <w:t>1. Backend starten (FastAPI / uvicorn)</w:t>
-      </w:r>
-    </w:p>
-    <w:p>
-      <w:r>
-        <w:t>Das Backend ist eine Python-FastAPI-Anwendung und läuft lokal auf Port 8000. Es stellt die REST-API für Benutzer, Ziele und Kompetenz-JSONs bereit. SQL Server Express muss laufen (Instanz: localhost\SQLEXPRESS, DB: KompetenzTracker).</w:t>
+        <w:t>1. Backend starten (</w:t>
+      </w:r>
+      <w:proofErr w:type="spellStart"/>
+      <w:r>
+        <w:t>FastAPI</w:t>
+      </w:r>
+      <w:proofErr w:type="spellEnd"/>
+      <w:r>
+        <w:t xml:space="preserve"> / </w:t>
+      </w:r>
+      <w:proofErr w:type="spellStart"/>
+      <w:r>
+        <w:t>uvicorn</w:t>
+      </w:r>
+      <w:proofErr w:type="spellEnd"/>
+      <w:r>
+        <w:t>)</w:t>
+      </w:r>
+    </w:p>
+    <w:p>
+      <w:r>
+        <w:t>Das Backend ist eine Python-</w:t>
+      </w:r>
+      <w:proofErr w:type="spellStart"/>
+      <w:r>
+        <w:t>FastAPI</w:t>
+      </w:r>
+      <w:proofErr w:type="spellEnd"/>
+      <w:r>
+        <w:t xml:space="preserve">-Anwendung und läuft lokal auf Port 8000. Es stellt die REST-API für Benutzer, Ziele und Kompetenz-JSONs bereit. SQL Server Express muss laufen (Instanz: </w:t>
+      </w:r>
+      <w:proofErr w:type="spellStart"/>
+      <w:r>
+        <w:t>localhost</w:t>
+      </w:r>
+      <w:proofErr w:type="spellEnd"/>
+      <w:r>
+        <w:t xml:space="preserve">\SQLEXPRESS, DB: </w:t>
+      </w:r>
+      <w:proofErr w:type="spellStart"/>
+      <w:r>
+        <w:t>KompetenzTracker</w:t>
+      </w:r>
+      <w:proofErr w:type="spellEnd"/>
+      <w:r>
+        <w:t>).</w:t>
       </w:r>
     </w:p>
     <w:p/>
@@ -1483,8 +2775,30 @@
       </w:r>
     </w:p>
     <w:p>
-      <w:r>
-        <w:t>Server starten:</w:t>
+      <w:pPr>
+        <w:rPr>
+          <w:lang w:val="en-US"/>
+        </w:rPr>
+      </w:pPr>
+      <w:r>
+        <w:rPr>
+          <w:lang w:val="en-US"/>
+        </w:rPr>
+        <w:t xml:space="preserve">Server </w:t>
+      </w:r>
+      <w:proofErr w:type="spellStart"/>
+      <w:r>
+        <w:rPr>
+          <w:lang w:val="en-US"/>
+        </w:rPr>
+        <w:t>starten</w:t>
+      </w:r>
+      <w:proofErr w:type="spellEnd"/>
+      <w:r>
+        <w:rPr>
+          <w:lang w:val="en-US"/>
+        </w:rPr>
+        <w:t>:</w:t>
       </w:r>
     </w:p>
     <w:p>
@@ -1493,14 +2807,44 @@
         <w:rPr>
           <w:rFonts w:ascii="Courier New" w:hAnsi="Courier New" w:cs="Courier New"/>
           <w:sz w:val="18"/>
-        </w:rPr>
-      </w:pPr>
+          <w:lang w:val="en-US"/>
+        </w:rPr>
+      </w:pPr>
+      <w:proofErr w:type="spellStart"/>
       <w:r>
         <w:rPr>
           <w:rFonts w:ascii="Courier New" w:hAnsi="Courier New" w:cs="Courier New"/>
           <w:sz w:val="18"/>
-        </w:rPr>
-        <w:t>uvicorn main:app --reload --host 127.0.0.1 --port 8000</w:t>
+          <w:lang w:val="en-US"/>
+        </w:rPr>
+        <w:t>uvicorn</w:t>
+      </w:r>
+      <w:proofErr w:type="spellEnd"/>
+      <w:r>
+        <w:rPr>
+          <w:rFonts w:ascii="Courier New" w:hAnsi="Courier New" w:cs="Courier New"/>
+          <w:sz w:val="18"/>
+          <w:lang w:val="en-US"/>
+        </w:rPr>
+        <w:t xml:space="preserve"> </w:t>
+      </w:r>
+      <w:proofErr w:type="spellStart"/>
+      <w:r>
+        <w:rPr>
+          <w:rFonts w:ascii="Courier New" w:hAnsi="Courier New" w:cs="Courier New"/>
+          <w:sz w:val="18"/>
+          <w:lang w:val="en-US"/>
+        </w:rPr>
+        <w:t>main:app</w:t>
+      </w:r>
+      <w:proofErr w:type="spellEnd"/>
+      <w:r>
+        <w:rPr>
+          <w:rFonts w:ascii="Courier New" w:hAnsi="Courier New" w:cs="Courier New"/>
+          <w:sz w:val="18"/>
+          <w:lang w:val="en-US"/>
+        </w:rPr>
+        <w:t xml:space="preserve"> --reload --host 127.0.0.1 --port 8000</w:t>
       </w:r>
     </w:p>
     <w:p>
@@ -1514,25 +2858,137 @@
         <w:rPr>
           <w:rFonts w:ascii="Courier New" w:hAnsi="Courier New" w:cs="Courier New"/>
           <w:sz w:val="18"/>
-        </w:rPr>
-      </w:pPr>
+          <w:lang w:val="en-US"/>
+        </w:rPr>
+      </w:pPr>
+      <w:proofErr w:type="gramStart"/>
       <w:r>
         <w:rPr>
           <w:rFonts w:ascii="Courier New" w:hAnsi="Courier New" w:cs="Courier New"/>
           <w:sz w:val="18"/>
-        </w:rPr>
-        <w:t>pip install fastapi uvicorn sqlalchemy pyodbc</w:t>
+          <w:lang w:val="en-US"/>
+        </w:rPr>
+        <w:t>pip</w:t>
+      </w:r>
+      <w:proofErr w:type="gramEnd"/>
+      <w:r>
+        <w:rPr>
+          <w:rFonts w:ascii="Courier New" w:hAnsi="Courier New" w:cs="Courier New"/>
+          <w:sz w:val="18"/>
+          <w:lang w:val="en-US"/>
+        </w:rPr>
+        <w:t xml:space="preserve"> install </w:t>
+      </w:r>
+      <w:proofErr w:type="spellStart"/>
+      <w:r>
+        <w:rPr>
+          <w:rFonts w:ascii="Courier New" w:hAnsi="Courier New" w:cs="Courier New"/>
+          <w:sz w:val="18"/>
+          <w:lang w:val="en-US"/>
+        </w:rPr>
+        <w:t>fastapi</w:t>
+      </w:r>
+      <w:proofErr w:type="spellEnd"/>
+      <w:r>
+        <w:rPr>
+          <w:rFonts w:ascii="Courier New" w:hAnsi="Courier New" w:cs="Courier New"/>
+          <w:sz w:val="18"/>
+          <w:lang w:val="en-US"/>
+        </w:rPr>
+        <w:t xml:space="preserve"> </w:t>
+      </w:r>
+      <w:proofErr w:type="spellStart"/>
+      <w:r>
+        <w:rPr>
+          <w:rFonts w:ascii="Courier New" w:hAnsi="Courier New" w:cs="Courier New"/>
+          <w:sz w:val="18"/>
+          <w:lang w:val="en-US"/>
+        </w:rPr>
+        <w:t>uvicorn</w:t>
+      </w:r>
+      <w:proofErr w:type="spellEnd"/>
+      <w:r>
+        <w:rPr>
+          <w:rFonts w:ascii="Courier New" w:hAnsi="Courier New" w:cs="Courier New"/>
+          <w:sz w:val="18"/>
+          <w:lang w:val="en-US"/>
+        </w:rPr>
+        <w:t xml:space="preserve"> </w:t>
+      </w:r>
+      <w:proofErr w:type="spellStart"/>
+      <w:r>
+        <w:rPr>
+          <w:rFonts w:ascii="Courier New" w:hAnsi="Courier New" w:cs="Courier New"/>
+          <w:sz w:val="18"/>
+          <w:lang w:val="en-US"/>
+        </w:rPr>
+        <w:t>sqlalchemy</w:t>
+      </w:r>
+      <w:proofErr w:type="spellEnd"/>
+      <w:r>
+        <w:rPr>
+          <w:rFonts w:ascii="Courier New" w:hAnsi="Courier New" w:cs="Courier New"/>
+          <w:sz w:val="18"/>
+          <w:lang w:val="en-US"/>
+        </w:rPr>
+        <w:t xml:space="preserve"> </w:t>
+      </w:r>
+      <w:proofErr w:type="spellStart"/>
+      <w:r>
+        <w:rPr>
+          <w:rFonts w:ascii="Courier New" w:hAnsi="Courier New" w:cs="Courier New"/>
+          <w:sz w:val="18"/>
+          <w:lang w:val="en-US"/>
+        </w:rPr>
+        <w:t>pyodbc</w:t>
+      </w:r>
+      <w:proofErr w:type="spellEnd"/>
+    </w:p>
+    <w:p>
+      <w:pPr>
+        <w:rPr>
+          <w:lang w:val="en-US"/>
+        </w:rPr>
+      </w:pPr>
+    </w:p>
+    <w:p>
+      <w:r>
+        <w:t>API läuft danach unter:  http://127.0.0.1:8000</w:t>
+      </w:r>
+    </w:p>
+    <w:p>
+      <w:r>
+        <w:t>Interaktive Doku (Swagger):  http://127.0.0.1:8000/docs</w:t>
       </w:r>
     </w:p>
     <w:p/>
     <w:p>
-      <w:r>
-        <w:t>API läuft danach unter:  http://127.0.0.1:8000</w:t>
-      </w:r>
-    </w:p>
-    <w:p>
-      <w:r>
-        <w:t>Interaktive Doku (Swagger):  http://127.0.0.1:8000/docs</w:t>
+      <w:pPr>
+        <w:pStyle w:val="berschrift2"/>
+      </w:pPr>
+      <w:r>
+        <w:t>2. Frontend öffnen</w:t>
+      </w:r>
+    </w:p>
+    <w:p>
+      <w:r>
+        <w:t>Das Frontend ist eine einzelne HTML-Datei – kein Webserver nötig. Einfach im Windows Explorer doppelklicken oder per Rechtsklick &gt; Öffnen mit &gt; Microsoft Edge:</w:t>
+      </w:r>
+    </w:p>
+    <w:p>
+      <w:pPr>
+        <w:spacing w:before="80" w:after="80"/>
+        <w:rPr>
+          <w:rFonts w:ascii="Courier New" w:hAnsi="Courier New" w:cs="Courier New"/>
+          <w:sz w:val="18"/>
+        </w:rPr>
+      </w:pPr>
+      <w:r>
+        <w:rPr>
+          <w:rFonts w:ascii="Courier New" w:hAnsi="Courier New" w:cs="Courier New"/>
+          <w:sz w:val="18"/>
+        </w:rPr>
+        <w:t>C:\Projekte\IT-Lehre Handlungskompetenzen\kompetenz-tracker.html</w:t>
       </w:r>
     </w:p>
     <w:p/>
@@ -1541,28 +2997,59 @@
         <w:pStyle w:val="berschrift2"/>
       </w:pPr>
       <w:r>
-        <w:t>2. Frontend öffnen</w:t>
-      </w:r>
-    </w:p>
-    <w:p>
-      <w:r>
-        <w:t>Das Frontend ist eine einzelne HTML-Datei – kein Webserver nötig. Einfach im Windows Explorer doppelklicken oder per Rechtsklick &gt; Öffnen mit &gt; Microsoft Edge:</w:t>
-      </w:r>
-    </w:p>
-    <w:p>
-      <w:pPr>
-        <w:spacing w:before="80" w:after="80"/>
-        <w:rPr>
-          <w:rFonts w:ascii="Courier New" w:hAnsi="Courier New" w:cs="Courier New"/>
-          <w:sz w:val="18"/>
-        </w:rPr>
-      </w:pPr>
-      <w:r>
-        <w:rPr>
-          <w:rFonts w:ascii="Courier New" w:hAnsi="Courier New" w:cs="Courier New"/>
-          <w:sz w:val="18"/>
-        </w:rPr>
-        <w:t>C:\Projekte\IT-Lehre Handlungskompetenzen\kompetenz-tracker.html</w:t>
+        <w:t>3. Startreihenfolge</w:t>
+      </w:r>
+    </w:p>
+    <w:p>
+      <w:r>
+        <w:t>1.  SQL Server Express ist aktiv (Dienst läuft im Hintergrund)</w:t>
+      </w:r>
+    </w:p>
+    <w:p>
+      <w:r>
+        <w:t xml:space="preserve">2.  Backend starten: </w:t>
+      </w:r>
+      <w:proofErr w:type="spellStart"/>
+      <w:r>
+        <w:t>uvicorn</w:t>
+      </w:r>
+      <w:proofErr w:type="spellEnd"/>
+      <w:r>
+        <w:t>-Befehl im Terminal ausführen</w:t>
+      </w:r>
+    </w:p>
+    <w:p>
+      <w:r>
+        <w:t>3.  Warten bis im Terminal «</w:t>
+      </w:r>
+      <w:proofErr w:type="spellStart"/>
+      <w:r>
+        <w:t>Application</w:t>
+      </w:r>
+      <w:proofErr w:type="spellEnd"/>
+      <w:r>
+        <w:t xml:space="preserve"> </w:t>
+      </w:r>
+      <w:proofErr w:type="spellStart"/>
+      <w:r>
+        <w:t>startup</w:t>
+      </w:r>
+      <w:proofErr w:type="spellEnd"/>
+      <w:r>
+        <w:t xml:space="preserve"> </w:t>
+      </w:r>
+      <w:proofErr w:type="spellStart"/>
+      <w:r>
+        <w:t>complete</w:t>
+      </w:r>
+      <w:proofErr w:type="spellEnd"/>
+      <w:r>
+        <w:t>» erscheint</w:t>
+      </w:r>
+    </w:p>
+    <w:p>
+      <w:r>
+        <w:t>4.  kompetenz-tracker.html im Browser öffnen</w:t>
       </w:r>
     </w:p>
     <w:p/>
@@ -1571,35 +3058,6 @@
         <w:pStyle w:val="berschrift2"/>
       </w:pPr>
       <w:r>
-        <w:t>3. Startreihenfolge</w:t>
-      </w:r>
-    </w:p>
-    <w:p>
-      <w:r>
-        <w:t>1.  SQL Server Express ist aktiv (Dienst läuft im Hintergrund)</w:t>
-      </w:r>
-    </w:p>
-    <w:p>
-      <w:r>
-        <w:t>2.  Backend starten: uvicorn-Befehl im Terminal ausführen</w:t>
-      </w:r>
-    </w:p>
-    <w:p>
-      <w:r>
-        <w:t>3.  Warten bis im Terminal «Application startup complete» erscheint</w:t>
-      </w:r>
-    </w:p>
-    <w:p>
-      <w:r>
-        <w:t>4.  kompetenz-tracker.html im Browser öffnen</w:t>
-      </w:r>
-    </w:p>
-    <w:p/>
-    <w:p>
-      <w:pPr>
-        <w:pStyle w:val="berschrift2"/>
-      </w:pPr>
-      <w:r>
         <w:t>4. Hinweise</w:t>
       </w:r>
     </w:p>
@@ -1615,7 +3073,31 @@
     </w:p>
     <w:p>
       <w:r>
-        <w:t>• Mit dem Flag --reload startet uvicorn automatisch neu bei Änderungen im backend-Ordner</w:t>
+        <w:t xml:space="preserve">• Mit dem </w:t>
+      </w:r>
+      <w:proofErr w:type="spellStart"/>
+      <w:r>
+        <w:t>Flag</w:t>
+      </w:r>
+      <w:proofErr w:type="spellEnd"/>
+      <w:r>
+        <w:t xml:space="preserve"> --</w:t>
+      </w:r>
+      <w:proofErr w:type="spellStart"/>
+      <w:r>
+        <w:t>reload</w:t>
+      </w:r>
+      <w:proofErr w:type="spellEnd"/>
+      <w:r>
+        <w:t xml:space="preserve"> startet </w:t>
+      </w:r>
+      <w:proofErr w:type="spellStart"/>
+      <w:r>
+        <w:t>uvicorn</w:t>
+      </w:r>
+      <w:proofErr w:type="spellEnd"/>
+      <w:r>
+        <w:t xml:space="preserve"> automatisch neu bei Änderungen im backend-Ordner</w:t>
       </w:r>
     </w:p>
     <w:p>
@@ -1642,7 +3124,39 @@
     </w:p>
     <w:p>
       <w:r>
-        <w:t>In Session 18 wurde der HTML/JS-Prototyp in ein React-Frontend (Vite + react-router-dom) migriert. Die Migration dient als Lernprojekt für die Architekturprinzipien moderner Single-Page-Applications. Das FHNW Corporate Identity Design (gelber Header, gelbe Sidebar, Logo) wurde 1:1 übernommen. Das Backend (FastAPI + SQL Server) bleibt unverändert.</w:t>
+        <w:t xml:space="preserve">In Session 18 wurde der HTML/JS-Prototyp in ein React-Frontend (Vite + </w:t>
+      </w:r>
+      <w:proofErr w:type="spellStart"/>
+      <w:r>
+        <w:t>react</w:t>
+      </w:r>
+      <w:proofErr w:type="spellEnd"/>
+      <w:r>
+        <w:t>-router-dom) migriert. Die Migration dient als Lernprojekt für die Architekturprinzipien moderner Single-Page-</w:t>
+      </w:r>
+      <w:proofErr w:type="spellStart"/>
+      <w:r>
+        <w:t>Applications</w:t>
+      </w:r>
+      <w:proofErr w:type="spellEnd"/>
+      <w:r>
+        <w:t>. Das FHNW Corporate Identity Design (gelber Header, gelbe Sidebar, Logo) wurde 1:1 übernommen. Das Backend (</w:t>
+      </w:r>
+      <w:proofErr w:type="spellStart"/>
+      <w:r>
+        <w:t>FastAPI</w:t>
+      </w:r>
+      <w:proofErr w:type="spellEnd"/>
+      <w:r>
+        <w:t xml:space="preserve"> + </w:t>
+      </w:r>
+      <w:proofErr w:type="gramStart"/>
+      <w:r>
+        <w:t>SQL Server</w:t>
+      </w:r>
+      <w:proofErr w:type="gramEnd"/>
+      <w:r>
+        <w:t>) bleibt unverändert.</w:t>
       </w:r>
     </w:p>
     <w:p>
@@ -1682,7 +3196,39 @@
           <w:rFonts w:ascii="Courier New" w:hAnsi="Courier New" w:cs="Courier New"/>
           <w:sz w:val="16"/>
         </w:rPr>
-        <w:t xml:space="preserve">  public/          – Statische Assets (FHNW_Logo.webp, IconBuch.png, IconPDF.png)</w:t>
+        <w:t xml:space="preserve">  </w:t>
+      </w:r>
+      <w:proofErr w:type="spellStart"/>
+      <w:r>
+        <w:rPr>
+          <w:rFonts w:ascii="Courier New" w:hAnsi="Courier New" w:cs="Courier New"/>
+          <w:sz w:val="16"/>
+        </w:rPr>
+        <w:t>public</w:t>
+      </w:r>
+      <w:proofErr w:type="spellEnd"/>
+      <w:r>
+        <w:rPr>
+          <w:rFonts w:ascii="Courier New" w:hAnsi="Courier New" w:cs="Courier New"/>
+          <w:sz w:val="16"/>
+        </w:rPr>
+        <w:t>/          – Statische Assets (</w:t>
+      </w:r>
+      <w:proofErr w:type="spellStart"/>
+      <w:r>
+        <w:rPr>
+          <w:rFonts w:ascii="Courier New" w:hAnsi="Courier New" w:cs="Courier New"/>
+          <w:sz w:val="16"/>
+        </w:rPr>
+        <w:t>FHNW_Logo.webp</w:t>
+      </w:r>
+      <w:proofErr w:type="spellEnd"/>
+      <w:r>
+        <w:rPr>
+          <w:rFonts w:ascii="Courier New" w:hAnsi="Courier New" w:cs="Courier New"/>
+          <w:sz w:val="16"/>
+        </w:rPr>
+        <w:t>, IconBuch.png, IconPDF.png)</w:t>
       </w:r>
     </w:p>
     <w:p>
@@ -1698,7 +3244,23 @@
           <w:rFonts w:ascii="Courier New" w:hAnsi="Courier New" w:cs="Courier New"/>
           <w:sz w:val="16"/>
         </w:rPr>
-        <w:t xml:space="preserve">  src/</w:t>
+        <w:t xml:space="preserve">  </w:t>
+      </w:r>
+      <w:proofErr w:type="spellStart"/>
+      <w:r>
+        <w:rPr>
+          <w:rFonts w:ascii="Courier New" w:hAnsi="Courier New" w:cs="Courier New"/>
+          <w:sz w:val="16"/>
+        </w:rPr>
+        <w:t>src</w:t>
+      </w:r>
+      <w:proofErr w:type="spellEnd"/>
+      <w:r>
+        <w:rPr>
+          <w:rFonts w:ascii="Courier New" w:hAnsi="Courier New" w:cs="Courier New"/>
+          <w:sz w:val="16"/>
+        </w:rPr>
+        <w:t>/</w:t>
       </w:r>
     </w:p>
     <w:p>
@@ -1714,7 +3276,23 @@
           <w:rFonts w:ascii="Courier New" w:hAnsi="Courier New" w:cs="Courier New"/>
           <w:sz w:val="16"/>
         </w:rPr>
-        <w:t xml:space="preserve">    main.jsx        – Einstiegspunkt: rendert &lt;App /&gt; in #root</w:t>
+        <w:t xml:space="preserve">    </w:t>
+      </w:r>
+      <w:proofErr w:type="spellStart"/>
+      <w:r>
+        <w:rPr>
+          <w:rFonts w:ascii="Courier New" w:hAnsi="Courier New" w:cs="Courier New"/>
+          <w:sz w:val="16"/>
+        </w:rPr>
+        <w:t>main.jsx</w:t>
+      </w:r>
+      <w:proofErr w:type="spellEnd"/>
+      <w:r>
+        <w:rPr>
+          <w:rFonts w:ascii="Courier New" w:hAnsi="Courier New" w:cs="Courier New"/>
+          <w:sz w:val="16"/>
+        </w:rPr>
+        <w:t xml:space="preserve">        – Einstiegspunkt: rendert &lt;App /&gt; in #root</w:t>
       </w:r>
     </w:p>
     <w:p>
@@ -1723,14 +3301,33 @@
         <w:rPr>
           <w:rFonts w:ascii="Courier New" w:hAnsi="Courier New" w:cs="Courier New"/>
           <w:sz w:val="16"/>
-        </w:rPr>
-      </w:pPr>
-      <w:r>
-        <w:rPr>
-          <w:rFonts w:ascii="Courier New" w:hAnsi="Courier New" w:cs="Courier New"/>
-          <w:sz w:val="16"/>
-        </w:rPr>
-        <w:t xml:space="preserve">    App.jsx         – Router-Setup, App-Shell (Header + Sidebar + Routes)</w:t>
+          <w:lang w:val="en-US"/>
+        </w:rPr>
+      </w:pPr>
+      <w:r>
+        <w:rPr>
+          <w:rFonts w:ascii="Courier New" w:hAnsi="Courier New" w:cs="Courier New"/>
+          <w:sz w:val="16"/>
+        </w:rPr>
+        <w:t xml:space="preserve">    </w:t>
+      </w:r>
+      <w:proofErr w:type="spellStart"/>
+      <w:r>
+        <w:rPr>
+          <w:rFonts w:ascii="Courier New" w:hAnsi="Courier New" w:cs="Courier New"/>
+          <w:sz w:val="16"/>
+          <w:lang w:val="en-US"/>
+        </w:rPr>
+        <w:t>App.jsx</w:t>
+      </w:r>
+      <w:proofErr w:type="spellEnd"/>
+      <w:r>
+        <w:rPr>
+          <w:rFonts w:ascii="Courier New" w:hAnsi="Courier New" w:cs="Courier New"/>
+          <w:sz w:val="16"/>
+          <w:lang w:val="en-US"/>
+        </w:rPr>
+        <w:t xml:space="preserve">         – Router-Setup, App-Shell (Header + Sidebar + Routes)</w:t>
       </w:r>
     </w:p>
     <w:p>
@@ -1745,8 +3342,16 @@
         <w:rPr>
           <w:rFonts w:ascii="Courier New" w:hAnsi="Courier New" w:cs="Courier New"/>
           <w:sz w:val="16"/>
-        </w:rPr>
-        <w:t xml:space="preserve">    index.css       – Globales CSS (FHNW CI, alle Komponenten-Klassen)</w:t>
+          <w:lang w:val="en-US"/>
+        </w:rPr>
+        <w:t xml:space="preserve">    </w:t>
+      </w:r>
+      <w:r>
+        <w:rPr>
+          <w:rFonts w:ascii="Courier New" w:hAnsi="Courier New" w:cs="Courier New"/>
+          <w:sz w:val="16"/>
+        </w:rPr>
+        <w:t>index.css       – Globales CSS (FHNW CI, alle Komponenten-Klassen)</w:t>
       </w:r>
     </w:p>
     <w:p>
@@ -1778,7 +3383,23 @@
           <w:rFonts w:ascii="Courier New" w:hAnsi="Courier New" w:cs="Courier New"/>
           <w:sz w:val="16"/>
         </w:rPr>
-        <w:t xml:space="preserve">    api/</w:t>
+        <w:t xml:space="preserve">    </w:t>
+      </w:r>
+      <w:proofErr w:type="spellStart"/>
+      <w:r>
+        <w:rPr>
+          <w:rFonts w:ascii="Courier New" w:hAnsi="Courier New" w:cs="Courier New"/>
+          <w:sz w:val="16"/>
+        </w:rPr>
+        <w:t>api</w:t>
+      </w:r>
+      <w:proofErr w:type="spellEnd"/>
+      <w:r>
+        <w:rPr>
+          <w:rFonts w:ascii="Courier New" w:hAnsi="Courier New" w:cs="Courier New"/>
+          <w:sz w:val="16"/>
+        </w:rPr>
+        <w:t>/</w:t>
       </w:r>
     </w:p>
     <w:p>
@@ -1803,14 +3424,23 @@
         <w:rPr>
           <w:rFonts w:ascii="Courier New" w:hAnsi="Courier New" w:cs="Courier New"/>
           <w:sz w:val="16"/>
-        </w:rPr>
-      </w:pPr>
-      <w:r>
-        <w:rPr>
-          <w:rFonts w:ascii="Courier New" w:hAnsi="Courier New" w:cs="Courier New"/>
-          <w:sz w:val="16"/>
-        </w:rPr>
-        <w:t xml:space="preserve">    context/</w:t>
+          <w:lang w:val="en-US"/>
+        </w:rPr>
+      </w:pPr>
+      <w:r>
+        <w:rPr>
+          <w:rFonts w:ascii="Courier New" w:hAnsi="Courier New" w:cs="Courier New"/>
+          <w:sz w:val="16"/>
+        </w:rPr>
+        <w:t xml:space="preserve">    </w:t>
+      </w:r>
+      <w:r>
+        <w:rPr>
+          <w:rFonts w:ascii="Courier New" w:hAnsi="Courier New" w:cs="Courier New"/>
+          <w:sz w:val="16"/>
+          <w:lang w:val="en-US"/>
+        </w:rPr>
+        <w:t>context/</w:t>
       </w:r>
     </w:p>
     <w:p>
@@ -1819,14 +3449,52 @@
         <w:rPr>
           <w:rFonts w:ascii="Courier New" w:hAnsi="Courier New" w:cs="Courier New"/>
           <w:sz w:val="16"/>
-        </w:rPr>
-      </w:pPr>
-      <w:r>
-        <w:rPr>
-          <w:rFonts w:ascii="Courier New" w:hAnsi="Courier New" w:cs="Courier New"/>
-          <w:sz w:val="16"/>
-        </w:rPr>
-        <w:t xml:space="preserve">      AppContext.jsx – Globaler State (React Context API)</w:t>
+          <w:lang w:val="en-US"/>
+        </w:rPr>
+      </w:pPr>
+      <w:r>
+        <w:rPr>
+          <w:rFonts w:ascii="Courier New" w:hAnsi="Courier New" w:cs="Courier New"/>
+          <w:sz w:val="16"/>
+          <w:lang w:val="en-US"/>
+        </w:rPr>
+        <w:t xml:space="preserve">      </w:t>
+      </w:r>
+      <w:proofErr w:type="spellStart"/>
+      <w:r>
+        <w:rPr>
+          <w:rFonts w:ascii="Courier New" w:hAnsi="Courier New" w:cs="Courier New"/>
+          <w:sz w:val="16"/>
+          <w:lang w:val="en-US"/>
+        </w:rPr>
+        <w:t>AppContext.jsx</w:t>
+      </w:r>
+      <w:proofErr w:type="spellEnd"/>
+      <w:r>
+        <w:rPr>
+          <w:rFonts w:ascii="Courier New" w:hAnsi="Courier New" w:cs="Courier New"/>
+          <w:sz w:val="16"/>
+          <w:lang w:val="en-US"/>
+        </w:rPr>
+        <w:t xml:space="preserve"> – </w:t>
+      </w:r>
+      <w:proofErr w:type="spellStart"/>
+      <w:r>
+        <w:rPr>
+          <w:rFonts w:ascii="Courier New" w:hAnsi="Courier New" w:cs="Courier New"/>
+          <w:sz w:val="16"/>
+          <w:lang w:val="en-US"/>
+        </w:rPr>
+        <w:t>Globaler</w:t>
+      </w:r>
+      <w:proofErr w:type="spellEnd"/>
+      <w:r>
+        <w:rPr>
+          <w:rFonts w:ascii="Courier New" w:hAnsi="Courier New" w:cs="Courier New"/>
+          <w:sz w:val="16"/>
+          <w:lang w:val="en-US"/>
+        </w:rPr>
+        <w:t xml:space="preserve"> State (React Context API)</w:t>
       </w:r>
     </w:p>
     <w:p>
@@ -1835,12 +3503,14 @@
         <w:rPr>
           <w:rFonts w:ascii="Courier New" w:hAnsi="Courier New" w:cs="Courier New"/>
           <w:sz w:val="16"/>
-        </w:rPr>
-      </w:pPr>
-      <w:r>
-        <w:rPr>
-          <w:rFonts w:ascii="Courier New" w:hAnsi="Courier New" w:cs="Courier New"/>
-          <w:sz w:val="16"/>
+          <w:lang w:val="en-US"/>
+        </w:rPr>
+      </w:pPr>
+      <w:r>
+        <w:rPr>
+          <w:rFonts w:ascii="Courier New" w:hAnsi="Courier New" w:cs="Courier New"/>
+          <w:sz w:val="16"/>
+          <w:lang w:val="en-US"/>
         </w:rPr>
         <w:t xml:space="preserve">    components/</w:t>
       </w:r>
@@ -1851,14 +3521,52 @@
         <w:rPr>
           <w:rFonts w:ascii="Courier New" w:hAnsi="Courier New" w:cs="Courier New"/>
           <w:sz w:val="16"/>
-        </w:rPr>
-      </w:pPr>
-      <w:r>
-        <w:rPr>
-          <w:rFonts w:ascii="Courier New" w:hAnsi="Courier New" w:cs="Courier New"/>
-          <w:sz w:val="16"/>
-        </w:rPr>
-        <w:t xml:space="preserve">      Header.jsx    – Gelber Header, User-Info, Wechseln-Dropdown</w:t>
+          <w:lang w:val="en-US"/>
+        </w:rPr>
+      </w:pPr>
+      <w:r>
+        <w:rPr>
+          <w:rFonts w:ascii="Courier New" w:hAnsi="Courier New" w:cs="Courier New"/>
+          <w:sz w:val="16"/>
+          <w:lang w:val="en-US"/>
+        </w:rPr>
+        <w:t xml:space="preserve">      </w:t>
+      </w:r>
+      <w:proofErr w:type="spellStart"/>
+      <w:r>
+        <w:rPr>
+          <w:rFonts w:ascii="Courier New" w:hAnsi="Courier New" w:cs="Courier New"/>
+          <w:sz w:val="16"/>
+          <w:lang w:val="en-US"/>
+        </w:rPr>
+        <w:t>Header.jsx</w:t>
+      </w:r>
+      <w:proofErr w:type="spellEnd"/>
+      <w:r>
+        <w:rPr>
+          <w:rFonts w:ascii="Courier New" w:hAnsi="Courier New" w:cs="Courier New"/>
+          <w:sz w:val="16"/>
+          <w:lang w:val="en-US"/>
+        </w:rPr>
+        <w:t xml:space="preserve">    – Gelber Header, User-Info, </w:t>
+      </w:r>
+      <w:proofErr w:type="spellStart"/>
+      <w:r>
+        <w:rPr>
+          <w:rFonts w:ascii="Courier New" w:hAnsi="Courier New" w:cs="Courier New"/>
+          <w:sz w:val="16"/>
+          <w:lang w:val="en-US"/>
+        </w:rPr>
+        <w:t>Wechseln</w:t>
+      </w:r>
+      <w:proofErr w:type="spellEnd"/>
+      <w:r>
+        <w:rPr>
+          <w:rFonts w:ascii="Courier New" w:hAnsi="Courier New" w:cs="Courier New"/>
+          <w:sz w:val="16"/>
+          <w:lang w:val="en-US"/>
+        </w:rPr>
+        <w:t>-Dropdown</w:t>
       </w:r>
     </w:p>
     <w:p>
@@ -1867,15 +3575,63 @@
         <w:rPr>
           <w:rFonts w:ascii="Courier New" w:hAnsi="Courier New" w:cs="Courier New"/>
           <w:sz w:val="16"/>
-        </w:rPr>
-      </w:pPr>
-      <w:r>
-        <w:rPr>
-          <w:rFonts w:ascii="Courier New" w:hAnsi="Courier New" w:cs="Courier New"/>
-          <w:sz w:val="16"/>
-        </w:rPr>
-        <w:t xml:space="preserve">      Sidebar.jsx   – Gelbe Sidebar, Navigation, Bereichsliste</w:t>
-      </w:r>
+          <w:lang w:val="en-US"/>
+        </w:rPr>
+      </w:pPr>
+      <w:r>
+        <w:rPr>
+          <w:rFonts w:ascii="Courier New" w:hAnsi="Courier New" w:cs="Courier New"/>
+          <w:sz w:val="16"/>
+          <w:lang w:val="en-US"/>
+        </w:rPr>
+        <w:t xml:space="preserve">      </w:t>
+      </w:r>
+      <w:proofErr w:type="spellStart"/>
+      <w:r>
+        <w:rPr>
+          <w:rFonts w:ascii="Courier New" w:hAnsi="Courier New" w:cs="Courier New"/>
+          <w:sz w:val="16"/>
+          <w:lang w:val="en-US"/>
+        </w:rPr>
+        <w:t>Sidebar.jsx</w:t>
+      </w:r>
+      <w:proofErr w:type="spellEnd"/>
+      <w:r>
+        <w:rPr>
+          <w:rFonts w:ascii="Courier New" w:hAnsi="Courier New" w:cs="Courier New"/>
+          <w:sz w:val="16"/>
+          <w:lang w:val="en-US"/>
+        </w:rPr>
+        <w:t xml:space="preserve">   – </w:t>
+      </w:r>
+      <w:proofErr w:type="spellStart"/>
+      <w:r>
+        <w:rPr>
+          <w:rFonts w:ascii="Courier New" w:hAnsi="Courier New" w:cs="Courier New"/>
+          <w:sz w:val="16"/>
+          <w:lang w:val="en-US"/>
+        </w:rPr>
+        <w:t>Gelbe</w:t>
+      </w:r>
+      <w:proofErr w:type="spellEnd"/>
+      <w:r>
+        <w:rPr>
+          <w:rFonts w:ascii="Courier New" w:hAnsi="Courier New" w:cs="Courier New"/>
+          <w:sz w:val="16"/>
+          <w:lang w:val="en-US"/>
+        </w:rPr>
+        <w:t xml:space="preserve"> Sidebar, Navigation, </w:t>
+      </w:r>
+      <w:proofErr w:type="spellStart"/>
+      <w:r>
+        <w:rPr>
+          <w:rFonts w:ascii="Courier New" w:hAnsi="Courier New" w:cs="Courier New"/>
+          <w:sz w:val="16"/>
+          <w:lang w:val="en-US"/>
+        </w:rPr>
+        <w:t>Bereichsliste</w:t>
+      </w:r>
+      <w:proofErr w:type="spellEnd"/>
     </w:p>
     <w:p>
       <w:pPr>
@@ -1889,8 +3645,25 @@
         <w:rPr>
           <w:rFonts w:ascii="Courier New" w:hAnsi="Courier New" w:cs="Courier New"/>
           <w:sz w:val="16"/>
-        </w:rPr>
-        <w:t xml:space="preserve">      UserModal.jsx – Modal: Lernende erfassen / bearbeiten</w:t>
+          <w:lang w:val="en-US"/>
+        </w:rPr>
+        <w:t xml:space="preserve">      </w:t>
+      </w:r>
+      <w:proofErr w:type="spellStart"/>
+      <w:r>
+        <w:rPr>
+          <w:rFonts w:ascii="Courier New" w:hAnsi="Courier New" w:cs="Courier New"/>
+          <w:sz w:val="16"/>
+        </w:rPr>
+        <w:t>UserModal.jsx</w:t>
+      </w:r>
+      <w:proofErr w:type="spellEnd"/>
+      <w:r>
+        <w:rPr>
+          <w:rFonts w:ascii="Courier New" w:hAnsi="Courier New" w:cs="Courier New"/>
+          <w:sz w:val="16"/>
+        </w:rPr>
+        <w:t xml:space="preserve"> – Modal: Lernende erfassen / bearbeiten</w:t>
       </w:r>
     </w:p>
     <w:p>
@@ -1906,7 +3679,23 @@
           <w:rFonts w:ascii="Courier New" w:hAnsi="Courier New" w:cs="Courier New"/>
           <w:sz w:val="16"/>
         </w:rPr>
-        <w:t xml:space="preserve">      GoalRow.jsx   – Einzelne Zeile eines Leistungsziels</w:t>
+        <w:t xml:space="preserve">      </w:t>
+      </w:r>
+      <w:proofErr w:type="spellStart"/>
+      <w:r>
+        <w:rPr>
+          <w:rFonts w:ascii="Courier New" w:hAnsi="Courier New" w:cs="Courier New"/>
+          <w:sz w:val="16"/>
+        </w:rPr>
+        <w:t>GoalRow.jsx</w:t>
+      </w:r>
+      <w:proofErr w:type="spellEnd"/>
+      <w:r>
+        <w:rPr>
+          <w:rFonts w:ascii="Courier New" w:hAnsi="Courier New" w:cs="Courier New"/>
+          <w:sz w:val="16"/>
+        </w:rPr>
+        <w:t xml:space="preserve">   – Einzelne Zeile eines Leistungsziels</w:t>
       </w:r>
     </w:p>
     <w:p>
@@ -1922,7 +3711,23 @@
           <w:rFonts w:ascii="Courier New" w:hAnsi="Courier New" w:cs="Courier New"/>
           <w:sz w:val="16"/>
         </w:rPr>
-        <w:t xml:space="preserve">      DonutChart.jsx – SVG-Donut-Diagramm für Gesamtfortschritt</w:t>
+        <w:t xml:space="preserve">      </w:t>
+      </w:r>
+      <w:proofErr w:type="spellStart"/>
+      <w:r>
+        <w:rPr>
+          <w:rFonts w:ascii="Courier New" w:hAnsi="Courier New" w:cs="Courier New"/>
+          <w:sz w:val="16"/>
+        </w:rPr>
+        <w:t>DonutChart.jsx</w:t>
+      </w:r>
+      <w:proofErr w:type="spellEnd"/>
+      <w:r>
+        <w:rPr>
+          <w:rFonts w:ascii="Courier New" w:hAnsi="Courier New" w:cs="Courier New"/>
+          <w:sz w:val="16"/>
+        </w:rPr>
+        <w:t xml:space="preserve"> – SVG-Donut-Diagramm für Gesamtfortschritt</w:t>
       </w:r>
     </w:p>
     <w:p>
@@ -1938,7 +3743,23 @@
           <w:rFonts w:ascii="Courier New" w:hAnsi="Courier New" w:cs="Courier New"/>
           <w:sz w:val="16"/>
         </w:rPr>
-        <w:t xml:space="preserve">      TopBar.jsx    – (veraltet, nicht mehr genutzt)</w:t>
+        <w:t xml:space="preserve">      </w:t>
+      </w:r>
+      <w:proofErr w:type="spellStart"/>
+      <w:r>
+        <w:rPr>
+          <w:rFonts w:ascii="Courier New" w:hAnsi="Courier New" w:cs="Courier New"/>
+          <w:sz w:val="16"/>
+        </w:rPr>
+        <w:t>TopBar.jsx</w:t>
+      </w:r>
+      <w:proofErr w:type="spellEnd"/>
+      <w:r>
+        <w:rPr>
+          <w:rFonts w:ascii="Courier New" w:hAnsi="Courier New" w:cs="Courier New"/>
+          <w:sz w:val="16"/>
+        </w:rPr>
+        <w:t xml:space="preserve">    – (veraltet, nicht mehr genutzt)</w:t>
       </w:r>
     </w:p>
     <w:p>
@@ -1954,7 +3775,23 @@
           <w:rFonts w:ascii="Courier New" w:hAnsi="Courier New" w:cs="Courier New"/>
           <w:sz w:val="16"/>
         </w:rPr>
-        <w:t xml:space="preserve">    pages/</w:t>
+        <w:t xml:space="preserve">    </w:t>
+      </w:r>
+      <w:proofErr w:type="spellStart"/>
+      <w:r>
+        <w:rPr>
+          <w:rFonts w:ascii="Courier New" w:hAnsi="Courier New" w:cs="Courier New"/>
+          <w:sz w:val="16"/>
+        </w:rPr>
+        <w:t>pages</w:t>
+      </w:r>
+      <w:proofErr w:type="spellEnd"/>
+      <w:r>
+        <w:rPr>
+          <w:rFonts w:ascii="Courier New" w:hAnsi="Courier New" w:cs="Courier New"/>
+          <w:sz w:val="16"/>
+        </w:rPr>
+        <w:t>/</w:t>
       </w:r>
     </w:p>
     <w:p>
@@ -1970,7 +3807,48 @@
           <w:rFonts w:ascii="Courier New" w:hAnsi="Courier New" w:cs="Courier New"/>
           <w:sz w:val="16"/>
         </w:rPr>
-        <w:t xml:space="preserve">      Overview.jsx  – Übersichtsseite (Lehrzeit, Kacheln, Pie-Chart)</w:t>
+        <w:t xml:space="preserve">      </w:t>
+      </w:r>
+      <w:proofErr w:type="spellStart"/>
+      <w:proofErr w:type="gramStart"/>
+      <w:r>
+        <w:rPr>
+          <w:rFonts w:ascii="Courier New" w:hAnsi="Courier New" w:cs="Courier New"/>
+          <w:sz w:val="16"/>
+        </w:rPr>
+        <w:t>Overview.jsx</w:t>
+      </w:r>
+      <w:proofErr w:type="spellEnd"/>
+      <w:r>
+        <w:rPr>
+          <w:rFonts w:ascii="Courier New" w:hAnsi="Courier New" w:cs="Courier New"/>
+          <w:sz w:val="16"/>
+        </w:rPr>
+        <w:t xml:space="preserve">  –</w:t>
+      </w:r>
+      <w:proofErr w:type="gramEnd"/>
+      <w:r>
+        <w:rPr>
+          <w:rFonts w:ascii="Courier New" w:hAnsi="Courier New" w:cs="Courier New"/>
+          <w:sz w:val="16"/>
+        </w:rPr>
+        <w:t xml:space="preserve"> Übersichtsseite (Lehrzeit, Kacheln, </w:t>
+      </w:r>
+      <w:proofErr w:type="spellStart"/>
+      <w:r>
+        <w:rPr>
+          <w:rFonts w:ascii="Courier New" w:hAnsi="Courier New" w:cs="Courier New"/>
+          <w:sz w:val="16"/>
+        </w:rPr>
+        <w:t>Pie</w:t>
+      </w:r>
+      <w:proofErr w:type="spellEnd"/>
+      <w:r>
+        <w:rPr>
+          <w:rFonts w:ascii="Courier New" w:hAnsi="Courier New" w:cs="Courier New"/>
+          <w:sz w:val="16"/>
+        </w:rPr>
+        <w:t>-Chart)</w:t>
       </w:r>
     </w:p>
     <w:p>
@@ -1986,7 +3864,48 @@
           <w:rFonts w:ascii="Courier New" w:hAnsi="Courier New" w:cs="Courier New"/>
           <w:sz w:val="16"/>
         </w:rPr>
-        <w:t xml:space="preserve">      AreaView.jsx  – Bereichsdetail (Akkordeons, GoalRows)</w:t>
+        <w:t xml:space="preserve">      </w:t>
+      </w:r>
+      <w:proofErr w:type="spellStart"/>
+      <w:proofErr w:type="gramStart"/>
+      <w:r>
+        <w:rPr>
+          <w:rFonts w:ascii="Courier New" w:hAnsi="Courier New" w:cs="Courier New"/>
+          <w:sz w:val="16"/>
+        </w:rPr>
+        <w:t>AreaView.jsx</w:t>
+      </w:r>
+      <w:proofErr w:type="spellEnd"/>
+      <w:r>
+        <w:rPr>
+          <w:rFonts w:ascii="Courier New" w:hAnsi="Courier New" w:cs="Courier New"/>
+          <w:sz w:val="16"/>
+        </w:rPr>
+        <w:t xml:space="preserve">  –</w:t>
+      </w:r>
+      <w:proofErr w:type="gramEnd"/>
+      <w:r>
+        <w:rPr>
+          <w:rFonts w:ascii="Courier New" w:hAnsi="Courier New" w:cs="Courier New"/>
+          <w:sz w:val="16"/>
+        </w:rPr>
+        <w:t xml:space="preserve"> Bereichsdetail (Akkordeons, </w:t>
+      </w:r>
+      <w:proofErr w:type="spellStart"/>
+      <w:r>
+        <w:rPr>
+          <w:rFonts w:ascii="Courier New" w:hAnsi="Courier New" w:cs="Courier New"/>
+          <w:sz w:val="16"/>
+        </w:rPr>
+        <w:t>GoalRows</w:t>
+      </w:r>
+      <w:proofErr w:type="spellEnd"/>
+      <w:r>
+        <w:rPr>
+          <w:rFonts w:ascii="Courier New" w:hAnsi="Courier New" w:cs="Courier New"/>
+          <w:sz w:val="16"/>
+        </w:rPr>
+        <w:t>)</w:t>
       </w:r>
     </w:p>
     <w:p>
@@ -2015,7 +3934,36 @@
     </w:p>
     <w:p>
       <w:r>
-        <w:t>Beim Start lädt AppContext.jsx alle Daten vom Backend (beide Kompetenz-JSONs + alle User mit Goals) und stellt sie über den useApp()-Hook allen Komponenten zur Verfügung. Kein Prop-Drilling nötig.</w:t>
+        <w:t xml:space="preserve">Beim Start lädt </w:t>
+      </w:r>
+      <w:proofErr w:type="spellStart"/>
+      <w:r>
+        <w:t>AppContext.jsx</w:t>
+      </w:r>
+      <w:proofErr w:type="spellEnd"/>
+      <w:r>
+        <w:t xml:space="preserve"> alle Daten vom Backend (beide Kompetenz-JSONs + alle User mit Goals) und stellt sie über den </w:t>
+      </w:r>
+      <w:proofErr w:type="spellStart"/>
+      <w:proofErr w:type="gramStart"/>
+      <w:r>
+        <w:t>useApp</w:t>
+      </w:r>
+      <w:proofErr w:type="spellEnd"/>
+      <w:r>
+        <w:t>(</w:t>
+      </w:r>
+      <w:proofErr w:type="gramEnd"/>
+      <w:r>
+        <w:t xml:space="preserve">)-Hook allen Komponenten zur Verfügung. Kein </w:t>
+      </w:r>
+      <w:proofErr w:type="spellStart"/>
+      <w:r>
+        <w:t>Prop</w:t>
+      </w:r>
+      <w:proofErr w:type="spellEnd"/>
+      <w:r>
+        <w:t>-Drilling nötig.</w:t>
       </w:r>
     </w:p>
     <w:p>
@@ -2026,6 +3974,7 @@
           <w:sz w:val="16"/>
         </w:rPr>
       </w:pPr>
+      <w:proofErr w:type="spellStart"/>
       <w:r>
         <w:rPr>
           <w:rFonts w:ascii="Courier New" w:hAnsi="Courier New" w:cs="Courier New"/>
@@ -2033,6 +3982,7 @@
         </w:rPr>
         <w:t>main.jsx</w:t>
       </w:r>
+      <w:proofErr w:type="spellEnd"/>
     </w:p>
     <w:p>
       <w:pPr>
@@ -2047,7 +3997,57 @@
           <w:rFonts w:ascii="Courier New" w:hAnsi="Courier New" w:cs="Courier New"/>
           <w:sz w:val="16"/>
         </w:rPr>
-        <w:t xml:space="preserve">  └── App.jsx  [AppProvider + BrowserRouter]</w:t>
+        <w:t xml:space="preserve">  └── </w:t>
+      </w:r>
+      <w:proofErr w:type="spellStart"/>
+      <w:proofErr w:type="gramStart"/>
+      <w:r>
+        <w:rPr>
+          <w:rFonts w:ascii="Courier New" w:hAnsi="Courier New" w:cs="Courier New"/>
+          <w:sz w:val="16"/>
+        </w:rPr>
+        <w:t>App.jsx</w:t>
+      </w:r>
+      <w:proofErr w:type="spellEnd"/>
+      <w:r>
+        <w:rPr>
+          <w:rFonts w:ascii="Courier New" w:hAnsi="Courier New" w:cs="Courier New"/>
+          <w:sz w:val="16"/>
+        </w:rPr>
+        <w:t xml:space="preserve">  [</w:t>
+      </w:r>
+      <w:proofErr w:type="spellStart"/>
+      <w:proofErr w:type="gramEnd"/>
+      <w:r>
+        <w:rPr>
+          <w:rFonts w:ascii="Courier New" w:hAnsi="Courier New" w:cs="Courier New"/>
+          <w:sz w:val="16"/>
+        </w:rPr>
+        <w:t>AppProvider</w:t>
+      </w:r>
+      <w:proofErr w:type="spellEnd"/>
+      <w:r>
+        <w:rPr>
+          <w:rFonts w:ascii="Courier New" w:hAnsi="Courier New" w:cs="Courier New"/>
+          <w:sz w:val="16"/>
+        </w:rPr>
+        <w:t xml:space="preserve"> + </w:t>
+      </w:r>
+      <w:proofErr w:type="spellStart"/>
+      <w:r>
+        <w:rPr>
+          <w:rFonts w:ascii="Courier New" w:hAnsi="Courier New" w:cs="Courier New"/>
+          <w:sz w:val="16"/>
+        </w:rPr>
+        <w:t>BrowserRouter</w:t>
+      </w:r>
+      <w:proofErr w:type="spellEnd"/>
+      <w:r>
+        <w:rPr>
+          <w:rFonts w:ascii="Courier New" w:hAnsi="Courier New" w:cs="Courier New"/>
+          <w:sz w:val="16"/>
+        </w:rPr>
+        <w:t>]</w:t>
       </w:r>
     </w:p>
     <w:p>
@@ -2063,8 +4063,65 @@
           <w:rFonts w:ascii="Courier New" w:hAnsi="Courier New" w:cs="Courier New"/>
           <w:sz w:val="16"/>
         </w:rPr>
-        <w:t xml:space="preserve">        ├── Header.jsx          liest: users, currentUser, areas</w:t>
-      </w:r>
+        <w:t xml:space="preserve">        ├── </w:t>
+      </w:r>
+      <w:proofErr w:type="spellStart"/>
+      <w:r>
+        <w:rPr>
+          <w:rFonts w:ascii="Courier New" w:hAnsi="Courier New" w:cs="Courier New"/>
+          <w:sz w:val="16"/>
+        </w:rPr>
+        <w:t>Header.jsx</w:t>
+      </w:r>
+      <w:proofErr w:type="spellEnd"/>
+      <w:r>
+        <w:rPr>
+          <w:rFonts w:ascii="Courier New" w:hAnsi="Courier New" w:cs="Courier New"/>
+          <w:sz w:val="16"/>
+        </w:rPr>
+        <w:t xml:space="preserve">          liest: </w:t>
+      </w:r>
+      <w:proofErr w:type="spellStart"/>
+      <w:r>
+        <w:rPr>
+          <w:rFonts w:ascii="Courier New" w:hAnsi="Courier New" w:cs="Courier New"/>
+          <w:sz w:val="16"/>
+        </w:rPr>
+        <w:t>users</w:t>
+      </w:r>
+      <w:proofErr w:type="spellEnd"/>
+      <w:r>
+        <w:rPr>
+          <w:rFonts w:ascii="Courier New" w:hAnsi="Courier New" w:cs="Courier New"/>
+          <w:sz w:val="16"/>
+        </w:rPr>
+        <w:t xml:space="preserve">, </w:t>
+      </w:r>
+      <w:proofErr w:type="spellStart"/>
+      <w:r>
+        <w:rPr>
+          <w:rFonts w:ascii="Courier New" w:hAnsi="Courier New" w:cs="Courier New"/>
+          <w:sz w:val="16"/>
+        </w:rPr>
+        <w:t>currentUser</w:t>
+      </w:r>
+      <w:proofErr w:type="spellEnd"/>
+      <w:r>
+        <w:rPr>
+          <w:rFonts w:ascii="Courier New" w:hAnsi="Courier New" w:cs="Courier New"/>
+          <w:sz w:val="16"/>
+        </w:rPr>
+        <w:t xml:space="preserve">, </w:t>
+      </w:r>
+      <w:proofErr w:type="spellStart"/>
+      <w:r>
+        <w:rPr>
+          <w:rFonts w:ascii="Courier New" w:hAnsi="Courier New" w:cs="Courier New"/>
+          <w:sz w:val="16"/>
+        </w:rPr>
+        <w:t>areas</w:t>
+      </w:r>
+      <w:proofErr w:type="spellEnd"/>
     </w:p>
     <w:p>
       <w:pPr>
@@ -2079,8 +4136,74 @@
           <w:rFonts w:ascii="Courier New" w:hAnsi="Courier New" w:cs="Courier New"/>
           <w:sz w:val="16"/>
         </w:rPr>
-        <w:t xml:space="preserve">        │     └── UserModal.jsx  schreibt: addUser, editUser, removeUser</w:t>
-      </w:r>
+        <w:t xml:space="preserve">        │     └── </w:t>
+      </w:r>
+      <w:proofErr w:type="spellStart"/>
+      <w:proofErr w:type="gramStart"/>
+      <w:r>
+        <w:rPr>
+          <w:rFonts w:ascii="Courier New" w:hAnsi="Courier New" w:cs="Courier New"/>
+          <w:sz w:val="16"/>
+        </w:rPr>
+        <w:t>UserModal.jsx</w:t>
+      </w:r>
+      <w:proofErr w:type="spellEnd"/>
+      <w:r>
+        <w:rPr>
+          <w:rFonts w:ascii="Courier New" w:hAnsi="Courier New" w:cs="Courier New"/>
+          <w:sz w:val="16"/>
+        </w:rPr>
+        <w:t xml:space="preserve">  schreibt</w:t>
+      </w:r>
+      <w:proofErr w:type="gramEnd"/>
+      <w:r>
+        <w:rPr>
+          <w:rFonts w:ascii="Courier New" w:hAnsi="Courier New" w:cs="Courier New"/>
+          <w:sz w:val="16"/>
+        </w:rPr>
+        <w:t xml:space="preserve">: </w:t>
+      </w:r>
+      <w:proofErr w:type="spellStart"/>
+      <w:r>
+        <w:rPr>
+          <w:rFonts w:ascii="Courier New" w:hAnsi="Courier New" w:cs="Courier New"/>
+          <w:sz w:val="16"/>
+        </w:rPr>
+        <w:t>addUser</w:t>
+      </w:r>
+      <w:proofErr w:type="spellEnd"/>
+      <w:r>
+        <w:rPr>
+          <w:rFonts w:ascii="Courier New" w:hAnsi="Courier New" w:cs="Courier New"/>
+          <w:sz w:val="16"/>
+        </w:rPr>
+        <w:t xml:space="preserve">, </w:t>
+      </w:r>
+      <w:proofErr w:type="spellStart"/>
+      <w:r>
+        <w:rPr>
+          <w:rFonts w:ascii="Courier New" w:hAnsi="Courier New" w:cs="Courier New"/>
+          <w:sz w:val="16"/>
+        </w:rPr>
+        <w:t>editUser</w:t>
+      </w:r>
+      <w:proofErr w:type="spellEnd"/>
+      <w:r>
+        <w:rPr>
+          <w:rFonts w:ascii="Courier New" w:hAnsi="Courier New" w:cs="Courier New"/>
+          <w:sz w:val="16"/>
+        </w:rPr>
+        <w:t xml:space="preserve">, </w:t>
+      </w:r>
+      <w:proofErr w:type="spellStart"/>
+      <w:r>
+        <w:rPr>
+          <w:rFonts w:ascii="Courier New" w:hAnsi="Courier New" w:cs="Courier New"/>
+          <w:sz w:val="16"/>
+        </w:rPr>
+        <w:t>removeUser</w:t>
+      </w:r>
+      <w:proofErr w:type="spellEnd"/>
     </w:p>
     <w:p>
       <w:pPr>
@@ -2088,14 +4211,77 @@
         <w:rPr>
           <w:rFonts w:ascii="Courier New" w:hAnsi="Courier New" w:cs="Courier New"/>
           <w:sz w:val="16"/>
-        </w:rPr>
-      </w:pPr>
-      <w:r>
-        <w:rPr>
-          <w:rFonts w:ascii="Courier New" w:hAnsi="Courier New" w:cs="Courier New"/>
-          <w:sz w:val="16"/>
-        </w:rPr>
-        <w:t xml:space="preserve">        ├── Sidebar.jsx         liest: currentUser, areas</w:t>
+          <w:lang w:val="en-US"/>
+        </w:rPr>
+      </w:pPr>
+      <w:r>
+        <w:rPr>
+          <w:rFonts w:ascii="Courier New" w:hAnsi="Courier New" w:cs="Courier New"/>
+          <w:sz w:val="16"/>
+        </w:rPr>
+        <w:t xml:space="preserve">        </w:t>
+      </w:r>
+      <w:r>
+        <w:rPr>
+          <w:rFonts w:ascii="Courier New" w:hAnsi="Courier New" w:cs="Courier New"/>
+          <w:sz w:val="16"/>
+          <w:lang w:val="en-US"/>
+        </w:rPr>
+        <w:t xml:space="preserve">├── </w:t>
+      </w:r>
+      <w:proofErr w:type="spellStart"/>
+      <w:r>
+        <w:rPr>
+          <w:rFonts w:ascii="Courier New" w:hAnsi="Courier New" w:cs="Courier New"/>
+          <w:sz w:val="16"/>
+          <w:lang w:val="en-US"/>
+        </w:rPr>
+        <w:t>Sidebar.jsx</w:t>
+      </w:r>
+      <w:proofErr w:type="spellEnd"/>
+      <w:r>
+        <w:rPr>
+          <w:rFonts w:ascii="Courier New" w:hAnsi="Courier New" w:cs="Courier New"/>
+          <w:sz w:val="16"/>
+          <w:lang w:val="en-US"/>
+        </w:rPr>
+        <w:t xml:space="preserve">         </w:t>
+      </w:r>
+      <w:proofErr w:type="spellStart"/>
+      <w:r>
+        <w:rPr>
+          <w:rFonts w:ascii="Courier New" w:hAnsi="Courier New" w:cs="Courier New"/>
+          <w:sz w:val="16"/>
+          <w:lang w:val="en-US"/>
+        </w:rPr>
+        <w:t>liest</w:t>
+      </w:r>
+      <w:proofErr w:type="spellEnd"/>
+      <w:r>
+        <w:rPr>
+          <w:rFonts w:ascii="Courier New" w:hAnsi="Courier New" w:cs="Courier New"/>
+          <w:sz w:val="16"/>
+          <w:lang w:val="en-US"/>
+        </w:rPr>
+        <w:t xml:space="preserve">: </w:t>
+      </w:r>
+      <w:proofErr w:type="spellStart"/>
+      <w:r>
+        <w:rPr>
+          <w:rFonts w:ascii="Courier New" w:hAnsi="Courier New" w:cs="Courier New"/>
+          <w:sz w:val="16"/>
+          <w:lang w:val="en-US"/>
+        </w:rPr>
+        <w:t>currentUser</w:t>
+      </w:r>
+      <w:proofErr w:type="spellEnd"/>
+      <w:r>
+        <w:rPr>
+          <w:rFonts w:ascii="Courier New" w:hAnsi="Courier New" w:cs="Courier New"/>
+          <w:sz w:val="16"/>
+          <w:lang w:val="en-US"/>
+        </w:rPr>
+        <w:t>, areas</w:t>
       </w:r>
     </w:p>
     <w:p>
@@ -2104,12 +4290,14 @@
         <w:rPr>
           <w:rFonts w:ascii="Courier New" w:hAnsi="Courier New" w:cs="Courier New"/>
           <w:sz w:val="16"/>
-        </w:rPr>
-      </w:pPr>
-      <w:r>
-        <w:rPr>
-          <w:rFonts w:ascii="Courier New" w:hAnsi="Courier New" w:cs="Courier New"/>
-          <w:sz w:val="16"/>
+          <w:lang w:val="en-US"/>
+        </w:rPr>
+      </w:pPr>
+      <w:r>
+        <w:rPr>
+          <w:rFonts w:ascii="Courier New" w:hAnsi="Courier New" w:cs="Courier New"/>
+          <w:sz w:val="16"/>
+          <w:lang w:val="en-US"/>
         </w:rPr>
         <w:t xml:space="preserve">        └── Routes</w:t>
       </w:r>
@@ -2120,14 +4308,72 @@
         <w:rPr>
           <w:rFonts w:ascii="Courier New" w:hAnsi="Courier New" w:cs="Courier New"/>
           <w:sz w:val="16"/>
-        </w:rPr>
-      </w:pPr>
-      <w:r>
-        <w:rPr>
-          <w:rFonts w:ascii="Courier New" w:hAnsi="Courier New" w:cs="Courier New"/>
-          <w:sz w:val="16"/>
-        </w:rPr>
-        <w:t xml:space="preserve">              ├── Overview.jsx  liest: currentUser, areas, goals</w:t>
+          <w:lang w:val="en-US"/>
+        </w:rPr>
+      </w:pPr>
+      <w:r>
+        <w:rPr>
+          <w:rFonts w:ascii="Courier New" w:hAnsi="Courier New" w:cs="Courier New"/>
+          <w:sz w:val="16"/>
+          <w:lang w:val="en-US"/>
+        </w:rPr>
+        <w:t xml:space="preserve">              ├── </w:t>
+      </w:r>
+      <w:proofErr w:type="spellStart"/>
+      <w:proofErr w:type="gramStart"/>
+      <w:r>
+        <w:rPr>
+          <w:rFonts w:ascii="Courier New" w:hAnsi="Courier New" w:cs="Courier New"/>
+          <w:sz w:val="16"/>
+          <w:lang w:val="en-US"/>
+        </w:rPr>
+        <w:t>Overview.jsx</w:t>
+      </w:r>
+      <w:proofErr w:type="spellEnd"/>
+      <w:r>
+        <w:rPr>
+          <w:rFonts w:ascii="Courier New" w:hAnsi="Courier New" w:cs="Courier New"/>
+          <w:sz w:val="16"/>
+          <w:lang w:val="en-US"/>
+        </w:rPr>
+        <w:t xml:space="preserve">  </w:t>
+      </w:r>
+      <w:proofErr w:type="spellStart"/>
+      <w:r>
+        <w:rPr>
+          <w:rFonts w:ascii="Courier New" w:hAnsi="Courier New" w:cs="Courier New"/>
+          <w:sz w:val="16"/>
+          <w:lang w:val="en-US"/>
+        </w:rPr>
+        <w:t>liest</w:t>
+      </w:r>
+      <w:proofErr w:type="spellEnd"/>
+      <w:proofErr w:type="gramEnd"/>
+      <w:r>
+        <w:rPr>
+          <w:rFonts w:ascii="Courier New" w:hAnsi="Courier New" w:cs="Courier New"/>
+          <w:sz w:val="16"/>
+          <w:lang w:val="en-US"/>
+        </w:rPr>
+        <w:t xml:space="preserve">: </w:t>
+      </w:r>
+      <w:proofErr w:type="spellStart"/>
+      <w:r>
+        <w:rPr>
+          <w:rFonts w:ascii="Courier New" w:hAnsi="Courier New" w:cs="Courier New"/>
+          <w:sz w:val="16"/>
+          <w:lang w:val="en-US"/>
+        </w:rPr>
+        <w:t>currentUser</w:t>
+      </w:r>
+      <w:proofErr w:type="spellEnd"/>
+      <w:r>
+        <w:rPr>
+          <w:rFonts w:ascii="Courier New" w:hAnsi="Courier New" w:cs="Courier New"/>
+          <w:sz w:val="16"/>
+          <w:lang w:val="en-US"/>
+        </w:rPr>
+        <w:t>, areas, goals</w:t>
       </w:r>
     </w:p>
     <w:p>
@@ -2142,8 +4388,41 @@
         <w:rPr>
           <w:rFonts w:ascii="Courier New" w:hAnsi="Courier New" w:cs="Courier New"/>
           <w:sz w:val="16"/>
-        </w:rPr>
-        <w:t xml:space="preserve">              │     └── DonutChart.jsx  (reine Darstellung, keine State)</w:t>
+          <w:lang w:val="en-US"/>
+        </w:rPr>
+        <w:t xml:space="preserve">              </w:t>
+      </w:r>
+      <w:r>
+        <w:rPr>
+          <w:rFonts w:ascii="Courier New" w:hAnsi="Courier New" w:cs="Courier New"/>
+          <w:sz w:val="16"/>
+        </w:rPr>
+        <w:t xml:space="preserve">│     └── </w:t>
+      </w:r>
+      <w:proofErr w:type="spellStart"/>
+      <w:proofErr w:type="gramStart"/>
+      <w:r>
+        <w:rPr>
+          <w:rFonts w:ascii="Courier New" w:hAnsi="Courier New" w:cs="Courier New"/>
+          <w:sz w:val="16"/>
+        </w:rPr>
+        <w:t>DonutChart.jsx</w:t>
+      </w:r>
+      <w:proofErr w:type="spellEnd"/>
+      <w:r>
+        <w:rPr>
+          <w:rFonts w:ascii="Courier New" w:hAnsi="Courier New" w:cs="Courier New"/>
+          <w:sz w:val="16"/>
+        </w:rPr>
+        <w:t xml:space="preserve">  (</w:t>
+      </w:r>
+      <w:proofErr w:type="gramEnd"/>
+      <w:r>
+        <w:rPr>
+          <w:rFonts w:ascii="Courier New" w:hAnsi="Courier New" w:cs="Courier New"/>
+          <w:sz w:val="16"/>
+        </w:rPr>
+        <w:t>reine Darstellung, keine State)</w:t>
       </w:r>
     </w:p>
     <w:p>
@@ -2159,8 +4438,58 @@
           <w:rFonts w:ascii="Courier New" w:hAnsi="Courier New" w:cs="Courier New"/>
           <w:sz w:val="16"/>
         </w:rPr>
-        <w:t xml:space="preserve">              └── AreaView.jsx  liest: currentUser, areas</w:t>
-      </w:r>
+        <w:t xml:space="preserve">              └── </w:t>
+      </w:r>
+      <w:proofErr w:type="spellStart"/>
+      <w:proofErr w:type="gramStart"/>
+      <w:r>
+        <w:rPr>
+          <w:rFonts w:ascii="Courier New" w:hAnsi="Courier New" w:cs="Courier New"/>
+          <w:sz w:val="16"/>
+        </w:rPr>
+        <w:t>AreaView.jsx</w:t>
+      </w:r>
+      <w:proofErr w:type="spellEnd"/>
+      <w:r>
+        <w:rPr>
+          <w:rFonts w:ascii="Courier New" w:hAnsi="Courier New" w:cs="Courier New"/>
+          <w:sz w:val="16"/>
+        </w:rPr>
+        <w:t xml:space="preserve">  liest</w:t>
+      </w:r>
+      <w:proofErr w:type="gramEnd"/>
+      <w:r>
+        <w:rPr>
+          <w:rFonts w:ascii="Courier New" w:hAnsi="Courier New" w:cs="Courier New"/>
+          <w:sz w:val="16"/>
+        </w:rPr>
+        <w:t xml:space="preserve">: </w:t>
+      </w:r>
+      <w:proofErr w:type="spellStart"/>
+      <w:r>
+        <w:rPr>
+          <w:rFonts w:ascii="Courier New" w:hAnsi="Courier New" w:cs="Courier New"/>
+          <w:sz w:val="16"/>
+        </w:rPr>
+        <w:t>currentUser</w:t>
+      </w:r>
+      <w:proofErr w:type="spellEnd"/>
+      <w:r>
+        <w:rPr>
+          <w:rFonts w:ascii="Courier New" w:hAnsi="Courier New" w:cs="Courier New"/>
+          <w:sz w:val="16"/>
+        </w:rPr>
+        <w:t xml:space="preserve">, </w:t>
+      </w:r>
+      <w:proofErr w:type="spellStart"/>
+      <w:r>
+        <w:rPr>
+          <w:rFonts w:ascii="Courier New" w:hAnsi="Courier New" w:cs="Courier New"/>
+          <w:sz w:val="16"/>
+        </w:rPr>
+        <w:t>areas</w:t>
+      </w:r>
+      <w:proofErr w:type="spellEnd"/>
     </w:p>
     <w:p>
       <w:pPr>
@@ -2175,7 +4504,89 @@
           <w:rFonts w:ascii="Courier New" w:hAnsi="Courier New" w:cs="Courier New"/>
           <w:sz w:val="16"/>
         </w:rPr>
-        <w:t xml:space="preserve">                    └── GoalRow.jsx  liest+schreibt: goal, updateGoal()</w:t>
+        <w:t xml:space="preserve">                    └── </w:t>
+      </w:r>
+      <w:proofErr w:type="spellStart"/>
+      <w:proofErr w:type="gramStart"/>
+      <w:r>
+        <w:rPr>
+          <w:rFonts w:ascii="Courier New" w:hAnsi="Courier New" w:cs="Courier New"/>
+          <w:sz w:val="16"/>
+        </w:rPr>
+        <w:t>GoalRow.jsx</w:t>
+      </w:r>
+      <w:proofErr w:type="spellEnd"/>
+      <w:r>
+        <w:rPr>
+          <w:rFonts w:ascii="Courier New" w:hAnsi="Courier New" w:cs="Courier New"/>
+          <w:sz w:val="16"/>
+        </w:rPr>
+        <w:t xml:space="preserve">  </w:t>
+      </w:r>
+      <w:proofErr w:type="spellStart"/>
+      <w:r>
+        <w:rPr>
+          <w:rFonts w:ascii="Courier New" w:hAnsi="Courier New" w:cs="Courier New"/>
+          <w:sz w:val="16"/>
+        </w:rPr>
+        <w:t>liest</w:t>
+      </w:r>
+      <w:proofErr w:type="gramEnd"/>
+      <w:r>
+        <w:rPr>
+          <w:rFonts w:ascii="Courier New" w:hAnsi="Courier New" w:cs="Courier New"/>
+          <w:sz w:val="16"/>
+        </w:rPr>
+        <w:t>+schreibt</w:t>
+      </w:r>
+      <w:proofErr w:type="spellEnd"/>
+      <w:r>
+        <w:rPr>
+          <w:rFonts w:ascii="Courier New" w:hAnsi="Courier New" w:cs="Courier New"/>
+          <w:sz w:val="16"/>
+        </w:rPr>
+        <w:t xml:space="preserve">: </w:t>
+      </w:r>
+      <w:proofErr w:type="spellStart"/>
+      <w:r>
+        <w:rPr>
+          <w:rFonts w:ascii="Courier New" w:hAnsi="Courier New" w:cs="Courier New"/>
+          <w:sz w:val="16"/>
+        </w:rPr>
+        <w:t>goal</w:t>
+      </w:r>
+      <w:proofErr w:type="spellEnd"/>
+      <w:r>
+        <w:rPr>
+          <w:rFonts w:ascii="Courier New" w:hAnsi="Courier New" w:cs="Courier New"/>
+          <w:sz w:val="16"/>
+        </w:rPr>
+        <w:t xml:space="preserve">, </w:t>
+      </w:r>
+      <w:proofErr w:type="spellStart"/>
+      <w:proofErr w:type="gramStart"/>
+      <w:r>
+        <w:rPr>
+          <w:rFonts w:ascii="Courier New" w:hAnsi="Courier New" w:cs="Courier New"/>
+          <w:sz w:val="16"/>
+        </w:rPr>
+        <w:t>updateGoal</w:t>
+      </w:r>
+      <w:proofErr w:type="spellEnd"/>
+      <w:r>
+        <w:rPr>
+          <w:rFonts w:ascii="Courier New" w:hAnsi="Courier New" w:cs="Courier New"/>
+          <w:sz w:val="16"/>
+        </w:rPr>
+        <w:t>(</w:t>
+      </w:r>
+      <w:proofErr w:type="gramEnd"/>
+      <w:r>
+        <w:rPr>
+          <w:rFonts w:ascii="Courier New" w:hAnsi="Courier New" w:cs="Courier New"/>
+          <w:sz w:val="16"/>
+        </w:rPr>
+        <w:t>)</w:t>
       </w:r>
     </w:p>
     <w:p>
@@ -2190,26 +4601,258 @@
       <w:pPr>
         <w:pStyle w:val="berschrift3"/>
       </w:pPr>
-      <w:r>
-        <w:t>api/client.js</w:t>
-      </w:r>
-    </w:p>
-    <w:p>
-      <w:r>
-        <w:t>Dünner Fetch-Wrapper über alle Backend-REST-Endpunkte. Exportiert das api-Objekt mit den Methoden getCompetencies, getUsers, createUser, updateUser, deleteUser, getGoals, saveGoal. Kein State, keine React-Abhängigkeit.</w:t>
+      <w:proofErr w:type="spellStart"/>
+      <w:r>
+        <w:t>api</w:t>
+      </w:r>
+      <w:proofErr w:type="spellEnd"/>
+      <w:r>
+        <w:t>/client.js</w:t>
+      </w:r>
+    </w:p>
+    <w:p>
+      <w:r>
+        <w:t xml:space="preserve">Dünner Fetch-Wrapper über alle Backend-REST-Endpunkte. Exportiert das </w:t>
+      </w:r>
+      <w:proofErr w:type="spellStart"/>
+      <w:r>
+        <w:t>api</w:t>
+      </w:r>
+      <w:proofErr w:type="spellEnd"/>
+      <w:r>
+        <w:t xml:space="preserve">-Objekt mit den Methoden </w:t>
+      </w:r>
+      <w:proofErr w:type="spellStart"/>
+      <w:r>
+        <w:t>getCompetencies</w:t>
+      </w:r>
+      <w:proofErr w:type="spellEnd"/>
+      <w:r>
+        <w:t xml:space="preserve">, </w:t>
+      </w:r>
+      <w:proofErr w:type="spellStart"/>
+      <w:r>
+        <w:t>getUsers</w:t>
+      </w:r>
+      <w:proofErr w:type="spellEnd"/>
+      <w:r>
+        <w:t xml:space="preserve">, </w:t>
+      </w:r>
+      <w:proofErr w:type="spellStart"/>
+      <w:r>
+        <w:t>createUser</w:t>
+      </w:r>
+      <w:proofErr w:type="spellEnd"/>
+      <w:r>
+        <w:t xml:space="preserve">, </w:t>
+      </w:r>
+      <w:proofErr w:type="spellStart"/>
+      <w:r>
+        <w:t>updateUser</w:t>
+      </w:r>
+      <w:proofErr w:type="spellEnd"/>
+      <w:r>
+        <w:t xml:space="preserve">, </w:t>
+      </w:r>
+      <w:proofErr w:type="spellStart"/>
+      <w:r>
+        <w:t>deleteUser</w:t>
+      </w:r>
+      <w:proofErr w:type="spellEnd"/>
+      <w:r>
+        <w:t xml:space="preserve">, </w:t>
+      </w:r>
+      <w:proofErr w:type="spellStart"/>
+      <w:r>
+        <w:t>getGoals</w:t>
+      </w:r>
+      <w:proofErr w:type="spellEnd"/>
+      <w:r>
+        <w:t xml:space="preserve">, </w:t>
+      </w:r>
+      <w:proofErr w:type="spellStart"/>
+      <w:r>
+        <w:t>saveGoal</w:t>
+      </w:r>
+      <w:proofErr w:type="spellEnd"/>
+      <w:r>
+        <w:t>. Kein State, keine React-Abhängigkeit.</w:t>
       </w:r>
     </w:p>
     <w:p>
       <w:pPr>
         <w:pStyle w:val="berschrift3"/>
       </w:pPr>
-      <w:r>
-        <w:t>context/AppContext.jsx</w:t>
-      </w:r>
-    </w:p>
-    <w:p>
-      <w:r>
-        <w:t>Herzstück der App. Lädt beim Start parallel beide Kompetenz-JSONs (Informatiker EFZ + ICT-Fachmann EFZ) und alle User mit Goals vom Backend. Filtert die sichtbaren Bereiche abhängig von der Fachrichtung des aktuellen Users (Plattform/App = gefiltert, ICT-Fachmann = alle). Stellt über useApp() bereit: users, currentUser, areas, loading, error, selectUser, updateGoal, addUser, editUser, removeUser.</w:t>
+      <w:proofErr w:type="spellStart"/>
+      <w:r>
+        <w:t>context</w:t>
+      </w:r>
+      <w:proofErr w:type="spellEnd"/>
+      <w:r>
+        <w:t>/</w:t>
+      </w:r>
+      <w:proofErr w:type="spellStart"/>
+      <w:r>
+        <w:t>AppContext.jsx</w:t>
+      </w:r>
+      <w:proofErr w:type="spellEnd"/>
+    </w:p>
+    <w:p>
+      <w:pPr>
+        <w:rPr>
+          <w:lang w:val="en-US"/>
+        </w:rPr>
+      </w:pPr>
+      <w:r>
+        <w:t xml:space="preserve">Herzstück der App. Lädt beim Start parallel beide Kompetenz-JSONs (Informatiker EFZ + ICT-Fachmann EFZ) und alle User mit Goals vom Backend. Filtert die sichtbaren Bereiche abhängig von der Fachrichtung des aktuellen Users (Plattform/App = gefiltert, ICT-Fachmann = alle). </w:t>
+      </w:r>
+      <w:proofErr w:type="spellStart"/>
+      <w:r>
+        <w:rPr>
+          <w:lang w:val="en-US"/>
+        </w:rPr>
+        <w:t>Stellt</w:t>
+      </w:r>
+      <w:proofErr w:type="spellEnd"/>
+      <w:r>
+        <w:rPr>
+          <w:lang w:val="en-US"/>
+        </w:rPr>
+        <w:t xml:space="preserve"> </w:t>
+      </w:r>
+      <w:proofErr w:type="spellStart"/>
+      <w:r>
+        <w:rPr>
+          <w:lang w:val="en-US"/>
+        </w:rPr>
+        <w:t>über</w:t>
+      </w:r>
+      <w:proofErr w:type="spellEnd"/>
+      <w:r>
+        <w:rPr>
+          <w:lang w:val="en-US"/>
+        </w:rPr>
+        <w:t xml:space="preserve"> </w:t>
+      </w:r>
+      <w:proofErr w:type="spellStart"/>
+      <w:proofErr w:type="gramStart"/>
+      <w:r>
+        <w:rPr>
+          <w:lang w:val="en-US"/>
+        </w:rPr>
+        <w:t>useApp</w:t>
+      </w:r>
+      <w:proofErr w:type="spellEnd"/>
+      <w:r>
+        <w:rPr>
+          <w:lang w:val="en-US"/>
+        </w:rPr>
+        <w:t>(</w:t>
+      </w:r>
+      <w:proofErr w:type="gramEnd"/>
+      <w:r>
+        <w:rPr>
+          <w:lang w:val="en-US"/>
+        </w:rPr>
+        <w:t xml:space="preserve">) </w:t>
+      </w:r>
+      <w:proofErr w:type="spellStart"/>
+      <w:r>
+        <w:rPr>
+          <w:lang w:val="en-US"/>
+        </w:rPr>
+        <w:t>bereit</w:t>
+      </w:r>
+      <w:proofErr w:type="spellEnd"/>
+      <w:r>
+        <w:rPr>
+          <w:lang w:val="en-US"/>
+        </w:rPr>
+        <w:t xml:space="preserve">: users, </w:t>
+      </w:r>
+      <w:proofErr w:type="spellStart"/>
+      <w:r>
+        <w:rPr>
+          <w:lang w:val="en-US"/>
+        </w:rPr>
+        <w:t>currentUser</w:t>
+      </w:r>
+      <w:proofErr w:type="spellEnd"/>
+      <w:r>
+        <w:rPr>
+          <w:lang w:val="en-US"/>
+        </w:rPr>
+        <w:t xml:space="preserve">, areas, loading, error, </w:t>
+      </w:r>
+      <w:proofErr w:type="spellStart"/>
+      <w:r>
+        <w:rPr>
+          <w:lang w:val="en-US"/>
+        </w:rPr>
+        <w:t>selectUser</w:t>
+      </w:r>
+      <w:proofErr w:type="spellEnd"/>
+      <w:r>
+        <w:rPr>
+          <w:lang w:val="en-US"/>
+        </w:rPr>
+        <w:t xml:space="preserve">, </w:t>
+      </w:r>
+      <w:proofErr w:type="spellStart"/>
+      <w:r>
+        <w:rPr>
+          <w:lang w:val="en-US"/>
+        </w:rPr>
+        <w:t>updateGoal</w:t>
+      </w:r>
+      <w:proofErr w:type="spellEnd"/>
+      <w:r>
+        <w:rPr>
+          <w:lang w:val="en-US"/>
+        </w:rPr>
+        <w:t xml:space="preserve">, </w:t>
+      </w:r>
+      <w:proofErr w:type="spellStart"/>
+      <w:r>
+        <w:rPr>
+          <w:lang w:val="en-US"/>
+        </w:rPr>
+        <w:t>addUser</w:t>
+      </w:r>
+      <w:proofErr w:type="spellEnd"/>
+      <w:r>
+        <w:rPr>
+          <w:lang w:val="en-US"/>
+        </w:rPr>
+        <w:t xml:space="preserve">, </w:t>
+      </w:r>
+      <w:proofErr w:type="spellStart"/>
+      <w:r>
+        <w:rPr>
+          <w:lang w:val="en-US"/>
+        </w:rPr>
+        <w:t>editUser</w:t>
+      </w:r>
+      <w:proofErr w:type="spellEnd"/>
+      <w:r>
+        <w:rPr>
+          <w:lang w:val="en-US"/>
+        </w:rPr>
+        <w:t xml:space="preserve">, </w:t>
+      </w:r>
+      <w:proofErr w:type="spellStart"/>
+      <w:r>
+        <w:rPr>
+          <w:lang w:val="en-US"/>
+        </w:rPr>
+        <w:t>removeUser</w:t>
+      </w:r>
+      <w:proofErr w:type="spellEnd"/>
+      <w:r>
+        <w:rPr>
+          <w:lang w:val="en-US"/>
+        </w:rPr>
+        <w:t>.</w:t>
       </w:r>
     </w:p>
     <w:p>
@@ -2217,103 +4860,428 @@
         <w:pStyle w:val="berschrift3"/>
       </w:pPr>
       <w:r>
+        <w:lastRenderedPageBreak/>
         <w:t>utils.js</w:t>
       </w:r>
     </w:p>
     <w:p>
       <w:r>
-        <w:t>Gemeinsame Hilfsfunktionen ohne UI: getInitials(name), getLehrjahrInfo(user) – berechnet Lehrjahr und Fortschrittsprozente (3 Jahre für ICT-Fachmann, 4 Jahre für Informatiker), getAreaProgress(area, goals), getOverallProgress(areas, goals). Konstanten: BLOOM (K-Level-Labels), SPECIALTY_LABEL.</w:t>
+        <w:t xml:space="preserve">Gemeinsame Hilfsfunktionen ohne UI: </w:t>
+      </w:r>
+      <w:proofErr w:type="spellStart"/>
+      <w:r>
+        <w:t>getInitials</w:t>
+      </w:r>
+      <w:proofErr w:type="spellEnd"/>
+      <w:r>
+        <w:t>(</w:t>
+      </w:r>
+      <w:proofErr w:type="spellStart"/>
+      <w:r>
+        <w:t>name</w:t>
+      </w:r>
+      <w:proofErr w:type="spellEnd"/>
+      <w:r>
+        <w:t xml:space="preserve">), </w:t>
+      </w:r>
+      <w:proofErr w:type="spellStart"/>
+      <w:r>
+        <w:t>getLehrjahrInfo</w:t>
+      </w:r>
+      <w:proofErr w:type="spellEnd"/>
+      <w:r>
+        <w:t>(</w:t>
+      </w:r>
+      <w:proofErr w:type="spellStart"/>
+      <w:r>
+        <w:t>user</w:t>
+      </w:r>
+      <w:proofErr w:type="spellEnd"/>
+      <w:r>
+        <w:t xml:space="preserve">) – berechnet Lehrjahr und Fortschrittsprozente (3 Jahre für ICT-Fachmann, 4 Jahre für Informatiker), </w:t>
+      </w:r>
+      <w:proofErr w:type="spellStart"/>
+      <w:proofErr w:type="gramStart"/>
+      <w:r>
+        <w:t>getAreaProgress</w:t>
+      </w:r>
+      <w:proofErr w:type="spellEnd"/>
+      <w:r>
+        <w:t>(</w:t>
+      </w:r>
+      <w:proofErr w:type="spellStart"/>
+      <w:proofErr w:type="gramEnd"/>
+      <w:r>
+        <w:t>area</w:t>
+      </w:r>
+      <w:proofErr w:type="spellEnd"/>
+      <w:r>
+        <w:t xml:space="preserve">, </w:t>
+      </w:r>
+      <w:proofErr w:type="spellStart"/>
+      <w:r>
+        <w:t>goals</w:t>
+      </w:r>
+      <w:proofErr w:type="spellEnd"/>
+      <w:r>
+        <w:t xml:space="preserve">), </w:t>
+      </w:r>
+      <w:proofErr w:type="spellStart"/>
+      <w:proofErr w:type="gramStart"/>
+      <w:r>
+        <w:t>getOverallProgress</w:t>
+      </w:r>
+      <w:proofErr w:type="spellEnd"/>
+      <w:r>
+        <w:t>(</w:t>
+      </w:r>
+      <w:proofErr w:type="spellStart"/>
+      <w:proofErr w:type="gramEnd"/>
+      <w:r>
+        <w:t>areas</w:t>
+      </w:r>
+      <w:proofErr w:type="spellEnd"/>
+      <w:r>
+        <w:t xml:space="preserve">, </w:t>
+      </w:r>
+      <w:proofErr w:type="spellStart"/>
+      <w:r>
+        <w:t>goals</w:t>
+      </w:r>
+      <w:proofErr w:type="spellEnd"/>
+      <w:r>
+        <w:t>). Konstanten: BLOOM (K-Level-Labels), SPECIALTY_LABEL.</w:t>
       </w:r>
     </w:p>
     <w:p>
       <w:pPr>
         <w:pStyle w:val="berschrift3"/>
       </w:pPr>
-      <w:r>
-        <w:t>components/Header.jsx</w:t>
-      </w:r>
-    </w:p>
-    <w:p>
-      <w:r>
-        <w:t>Gelber Header über die gesamte Bildschirmbreite. Links: FHNW_Logo.webp im Bereich gleicher Breite wie die Sidebar. Mitte: App-Titel. Rechts: Avatar + Name + Fachrichtung des aktuellen Users, Lehrjahr-Badge (dunkel), Fortschrittsring (SVG), Wechseln-Dropdown (User-Liste mit Edit-Icon, + Lernende erfassen), PDF-Icon. Öffnet UserModal für Neu/Bearbeiten.</w:t>
+      <w:proofErr w:type="spellStart"/>
+      <w:r>
+        <w:t>components</w:t>
+      </w:r>
+      <w:proofErr w:type="spellEnd"/>
+      <w:r>
+        <w:t>/</w:t>
+      </w:r>
+      <w:proofErr w:type="spellStart"/>
+      <w:r>
+        <w:t>Header.jsx</w:t>
+      </w:r>
+      <w:proofErr w:type="spellEnd"/>
+    </w:p>
+    <w:p>
+      <w:r>
+        <w:t xml:space="preserve">Gelber Header über die gesamte Bildschirmbreite. Links: </w:t>
+      </w:r>
+      <w:proofErr w:type="spellStart"/>
+      <w:r>
+        <w:t>FHNW_Logo.webp</w:t>
+      </w:r>
+      <w:proofErr w:type="spellEnd"/>
+      <w:r>
+        <w:t xml:space="preserve"> im Bereich gleicher Breite wie die Sidebar. Mitte: App-Titel. Rechts: Avatar + Name + Fachrichtung des aktuellen Users, Lehrjahr-Badge (dunkel), Fortschrittsring (SVG), Wechseln-Dropdown (User-Liste mit Edit-Icon, + Lernende erfassen), PDF-Icon. Öffnet </w:t>
+      </w:r>
+      <w:proofErr w:type="spellStart"/>
+      <w:r>
+        <w:t>UserModal</w:t>
+      </w:r>
+      <w:proofErr w:type="spellEnd"/>
+      <w:r>
+        <w:t xml:space="preserve"> für Neu/Bearbeiten.</w:t>
       </w:r>
     </w:p>
     <w:p>
       <w:pPr>
         <w:pStyle w:val="berschrift3"/>
       </w:pPr>
-      <w:r>
-        <w:t>components/Sidebar.jsx</w:t>
-      </w:r>
-    </w:p>
-    <w:p>
-      <w:r>
-        <w:t>Gelbe Sidebar unterhalb des Headers. Zeigt App-Titel mit aktueller Fachrichtung, Navigation (Übersicht mit IconBuch.png), Bereichsliste (Buchstabe + Name + %-Badge in Dunkel, grün wenn 100%). Aktiver Eintrag weiss hinterlegt. Navigation via react-router-dom useNavigate.</w:t>
+      <w:proofErr w:type="spellStart"/>
+      <w:r>
+        <w:t>components</w:t>
+      </w:r>
+      <w:proofErr w:type="spellEnd"/>
+      <w:r>
+        <w:t>/</w:t>
+      </w:r>
+      <w:proofErr w:type="spellStart"/>
+      <w:r>
+        <w:t>Sidebar.jsx</w:t>
+      </w:r>
+      <w:proofErr w:type="spellEnd"/>
+    </w:p>
+    <w:p>
+      <w:r>
+        <w:t xml:space="preserve">Gelbe Sidebar unterhalb des Headers. Zeigt App-Titel mit aktueller Fachrichtung, Navigation (Übersicht mit IconBuch.png), Bereichsliste (Buchstabe + Name + %-Badge in Dunkel, grün wenn 100%). Aktiver Eintrag weiss hinterlegt. Navigation via </w:t>
+      </w:r>
+      <w:proofErr w:type="spellStart"/>
+      <w:r>
+        <w:t>react</w:t>
+      </w:r>
+      <w:proofErr w:type="spellEnd"/>
+      <w:r>
+        <w:t xml:space="preserve">-router-dom </w:t>
+      </w:r>
+      <w:proofErr w:type="spellStart"/>
+      <w:r>
+        <w:t>useNavigate</w:t>
+      </w:r>
+      <w:proofErr w:type="spellEnd"/>
+      <w:r>
+        <w:t>.</w:t>
       </w:r>
     </w:p>
     <w:p>
       <w:pPr>
         <w:pStyle w:val="berschrift3"/>
       </w:pPr>
-      <w:r>
-        <w:t>components/UserModal.jsx</w:t>
-      </w:r>
-    </w:p>
-    <w:p>
-      <w:r>
-        <w:t>Modal zum Erfassen und Bearbeiten von Lernenden. Felder: Name, Ausbildung (3-Karten-Auswahl: Applikationsentwicklung, Plattformentwicklung, ICT-Fachmann/-frau), Lehrbeginn (Datum). Im Edit-Modus: Löschen-Button mit Bestätigung. Ruft addUser oder editUser aus AppContext auf.</w:t>
+      <w:proofErr w:type="spellStart"/>
+      <w:r>
+        <w:t>components</w:t>
+      </w:r>
+      <w:proofErr w:type="spellEnd"/>
+      <w:r>
+        <w:t>/</w:t>
+      </w:r>
+      <w:proofErr w:type="spellStart"/>
+      <w:r>
+        <w:t>UserModal.jsx</w:t>
+      </w:r>
+      <w:proofErr w:type="spellEnd"/>
+    </w:p>
+    <w:p>
+      <w:r>
+        <w:t xml:space="preserve">Modal zum Erfassen und Bearbeiten von Lernenden. Felder: Name, Ausbildung (3-Karten-Auswahl: Applikationsentwicklung, Plattformentwicklung, ICT-Fachmann/-frau), Lehrbeginn (Datum). Im Edit-Modus: Löschen-Button mit Bestätigung. Ruft </w:t>
+      </w:r>
+      <w:proofErr w:type="spellStart"/>
+      <w:r>
+        <w:t>addUser</w:t>
+      </w:r>
+      <w:proofErr w:type="spellEnd"/>
+      <w:r>
+        <w:t xml:space="preserve"> oder </w:t>
+      </w:r>
+      <w:proofErr w:type="spellStart"/>
+      <w:r>
+        <w:t>editUser</w:t>
+      </w:r>
+      <w:proofErr w:type="spellEnd"/>
+      <w:r>
+        <w:t xml:space="preserve"> aus </w:t>
+      </w:r>
+      <w:proofErr w:type="spellStart"/>
+      <w:r>
+        <w:t>AppContext</w:t>
+      </w:r>
+      <w:proofErr w:type="spellEnd"/>
+      <w:r>
+        <w:t xml:space="preserve"> auf.</w:t>
       </w:r>
     </w:p>
     <w:p>
       <w:pPr>
         <w:pStyle w:val="berschrift3"/>
       </w:pPr>
-      <w:r>
-        <w:t>components/GoalRow.jsx</w:t>
-      </w:r>
-    </w:p>
-    <w:p>
-      <w:r>
-        <w:t>Stellt ein Leistungsziel dar. Zeigt: Goal-ID (z.B. a1.1), Beschreibungstext, K-Buttons (0 bis max, farbig nach Bloom-Level), Max-Badge, Datum der letzten Speicherung, Kommentar-Textarea. Speichert bei Klick sofort (updateGoal), Kommentar wird nach 600ms debounced gespeichert.</w:t>
+      <w:proofErr w:type="spellStart"/>
+      <w:r>
+        <w:t>components</w:t>
+      </w:r>
+      <w:proofErr w:type="spellEnd"/>
+      <w:r>
+        <w:t>/</w:t>
+      </w:r>
+      <w:proofErr w:type="spellStart"/>
+      <w:r>
+        <w:t>GoalRow.jsx</w:t>
+      </w:r>
+      <w:proofErr w:type="spellEnd"/>
+    </w:p>
+    <w:p>
+      <w:r>
+        <w:t xml:space="preserve">Stellt ein Leistungsziel dar. Zeigt: Goal-ID (z.B. a1.1), Beschreibungstext, K-Buttons (0 bis </w:t>
+      </w:r>
+      <w:proofErr w:type="spellStart"/>
+      <w:r>
+        <w:t>max</w:t>
+      </w:r>
+      <w:proofErr w:type="spellEnd"/>
+      <w:r>
+        <w:t>, farbig nach Bloom-Level), Max-Badge, Datum der letzten Speicherung, Kommentar-</w:t>
+      </w:r>
+      <w:proofErr w:type="spellStart"/>
+      <w:r>
+        <w:t>Textarea</w:t>
+      </w:r>
+      <w:proofErr w:type="spellEnd"/>
+      <w:r>
+        <w:t>. Speichert bei Klick sofort (</w:t>
+      </w:r>
+      <w:proofErr w:type="spellStart"/>
+      <w:r>
+        <w:t>updateGoal</w:t>
+      </w:r>
+      <w:proofErr w:type="spellEnd"/>
+      <w:r>
+        <w:t xml:space="preserve">), Kommentar wird nach 600ms </w:t>
+      </w:r>
+      <w:proofErr w:type="spellStart"/>
+      <w:r>
+        <w:t>debounced</w:t>
+      </w:r>
+      <w:proofErr w:type="spellEnd"/>
+      <w:r>
+        <w:t xml:space="preserve"> gespeichert.</w:t>
       </w:r>
     </w:p>
     <w:p>
       <w:pPr>
         <w:pStyle w:val="berschrift3"/>
       </w:pPr>
-      <w:r>
-        <w:t>components/DonutChart.jsx</w:t>
-      </w:r>
-    </w:p>
-    <w:p>
-      <w:r>
-        <w:t>Reine SVG-Darstellung (keine externe Library). Nimmt segments (Array mit value, color, label, sub) und centerPct. Zeichnet gefüllte Kreisringe via strokeDasharray auf mehreren überlagerten SVG-Circles.</w:t>
+      <w:proofErr w:type="spellStart"/>
+      <w:r>
+        <w:t>components</w:t>
+      </w:r>
+      <w:proofErr w:type="spellEnd"/>
+      <w:r>
+        <w:t>/</w:t>
+      </w:r>
+      <w:proofErr w:type="spellStart"/>
+      <w:r>
+        <w:t>DonutChart.jsx</w:t>
+      </w:r>
+      <w:proofErr w:type="spellEnd"/>
+    </w:p>
+    <w:p>
+      <w:r>
+        <w:t xml:space="preserve">Reine SVG-Darstellung (keine externe Library). </w:t>
+      </w:r>
+      <w:proofErr w:type="spellStart"/>
+      <w:r>
+        <w:rPr>
+          <w:lang w:val="en-US"/>
+        </w:rPr>
+        <w:t>Nimmt</w:t>
+      </w:r>
+      <w:proofErr w:type="spellEnd"/>
+      <w:r>
+        <w:rPr>
+          <w:lang w:val="en-US"/>
+        </w:rPr>
+        <w:t xml:space="preserve"> segments (Array </w:t>
+      </w:r>
+      <w:proofErr w:type="spellStart"/>
+      <w:r>
+        <w:rPr>
+          <w:lang w:val="en-US"/>
+        </w:rPr>
+        <w:t>mit</w:t>
+      </w:r>
+      <w:proofErr w:type="spellEnd"/>
+      <w:r>
+        <w:rPr>
+          <w:lang w:val="en-US"/>
+        </w:rPr>
+        <w:t xml:space="preserve"> value, color, label, sub) und </w:t>
+      </w:r>
+      <w:proofErr w:type="spellStart"/>
+      <w:r>
+        <w:rPr>
+          <w:lang w:val="en-US"/>
+        </w:rPr>
+        <w:t>centerPct</w:t>
+      </w:r>
+      <w:proofErr w:type="spellEnd"/>
+      <w:r>
+        <w:rPr>
+          <w:lang w:val="en-US"/>
+        </w:rPr>
+        <w:t xml:space="preserve">. </w:t>
+      </w:r>
+      <w:r>
+        <w:t xml:space="preserve">Zeichnet gefüllte Kreisringe via </w:t>
+      </w:r>
+      <w:proofErr w:type="spellStart"/>
+      <w:r>
+        <w:t>strokeDasharray</w:t>
+      </w:r>
+      <w:proofErr w:type="spellEnd"/>
+      <w:r>
+        <w:t xml:space="preserve"> auf mehreren überlagerten SVG-</w:t>
+      </w:r>
+      <w:proofErr w:type="spellStart"/>
+      <w:r>
+        <w:t>Circles</w:t>
+      </w:r>
+      <w:proofErr w:type="spellEnd"/>
+      <w:r>
+        <w:t>.</w:t>
       </w:r>
     </w:p>
     <w:p>
       <w:pPr>
         <w:pStyle w:val="berschrift3"/>
       </w:pPr>
-      <w:r>
-        <w:t>pages/Overview.jsx</w:t>
-      </w:r>
-    </w:p>
-    <w:p>
-      <w:r>
-        <w:t>Hauptübersicht wenn ein User ausgewählt ist. Drei Sektionen: (1) Lehrzeit-Fortschritt: Balken pro Lehrjahr (grün=absolviert, blau-Gradient=aktuell, grau=zukünftig). (2) Bereichskacheln: Klickbare Karten mit Fortschrittsbalken in Bereichsfarbe. (3) Gesamtfortschritt: DonutChart links, Legende rechts (ein Eintrag pro Bereich + Noch nicht erreicht).</w:t>
+      <w:proofErr w:type="spellStart"/>
+      <w:r>
+        <w:t>pages</w:t>
+      </w:r>
+      <w:proofErr w:type="spellEnd"/>
+      <w:r>
+        <w:t>/</w:t>
+      </w:r>
+      <w:proofErr w:type="spellStart"/>
+      <w:r>
+        <w:t>Overview.jsx</w:t>
+      </w:r>
+      <w:proofErr w:type="spellEnd"/>
+    </w:p>
+    <w:p>
+      <w:proofErr w:type="gramStart"/>
+      <w:r>
+        <w:t>Hauptübersicht</w:t>
+      </w:r>
+      <w:proofErr w:type="gramEnd"/>
+      <w:r>
+        <w:t xml:space="preserve"> wenn ein User ausgewählt ist. Drei Sektionen: (1) Lehrzeit-Fortschritt: Balken pro Lehrjahr (grün=absolviert, blau-Gradient=aktuell, grau=zukünftig). (2) Bereichskacheln: Klickbare Karten mit Fortschrittsbalken in Bereichsfarbe. (3) Gesamtfortschritt: </w:t>
+      </w:r>
+      <w:proofErr w:type="spellStart"/>
+      <w:r>
+        <w:t>DonutChart</w:t>
+      </w:r>
+      <w:proofErr w:type="spellEnd"/>
+      <w:r>
+        <w:t xml:space="preserve"> links, Legende rechts (ein Eintrag pro Bereich + Noch nicht erreicht).</w:t>
       </w:r>
     </w:p>
     <w:p>
       <w:pPr>
         <w:pStyle w:val="berschrift3"/>
       </w:pPr>
-      <w:r>
-        <w:t>pages/AreaView.jsx</w:t>
-      </w:r>
-    </w:p>
-    <w:p>
-      <w:r>
-        <w:t>Detailansicht eines Handlungskompetenzbereichs. Zeigt Bereichsheader mit Fortschrittsbalken, Bloom-Legende K1–K6 (immer sichtbar), dann FHNW-Akkordeons pro Handlungskompetenz. Akkordeon-Header: grau geschlossen, #FFF48D (helles Gelb) geöffnet, + / × als dominantes Icon. Geöffnet: Tabelle mit GoalRows.</w:t>
+      <w:proofErr w:type="spellStart"/>
+      <w:r>
+        <w:t>pages</w:t>
+      </w:r>
+      <w:proofErr w:type="spellEnd"/>
+      <w:r>
+        <w:t>/</w:t>
+      </w:r>
+      <w:proofErr w:type="spellStart"/>
+      <w:r>
+        <w:t>AreaView.jsx</w:t>
+      </w:r>
+      <w:proofErr w:type="spellEnd"/>
+    </w:p>
+    <w:p>
+      <w:r>
+        <w:t xml:space="preserve">Detailansicht eines Handlungskompetenzbereichs. Zeigt Bereichsheader mit Fortschrittsbalken, Bloom-Legende K1–K6 (immer sichtbar), dann FHNW-Akkordeons pro Handlungskompetenz. Akkordeon-Header: grau geschlossen, #FFF48D (helles Gelb) geöffnet, + / × als dominantes Icon. Geöffnet: Tabelle mit </w:t>
+      </w:r>
+      <w:proofErr w:type="spellStart"/>
+      <w:r>
+        <w:t>GoalRows</w:t>
+      </w:r>
+      <w:proofErr w:type="spellEnd"/>
+      <w:r>
+        <w:t>.</w:t>
       </w:r>
     </w:p>
     <w:p>
@@ -2326,42 +5294,359 @@
     </w:p>
     <w:p>
       <w:r>
-        <w:t>• JSX – HTML-ähnliche Syntax direkt in JavaScript/TypeScript</w:t>
-      </w:r>
-    </w:p>
-    <w:p>
-      <w:r>
-        <w:t>• useState – Lokaler Komponentenstate (z.B. offene Akkordeons, Modal-Sichtbarkeit)</w:t>
-      </w:r>
-    </w:p>
-    <w:p>
-      <w:r>
-        <w:t>• useEffect – Seiteneffekte beim Laden (API-Calls in AppContext)</w:t>
-      </w:r>
-    </w:p>
-    <w:p>
-      <w:r>
-        <w:t>• useCallback – Memoized Callbacks (updateGoal, addUser etc.) für Performance</w:t>
-      </w:r>
-    </w:p>
-    <w:p>
-      <w:r>
-        <w:t>• useRef – Timer-Referenz für debounced Kommentar-Speicherung in GoalRow</w:t>
-      </w:r>
-    </w:p>
-    <w:p>
-      <w:r>
-        <w:t>• createContext / useContext – Globaler State ohne Prop-Drilling (useApp()-Hook)</w:t>
-      </w:r>
-    </w:p>
-    <w:p>
-      <w:r>
-        <w:t>• react-router-dom – Client-seitiges Routing: BrowserRouter, Routes, Route, Navigate, useNavigate, useParams, useLocation</w:t>
-      </w:r>
-    </w:p>
-    <w:p>
-      <w:r>
-        <w:t>• Vite – Moderner Build-Tool mit Hot Module Replacement (HMR)</w:t>
+        <w:t>• JSX – HTML-ähnliche Syntax direkt in JavaScript/</w:t>
+      </w:r>
+      <w:proofErr w:type="spellStart"/>
+      <w:r>
+        <w:t>TypeScript</w:t>
+      </w:r>
+      <w:proofErr w:type="spellEnd"/>
+    </w:p>
+    <w:p>
+      <w:r>
+        <w:t xml:space="preserve">• </w:t>
+      </w:r>
+      <w:proofErr w:type="spellStart"/>
+      <w:r>
+        <w:t>useState</w:t>
+      </w:r>
+      <w:proofErr w:type="spellEnd"/>
+      <w:r>
+        <w:t xml:space="preserve"> – Lokaler </w:t>
+      </w:r>
+      <w:proofErr w:type="spellStart"/>
+      <w:r>
+        <w:t>Komponentenstate</w:t>
+      </w:r>
+      <w:proofErr w:type="spellEnd"/>
+      <w:r>
+        <w:t xml:space="preserve"> (z.B. offene Akkordeons, Modal-Sichtbarkeit)</w:t>
+      </w:r>
+    </w:p>
+    <w:p>
+      <w:r>
+        <w:t xml:space="preserve">• </w:t>
+      </w:r>
+      <w:proofErr w:type="spellStart"/>
+      <w:r>
+        <w:t>useEffect</w:t>
+      </w:r>
+      <w:proofErr w:type="spellEnd"/>
+      <w:r>
+        <w:t xml:space="preserve"> – Seiteneffekte beim Laden (API-Calls in </w:t>
+      </w:r>
+      <w:proofErr w:type="spellStart"/>
+      <w:r>
+        <w:t>AppContext</w:t>
+      </w:r>
+      <w:proofErr w:type="spellEnd"/>
+      <w:r>
+        <w:t>)</w:t>
+      </w:r>
+    </w:p>
+    <w:p>
+      <w:pPr>
+        <w:rPr>
+          <w:lang w:val="en-US"/>
+        </w:rPr>
+      </w:pPr>
+      <w:r>
+        <w:rPr>
+          <w:lang w:val="en-US"/>
+        </w:rPr>
+        <w:lastRenderedPageBreak/>
+        <w:t xml:space="preserve">• </w:t>
+      </w:r>
+      <w:proofErr w:type="spellStart"/>
+      <w:r>
+        <w:rPr>
+          <w:lang w:val="en-US"/>
+        </w:rPr>
+        <w:t>useCallback</w:t>
+      </w:r>
+      <w:proofErr w:type="spellEnd"/>
+      <w:r>
+        <w:rPr>
+          <w:lang w:val="en-US"/>
+        </w:rPr>
+        <w:t xml:space="preserve"> – </w:t>
+      </w:r>
+      <w:proofErr w:type="spellStart"/>
+      <w:r>
+        <w:rPr>
+          <w:lang w:val="en-US"/>
+        </w:rPr>
+        <w:t>Memoized</w:t>
+      </w:r>
+      <w:proofErr w:type="spellEnd"/>
+      <w:r>
+        <w:rPr>
+          <w:lang w:val="en-US"/>
+        </w:rPr>
+        <w:t xml:space="preserve"> Callbacks (</w:t>
+      </w:r>
+      <w:proofErr w:type="spellStart"/>
+      <w:r>
+        <w:rPr>
+          <w:lang w:val="en-US"/>
+        </w:rPr>
+        <w:t>updateGoal</w:t>
+      </w:r>
+      <w:proofErr w:type="spellEnd"/>
+      <w:r>
+        <w:rPr>
+          <w:lang w:val="en-US"/>
+        </w:rPr>
+        <w:t xml:space="preserve">, </w:t>
+      </w:r>
+      <w:proofErr w:type="spellStart"/>
+      <w:r>
+        <w:rPr>
+          <w:lang w:val="en-US"/>
+        </w:rPr>
+        <w:t>addUser</w:t>
+      </w:r>
+      <w:proofErr w:type="spellEnd"/>
+      <w:r>
+        <w:rPr>
+          <w:lang w:val="en-US"/>
+        </w:rPr>
+        <w:t xml:space="preserve"> etc.) für Performance</w:t>
+      </w:r>
+    </w:p>
+    <w:p>
+      <w:r>
+        <w:t xml:space="preserve">• </w:t>
+      </w:r>
+      <w:proofErr w:type="spellStart"/>
+      <w:r>
+        <w:t>useRef</w:t>
+      </w:r>
+      <w:proofErr w:type="spellEnd"/>
+      <w:r>
+        <w:t xml:space="preserve"> – </w:t>
+      </w:r>
+      <w:proofErr w:type="spellStart"/>
+      <w:r>
+        <w:t>Timer</w:t>
+      </w:r>
+      <w:proofErr w:type="spellEnd"/>
+      <w:r>
+        <w:t xml:space="preserve">-Referenz für </w:t>
+      </w:r>
+      <w:proofErr w:type="spellStart"/>
+      <w:r>
+        <w:t>debounced</w:t>
+      </w:r>
+      <w:proofErr w:type="spellEnd"/>
+      <w:r>
+        <w:t xml:space="preserve"> Kommentar-Speicherung in </w:t>
+      </w:r>
+      <w:proofErr w:type="spellStart"/>
+      <w:r>
+        <w:t>GoalRow</w:t>
+      </w:r>
+      <w:proofErr w:type="spellEnd"/>
+    </w:p>
+    <w:p>
+      <w:pPr>
+        <w:rPr>
+          <w:lang w:val="en-US"/>
+        </w:rPr>
+      </w:pPr>
+      <w:r>
+        <w:rPr>
+          <w:lang w:val="en-US"/>
+        </w:rPr>
+        <w:t xml:space="preserve">• </w:t>
+      </w:r>
+      <w:proofErr w:type="spellStart"/>
+      <w:r>
+        <w:rPr>
+          <w:lang w:val="en-US"/>
+        </w:rPr>
+        <w:t>createContext</w:t>
+      </w:r>
+      <w:proofErr w:type="spellEnd"/>
+      <w:r>
+        <w:rPr>
+          <w:lang w:val="en-US"/>
+        </w:rPr>
+        <w:t xml:space="preserve"> / </w:t>
+      </w:r>
+      <w:proofErr w:type="spellStart"/>
+      <w:r>
+        <w:rPr>
+          <w:lang w:val="en-US"/>
+        </w:rPr>
+        <w:t>useContext</w:t>
+      </w:r>
+      <w:proofErr w:type="spellEnd"/>
+      <w:r>
+        <w:rPr>
+          <w:lang w:val="en-US"/>
+        </w:rPr>
+        <w:t xml:space="preserve"> – </w:t>
+      </w:r>
+      <w:proofErr w:type="spellStart"/>
+      <w:r>
+        <w:rPr>
+          <w:lang w:val="en-US"/>
+        </w:rPr>
+        <w:t>Globaler</w:t>
+      </w:r>
+      <w:proofErr w:type="spellEnd"/>
+      <w:r>
+        <w:rPr>
+          <w:lang w:val="en-US"/>
+        </w:rPr>
+        <w:t xml:space="preserve"> State </w:t>
+      </w:r>
+      <w:proofErr w:type="spellStart"/>
+      <w:r>
+        <w:rPr>
+          <w:lang w:val="en-US"/>
+        </w:rPr>
+        <w:t>ohne</w:t>
+      </w:r>
+      <w:proofErr w:type="spellEnd"/>
+      <w:r>
+        <w:rPr>
+          <w:lang w:val="en-US"/>
+        </w:rPr>
+        <w:t xml:space="preserve"> Prop-Drilling (</w:t>
+      </w:r>
+      <w:proofErr w:type="spellStart"/>
+      <w:r>
+        <w:rPr>
+          <w:lang w:val="en-US"/>
+        </w:rPr>
+        <w:t>useApp</w:t>
+      </w:r>
+      <w:proofErr w:type="spellEnd"/>
+      <w:r>
+        <w:rPr>
+          <w:lang w:val="en-US"/>
+        </w:rPr>
+        <w:t>()-Hook)</w:t>
+      </w:r>
+    </w:p>
+    <w:p>
+      <w:pPr>
+        <w:rPr>
+          <w:lang w:val="en-US"/>
+        </w:rPr>
+      </w:pPr>
+      <w:r>
+        <w:rPr>
+          <w:lang w:val="en-US"/>
+        </w:rPr>
+        <w:t>• react-router-</w:t>
+      </w:r>
+      <w:proofErr w:type="spellStart"/>
+      <w:r>
+        <w:rPr>
+          <w:lang w:val="en-US"/>
+        </w:rPr>
+        <w:t>dom</w:t>
+      </w:r>
+      <w:proofErr w:type="spellEnd"/>
+      <w:r>
+        <w:rPr>
+          <w:lang w:val="en-US"/>
+        </w:rPr>
+        <w:t xml:space="preserve"> – Client-</w:t>
+      </w:r>
+      <w:proofErr w:type="spellStart"/>
+      <w:r>
+        <w:rPr>
+          <w:lang w:val="en-US"/>
+        </w:rPr>
+        <w:t>seitiges</w:t>
+      </w:r>
+      <w:proofErr w:type="spellEnd"/>
+      <w:r>
+        <w:rPr>
+          <w:lang w:val="en-US"/>
+        </w:rPr>
+        <w:t xml:space="preserve"> Routing: </w:t>
+      </w:r>
+      <w:proofErr w:type="spellStart"/>
+      <w:r>
+        <w:rPr>
+          <w:lang w:val="en-US"/>
+        </w:rPr>
+        <w:t>BrowserRouter</w:t>
+      </w:r>
+      <w:proofErr w:type="spellEnd"/>
+      <w:r>
+        <w:rPr>
+          <w:lang w:val="en-US"/>
+        </w:rPr>
+        <w:t xml:space="preserve">, Routes, Route, Navigate, </w:t>
+      </w:r>
+      <w:proofErr w:type="spellStart"/>
+      <w:r>
+        <w:rPr>
+          <w:lang w:val="en-US"/>
+        </w:rPr>
+        <w:t>useNavigate</w:t>
+      </w:r>
+      <w:proofErr w:type="spellEnd"/>
+      <w:r>
+        <w:rPr>
+          <w:lang w:val="en-US"/>
+        </w:rPr>
+        <w:t xml:space="preserve">, </w:t>
+      </w:r>
+      <w:proofErr w:type="spellStart"/>
+      <w:r>
+        <w:rPr>
+          <w:lang w:val="en-US"/>
+        </w:rPr>
+        <w:t>useParams</w:t>
+      </w:r>
+      <w:proofErr w:type="spellEnd"/>
+      <w:r>
+        <w:rPr>
+          <w:lang w:val="en-US"/>
+        </w:rPr>
+        <w:t xml:space="preserve">, </w:t>
+      </w:r>
+      <w:proofErr w:type="spellStart"/>
+      <w:r>
+        <w:rPr>
+          <w:lang w:val="en-US"/>
+        </w:rPr>
+        <w:t>useLocation</w:t>
+      </w:r>
+      <w:proofErr w:type="spellEnd"/>
+    </w:p>
+    <w:p>
+      <w:pPr>
+        <w:rPr>
+          <w:lang w:val="en-US"/>
+        </w:rPr>
+      </w:pPr>
+      <w:r>
+        <w:rPr>
+          <w:lang w:val="en-US"/>
+        </w:rPr>
+        <w:t xml:space="preserve">• Vite – Moderner Build-Tool </w:t>
+      </w:r>
+      <w:proofErr w:type="spellStart"/>
+      <w:r>
+        <w:rPr>
+          <w:lang w:val="en-US"/>
+        </w:rPr>
+        <w:t>mit</w:t>
+      </w:r>
+      <w:proofErr w:type="spellEnd"/>
+      <w:r>
+        <w:rPr>
+          <w:lang w:val="en-US"/>
+        </w:rPr>
+        <w:t xml:space="preserve"> Hot Module Replacement (HMR)</w:t>
       </w:r>
     </w:p>
     <w:p>
@@ -2374,7 +5659,7 @@
     </w:p>
     <w:p>
       <w:r>
-        <w:t>Backend (FastAPI, unverändert):</w:t>
+        <w:t>Backend starten</w:t>
       </w:r>
     </w:p>
     <w:p>
@@ -2390,7 +5675,23 @@
           <w:rFonts w:ascii="Courier New" w:hAnsi="Courier New" w:cs="Courier New"/>
           <w:sz w:val="18"/>
         </w:rPr>
-        <w:t>cd backend</w:t>
+        <w:t>cd "c:\Projekte\IT-Lehre Handlungskompetenzen\backend-</w:t>
+      </w:r>
+      <w:proofErr w:type="spellStart"/>
+      <w:r>
+        <w:rPr>
+          <w:rFonts w:ascii="Courier New" w:hAnsi="Courier New" w:cs="Courier New"/>
+          <w:sz w:val="18"/>
+        </w:rPr>
+        <w:t>dotnet</w:t>
+      </w:r>
+      <w:proofErr w:type="spellEnd"/>
+      <w:r>
+        <w:rPr>
+          <w:rFonts w:ascii="Courier New" w:hAnsi="Courier New" w:cs="Courier New"/>
+          <w:sz w:val="18"/>
+        </w:rPr>
+        <w:t>\HK.API"</w:t>
       </w:r>
     </w:p>
     <w:p>
@@ -2401,18 +5702,31 @@
           <w:sz w:val="18"/>
         </w:rPr>
       </w:pPr>
+      <w:proofErr w:type="spellStart"/>
       <w:r>
         <w:rPr>
           <w:rFonts w:ascii="Courier New" w:hAnsi="Courier New" w:cs="Courier New"/>
           <w:sz w:val="18"/>
         </w:rPr>
-        <w:t>uvicorn main:app --reload</w:t>
-      </w:r>
-    </w:p>
-    <w:p>
-      <w:r>
-        <w:t>React-Frontend (Vite Dev-Server):</w:t>
-      </w:r>
+        <w:t>dotnet</w:t>
+      </w:r>
+      <w:proofErr w:type="spellEnd"/>
+      <w:r>
+        <w:rPr>
+          <w:rFonts w:ascii="Courier New" w:hAnsi="Courier New" w:cs="Courier New"/>
+          <w:sz w:val="18"/>
+        </w:rPr>
+        <w:t xml:space="preserve"> </w:t>
+      </w:r>
+      <w:proofErr w:type="spellStart"/>
+      <w:r>
+        <w:rPr>
+          <w:rFonts w:ascii="Courier New" w:hAnsi="Courier New" w:cs="Courier New"/>
+          <w:sz w:val="18"/>
+        </w:rPr>
+        <w:t>run</w:t>
+      </w:r>
+      <w:proofErr w:type="spellEnd"/>
     </w:p>
     <w:p>
       <w:pPr>
@@ -2422,12 +5736,28 @@
           <w:sz w:val="18"/>
         </w:rPr>
       </w:pPr>
-      <w:r>
+    </w:p>
+    <w:p>
+      <w:pPr>
         <w:rPr>
           <w:rFonts w:ascii="Courier New" w:hAnsi="Courier New" w:cs="Courier New"/>
           <w:sz w:val="18"/>
         </w:rPr>
-        <w:t>cd frontend</w:t>
+      </w:pPr>
+    </w:p>
+    <w:p>
+      <w:pPr>
+        <w:rPr>
+          <w:rFonts w:ascii="Courier New" w:hAnsi="Courier New" w:cs="Courier New"/>
+          <w:sz w:val="18"/>
+        </w:rPr>
+      </w:pPr>
+      <w:r>
+        <w:rPr>
+          <w:rFonts w:ascii="Courier New" w:hAnsi="Courier New" w:cs="Courier New"/>
+          <w:sz w:val="18"/>
+        </w:rPr>
+        <w:t>Frontend starten</w:t>
       </w:r>
     </w:p>
     <w:p>
@@ -2443,7 +5773,7 @@
           <w:rFonts w:ascii="Courier New" w:hAnsi="Courier New" w:cs="Courier New"/>
           <w:sz w:val="18"/>
         </w:rPr>
-        <w:t>npm run dev</w:t>
+        <w:t>cd "c:\Projekte\IT-Lehre Handlungskompetenzen\frontend"</w:t>
       </w:r>
     </w:p>
     <w:p>
@@ -2454,34 +5784,147 @@
           <w:sz w:val="18"/>
         </w:rPr>
       </w:pPr>
-    </w:p>
-    <w:p>
-      <w:pPr>
-        <w:shd w:val="clear" w:color="auto" w:fill="E6E6E6"/>
+      <w:proofErr w:type="spellStart"/>
+      <w:r>
         <w:rPr>
           <w:rFonts w:ascii="Courier New" w:hAnsi="Courier New" w:cs="Courier New"/>
           <w:sz w:val="18"/>
         </w:rPr>
-      </w:pPr>
+        <w:t>npm</w:t>
+      </w:r>
+      <w:proofErr w:type="spellEnd"/>
       <w:r>
         <w:rPr>
           <w:rFonts w:ascii="Courier New" w:hAnsi="Courier New" w:cs="Courier New"/>
           <w:sz w:val="18"/>
         </w:rPr>
-        <w:t>Aufruf im Browser: http://localhost:5173</w:t>
-      </w:r>
-    </w:p>
-    <w:p>
-      <w:pPr>
-        <w:shd w:val="clear" w:color="auto" w:fill="E6E6E6"/>
+        <w:t xml:space="preserve"> </w:t>
+      </w:r>
+      <w:proofErr w:type="spellStart"/>
+      <w:r>
         <w:rPr>
           <w:rFonts w:ascii="Courier New" w:hAnsi="Courier New" w:cs="Courier New"/>
           <w:sz w:val="18"/>
         </w:rPr>
-      </w:pPr>
+        <w:t>run</w:t>
+      </w:r>
+      <w:proofErr w:type="spellEnd"/>
+      <w:r>
+        <w:rPr>
+          <w:rFonts w:ascii="Courier New" w:hAnsi="Courier New" w:cs="Courier New"/>
+          <w:sz w:val="18"/>
+        </w:rPr>
+        <w:t xml:space="preserve"> </w:t>
+      </w:r>
+      <w:proofErr w:type="spellStart"/>
+      <w:r>
+        <w:rPr>
+          <w:rFonts w:ascii="Courier New" w:hAnsi="Courier New" w:cs="Courier New"/>
+          <w:sz w:val="18"/>
+        </w:rPr>
+        <w:t>dev</w:t>
+      </w:r>
+      <w:proofErr w:type="spellEnd"/>
+    </w:p>
+    <w:p>
+      <w:pPr>
+        <w:rPr>
+          <w:rFonts w:ascii="Courier New" w:hAnsi="Courier New" w:cs="Courier New"/>
+          <w:sz w:val="18"/>
+        </w:rPr>
+      </w:pPr>
+    </w:p>
+    <w:p>
+      <w:pPr>
+        <w:rPr>
+          <w:rFonts w:ascii="Courier New" w:hAnsi="Courier New" w:cs="Courier New"/>
+          <w:sz w:val="18"/>
+          <w:lang w:val="fr-CH"/>
+        </w:rPr>
+      </w:pPr>
+      <w:proofErr w:type="gramStart"/>
+      <w:r>
+        <w:rPr>
+          <w:rFonts w:ascii="Courier New" w:hAnsi="Courier New" w:cs="Courier New"/>
+          <w:sz w:val="18"/>
+          <w:lang w:val="fr-CH"/>
+        </w:rPr>
+        <w:t>Frontend:</w:t>
+      </w:r>
+      <w:proofErr w:type="gramEnd"/>
+      <w:r>
+        <w:rPr>
+          <w:rFonts w:ascii="Courier New" w:hAnsi="Courier New" w:cs="Courier New"/>
+          <w:sz w:val="18"/>
+          <w:lang w:val="fr-CH"/>
+        </w:rPr>
+        <w:t xml:space="preserve"> </w:t>
+      </w:r>
+      <w:r>
+        <w:rPr>
+          <w:rFonts w:ascii="Courier New" w:hAnsi="Courier New" w:cs="Courier New"/>
+          <w:sz w:val="18"/>
+          <w:lang w:val="fr-CH"/>
+        </w:rPr>
+        <w:tab/>
+      </w:r>
+      <w:hyperlink r:id="rId14" w:history="1">
+        <w:r>
+          <w:rPr>
+            <w:rStyle w:val="Hyperlink"/>
+            <w:rFonts w:ascii="Courier New" w:hAnsi="Courier New" w:cs="Courier New"/>
+            <w:sz w:val="18"/>
+            <w:lang w:val="fr-CH"/>
+          </w:rPr>
+          <w:t>http://localhost:5173</w:t>
+        </w:r>
+      </w:hyperlink>
+      <w:r>
+        <w:rPr>
+          <w:rFonts w:ascii="Courier New" w:hAnsi="Courier New" w:cs="Courier New"/>
+          <w:sz w:val="18"/>
+          <w:lang w:val="fr-CH"/>
+        </w:rPr>
+        <w:t xml:space="preserve">  </w:t>
+      </w:r>
+    </w:p>
+    <w:p>
+      <w:pPr>
+        <w:rPr>
+          <w:rFonts w:ascii="Courier New" w:hAnsi="Courier New" w:cs="Courier New"/>
+          <w:sz w:val="18"/>
+          <w:lang w:val="fr-CH"/>
+        </w:rPr>
+      </w:pPr>
+      <w:proofErr w:type="gramStart"/>
+      <w:r>
+        <w:rPr>
+          <w:rFonts w:ascii="Courier New" w:hAnsi="Courier New" w:cs="Courier New"/>
+          <w:sz w:val="18"/>
+          <w:lang w:val="fr-CH"/>
+        </w:rPr>
+        <w:t>Backend:</w:t>
+      </w:r>
+      <w:proofErr w:type="gramEnd"/>
+      <w:r>
+        <w:rPr>
+          <w:rFonts w:ascii="Courier New" w:hAnsi="Courier New" w:cs="Courier New"/>
+          <w:sz w:val="18"/>
+          <w:lang w:val="fr-CH"/>
+        </w:rPr>
+        <w:tab/>
+      </w:r>
+      <w:r>
+        <w:rPr>
+          <w:rFonts w:ascii="Courier New" w:hAnsi="Courier New" w:cs="Courier New"/>
+          <w:sz w:val="18"/>
+          <w:lang w:val="fr-CH"/>
+        </w:rPr>
+        <w:t>https://localhost:7xxx</w:t>
+      </w:r>
     </w:p>
     <w:sectPr>
-      <w:headerReference w:type="first" r:id="rId14"/>
+      <w:headerReference w:type="first" r:id="rId15"/>
       <w:pgSz w:w="11906" w:h="16838" w:code="9"/>
       <w:pgMar w:top="1417" w:right="1417" w:bottom="1417" w:left="1417" w:header="709" w:footer="454" w:gutter="0"/>
       <w:cols w:space="708"/>
@@ -5246,7 +8689,6 @@
   <w:style w:type="character" w:default="1" w:styleId="Absatz-Standardschriftart">
     <w:name w:val="Default Paragraph Font"/>
     <w:uiPriority w:val="1"/>
-    <w:semiHidden/>
     <w:unhideWhenUsed/>
   </w:style>
   <w:style w:type="table" w:default="1" w:styleId="NormaleTabelle">
@@ -6031,6 +9473,18 @@
       <w:spacing w:val="5"/>
     </w:rPr>
   </w:style>
+  <w:style w:type="character" w:styleId="NichtaufgelsteErwhnung">
+    <w:name w:val="Unresolved Mention"/>
+    <w:basedOn w:val="Absatz-Standardschriftart"/>
+    <w:uiPriority w:val="99"/>
+    <w:semiHidden/>
+    <w:unhideWhenUsed/>
+    <w:rsid w:val="00CE5913"/>
+    <w:rPr>
+      <w:color w:val="605E5C"/>
+      <w:shd w:val="clear" w:color="auto" w:fill="E1DFDD"/>
+    </w:rPr>
+  </w:style>
 </w:styles>
 </file>
 
@@ -6353,6 +9807,10 @@
 </file>
 
 <file path=customXml/item2.xml><?xml version="1.0" encoding="utf-8"?>
+<b:Sources xmlns:b="http://schemas.openxmlformats.org/officeDocument/2006/bibliography" xmlns="http://schemas.openxmlformats.org/officeDocument/2006/bibliography" SelectedStyle="\APA.XSL" StyleName="APA"/>
+</file>
+
+<file path=customXml/item3.xml><?xml version="1.0" encoding="utf-8"?>
 <ct:contentTypeSchema xmlns:ct="http://schemas.microsoft.com/office/2006/metadata/contentType" xmlns:ma="http://schemas.microsoft.com/office/2006/metadata/properties/metaAttributes" ct:_="" ma:_="" ma:contentTypeName="Dokument" ma:contentTypeID="0x0101007903E6EB9CF02E4A9D445768F33CE8A0" ma:contentTypeVersion="10" ma:contentTypeDescription="Ein neues Dokument erstellen." ma:contentTypeScope="" ma:versionID="6ae922be011154ab15be9f8e392bd017">
   <xsd:schema xmlns:xsd="http://www.w3.org/2001/XMLSchema" xmlns:xs="http://www.w3.org/2001/XMLSchema" xmlns:p="http://schemas.microsoft.com/office/2006/metadata/properties" xmlns:ns2="9c9658b7-70b6-4a85-98d8-6fbbaa45c305" xmlns:ns3="469fef08-e3b5-4743-af2d-0bc6e31c71c1" targetNamespace="http://schemas.microsoft.com/office/2006/metadata/properties" ma:root="true" ma:fieldsID="d06d8b5c4036d08665a49476e2e0a1f7" ns2:_="" ns3:_="">
     <xsd:import namespace="9c9658b7-70b6-4a85-98d8-6fbbaa45c305"/>
@@ -6557,7 +10015,7 @@
 </ct:contentTypeSchema>
 </file>
 
-<file path=customXml/item3.xml><?xml version="1.0" encoding="utf-8"?>
+<file path=customXml/item4.xml><?xml version="1.0" encoding="utf-8"?>
 <?mso-contentType ?>
 <FormTemplates xmlns="http://schemas.microsoft.com/sharepoint/v3/contenttype/forms">
   <Display>DocumentLibraryForm</Display>
@@ -6566,14 +10024,10 @@
 </FormTemplates>
 </file>
 
-<file path=customXml/item4.xml><?xml version="1.0" encoding="utf-8"?>
+<file path=customXml/item5.xml><?xml version="1.0" encoding="utf-8"?>
 <p:properties xmlns:p="http://schemas.microsoft.com/office/2006/metadata/properties" xmlns:xsi="http://www.w3.org/2001/XMLSchema-instance" xmlns:pc="http://schemas.microsoft.com/office/infopath/2007/PartnerControls">
   <documentManagement/>
 </p:properties>
-</file>
-
-<file path=customXml/item5.xml><?xml version="1.0" encoding="utf-8"?>
-<b:Sources xmlns:b="http://schemas.openxmlformats.org/officeDocument/2006/bibliography" xmlns="http://schemas.openxmlformats.org/officeDocument/2006/bibliography" SelectedStyle="\APA.XSL" StyleName="APA"/>
 </file>
 
 <file path=customXml/itemProps1.xml><?xml version="1.0" encoding="utf-8"?>
@@ -6585,6 +10039,14 @@
 </file>
 
 <file path=customXml/itemProps2.xml><?xml version="1.0" encoding="utf-8"?>
+<ds:datastoreItem xmlns:ds="http://schemas.openxmlformats.org/officeDocument/2006/customXml" ds:itemID="{59CD317E-5156-4C3B-90E9-8DED7CA2EC5E}">
+  <ds:schemaRefs>
+    <ds:schemaRef ds:uri="http://schemas.openxmlformats.org/officeDocument/2006/bibliography"/>
+  </ds:schemaRefs>
+</ds:datastoreItem>
+</file>
+
+<file path=customXml/itemProps3.xml><?xml version="1.0" encoding="utf-8"?>
 <ds:datastoreItem xmlns:ds="http://schemas.openxmlformats.org/officeDocument/2006/customXml" ds:itemID="{6FA82E95-11C5-463A-AADD-8A833425D8D2}">
   <ds:schemaRefs>
     <ds:schemaRef ds:uri="http://schemas.microsoft.com/office/2006/metadata/contentType"/>
@@ -6603,7 +10065,7 @@
 </ds:datastoreItem>
 </file>
 
-<file path=customXml/itemProps3.xml><?xml version="1.0" encoding="utf-8"?>
+<file path=customXml/itemProps4.xml><?xml version="1.0" encoding="utf-8"?>
 <ds:datastoreItem xmlns:ds="http://schemas.openxmlformats.org/officeDocument/2006/customXml" ds:itemID="{D2CF7831-0288-43C5-9AFD-4D67A1E58A9C}">
   <ds:schemaRefs>
     <ds:schemaRef ds:uri="http://schemas.microsoft.com/sharepoint/v3/contenttype/forms"/>
@@ -6611,19 +10073,11 @@
 </ds:datastoreItem>
 </file>
 
-<file path=customXml/itemProps4.xml><?xml version="1.0" encoding="utf-8"?>
+<file path=customXml/itemProps5.xml><?xml version="1.0" encoding="utf-8"?>
 <ds:datastoreItem xmlns:ds="http://schemas.openxmlformats.org/officeDocument/2006/customXml" ds:itemID="{49D8654D-D35F-45A1-916C-E770D409409A}">
   <ds:schemaRefs>
     <ds:schemaRef ds:uri="http://schemas.microsoft.com/office/2006/metadata/properties"/>
     <ds:schemaRef ds:uri="http://schemas.microsoft.com/office/infopath/2007/PartnerControls"/>
   </ds:schemaRefs>
 </ds:datastoreItem>
-</file>
-
-<file path=customXml/itemProps5.xml><?xml version="1.0" encoding="utf-8"?>
-<ds:datastoreItem xmlns:ds="http://schemas.openxmlformats.org/officeDocument/2006/customXml" ds:itemID="{59CD317E-5156-4C3B-90E9-8DED7CA2EC5E}">
-  <ds:schemaRefs>
-    <ds:schemaRef ds:uri="http://schemas.openxmlformats.org/officeDocument/2006/bibliography"/>
-  </ds:schemaRefs>
-</ds:datastoreItem>
 </file>